--- a/oscola_checklist.docx
+++ b/oscola_checklist.docx
@@ -40,13 +40,7 @@
         <w:rPr>
           <w:rFonts w:ascii="Aptos Display" w:hAnsi="Aptos Display"/>
         </w:rPr>
-        <w:t>☐</w:t>
-      </w:r>
-      <w:r>
-        <w:rPr>
-          <w:rFonts w:ascii="Aptos Display" w:hAnsi="Aptos Display"/>
-        </w:rPr>
-        <w:t xml:space="preserve"> Improve overall usability, layout, and readability across the app</w:t>
+        <w:t>☐ Improve overall usability, layout, and readability across the app</w:t>
       </w:r>
     </w:p>
     <w:p>
@@ -59,13 +53,7 @@
         <w:rPr>
           <w:rFonts w:ascii="Aptos Display" w:hAnsi="Aptos Display"/>
         </w:rPr>
-        <w:t>☐</w:t>
-      </w:r>
-      <w:r>
-        <w:rPr>
-          <w:rFonts w:ascii="Aptos Display" w:hAnsi="Aptos Display"/>
-        </w:rPr>
-        <w:t xml:space="preserve"> Enhance student engagement (gamification, visuals, interactive elements)</w:t>
+        <w:t>☐ Enhance student engagement (gamification, visuals, interactive elements)</w:t>
       </w:r>
     </w:p>
     <w:p>
@@ -78,13 +66,7 @@
         <w:rPr>
           <w:rFonts w:ascii="Aptos Display" w:hAnsi="Aptos Display"/>
         </w:rPr>
-        <w:t>☐</w:t>
-      </w:r>
-      <w:r>
-        <w:rPr>
-          <w:rFonts w:ascii="Aptos Display" w:hAnsi="Aptos Display"/>
-        </w:rPr>
-        <w:t xml:space="preserve"> Apply creative improvements where appropriate</w:t>
+        <w:t>☐ Apply creative improvements where appropriate</w:t>
       </w:r>
     </w:p>
     <w:p>
@@ -97,13 +79,7 @@
         <w:rPr>
           <w:rFonts w:ascii="Aptos Display" w:hAnsi="Aptos Display"/>
         </w:rPr>
-        <w:t>☐</w:t>
-      </w:r>
-      <w:r>
-        <w:rPr>
-          <w:rFonts w:ascii="Aptos Display" w:hAnsi="Aptos Display"/>
-        </w:rPr>
-        <w:t xml:space="preserve"> Use appendix images where referenced</w:t>
+        <w:t>☐ Use appendix images where referenced</w:t>
       </w:r>
     </w:p>
     <w:p>
@@ -130,13 +106,7 @@
         <w:rPr>
           <w:rFonts w:ascii="Aptos Display" w:hAnsi="Aptos Display"/>
         </w:rPr>
-        <w:t>☐</w:t>
-      </w:r>
-      <w:r>
-        <w:rPr>
-          <w:rFonts w:ascii="Aptos Display" w:hAnsi="Aptos Display"/>
-        </w:rPr>
-        <w:t xml:space="preserve"> Fix unbalanced text sizing</w:t>
+        <w:t>☐ Fix unbalanced text sizing</w:t>
       </w:r>
     </w:p>
     <w:p>
@@ -149,13 +119,7 @@
         <w:rPr>
           <w:rFonts w:ascii="Aptos Display" w:hAnsi="Aptos Display"/>
         </w:rPr>
-        <w:t>☐</w:t>
-      </w:r>
-      <w:r>
-        <w:rPr>
-          <w:rFonts w:ascii="Aptos Display" w:hAnsi="Aptos Display"/>
-        </w:rPr>
-        <w:t xml:space="preserve"> Increase size of 'Five chapters…' for better visibility</w:t>
+        <w:t>☐ Increase size of 'Five chapters…' for better visibility</w:t>
       </w:r>
     </w:p>
     <w:p>
@@ -182,13 +146,7 @@
         <w:rPr>
           <w:rFonts w:ascii="Aptos Display" w:hAnsi="Aptos Display"/>
         </w:rPr>
-        <w:t>☐</w:t>
-      </w:r>
-      <w:r>
-        <w:rPr>
-          <w:rFonts w:ascii="Aptos Display" w:hAnsi="Aptos Display"/>
-        </w:rPr>
-        <w:t xml:space="preserve"> Increase text size for readability</w:t>
+        <w:t>☐ Increase text size for readability</w:t>
       </w:r>
     </w:p>
     <w:p>
@@ -215,13 +173,7 @@
         <w:rPr>
           <w:rFonts w:ascii="Aptos Display" w:hAnsi="Aptos Display"/>
         </w:rPr>
-        <w:t>☐</w:t>
-      </w:r>
-      <w:r>
-        <w:rPr>
-          <w:rFonts w:ascii="Aptos Display" w:hAnsi="Aptos Display"/>
-        </w:rPr>
-        <w:t xml:space="preserve"> Remove incorrect overlay text on image</w:t>
+        <w:t>☐ Remove incorrect overlay text on image</w:t>
       </w:r>
     </w:p>
     <w:p>
@@ -234,13 +186,7 @@
         <w:rPr>
           <w:rFonts w:ascii="Aptos Display" w:hAnsi="Aptos Display"/>
         </w:rPr>
-        <w:t>☐</w:t>
-      </w:r>
-      <w:r>
-        <w:rPr>
-          <w:rFonts w:ascii="Aptos Display" w:hAnsi="Aptos Display"/>
-        </w:rPr>
-        <w:t xml:space="preserve"> Replace 'Ms Okafor QC' with 'Ms Okafor KC' (throughout app)</w:t>
+        <w:t>☐ Replace 'Ms Okafor QC' with 'Ms Okafor KC' (throughout app)</w:t>
       </w:r>
     </w:p>
     <w:p>
@@ -253,13 +199,7 @@
         <w:rPr>
           <w:rFonts w:ascii="Aptos Display" w:hAnsi="Aptos Display"/>
         </w:rPr>
-        <w:t>☐</w:t>
-      </w:r>
-      <w:r>
-        <w:rPr>
-          <w:rFonts w:ascii="Aptos Display" w:hAnsi="Aptos Display"/>
-        </w:rPr>
-        <w:t xml:space="preserve"> Add headshot of Mr Devereux</w:t>
+        <w:t>☐ Add headshot of Mr Devereux</w:t>
       </w:r>
     </w:p>
     <w:p>
@@ -286,13 +226,7 @@
         <w:rPr>
           <w:rFonts w:ascii="Aptos Display" w:hAnsi="Aptos Display"/>
         </w:rPr>
-        <w:t>☐</w:t>
-      </w:r>
-      <w:r>
-        <w:rPr>
-          <w:rFonts w:ascii="Aptos Display" w:hAnsi="Aptos Display"/>
-        </w:rPr>
-        <w:t xml:space="preserve"> Reframe Ms Okafor image</w:t>
+        <w:t>☐ Reframe Ms Okafor image</w:t>
       </w:r>
     </w:p>
     <w:p>
@@ -305,13 +239,7 @@
         <w:rPr>
           <w:rFonts w:ascii="Aptos Display" w:hAnsi="Aptos Display"/>
         </w:rPr>
-        <w:t>☐</w:t>
-      </w:r>
-      <w:r>
-        <w:rPr>
-          <w:rFonts w:ascii="Aptos Display" w:hAnsi="Aptos Display"/>
-        </w:rPr>
-        <w:t xml:space="preserve"> Consider square crop with wrapped text</w:t>
+        <w:t>☐ Consider square crop with wrapped text</w:t>
       </w:r>
     </w:p>
     <w:p>
@@ -324,13 +252,7 @@
         <w:rPr>
           <w:rFonts w:ascii="Aptos Display" w:hAnsi="Aptos Display"/>
         </w:rPr>
-        <w:t>☐</w:t>
-      </w:r>
-      <w:r>
-        <w:rPr>
-          <w:rFonts w:ascii="Aptos Display" w:hAnsi="Aptos Display"/>
-        </w:rPr>
-        <w:t xml:space="preserve"> Make the three rules more visually prominent</w:t>
+        <w:t>☐ Make the three rules more visually prominent</w:t>
       </w:r>
     </w:p>
     <w:p>
@@ -357,13 +279,7 @@
         <w:rPr>
           <w:rFonts w:ascii="Aptos Display" w:hAnsi="Aptos Display"/>
         </w:rPr>
-        <w:t>☐</w:t>
-      </w:r>
-      <w:r>
-        <w:rPr>
-          <w:rFonts w:ascii="Aptos Display" w:hAnsi="Aptos Display"/>
-        </w:rPr>
-        <w:t xml:space="preserve"> Add an image</w:t>
+        <w:t>☐ Add an image</w:t>
       </w:r>
     </w:p>
     <w:p>
@@ -377,13 +293,7 @@
           <w:rFonts w:ascii="Aptos Display" w:hAnsi="Aptos Display"/>
         </w:rPr>
         <w:lastRenderedPageBreak/>
-        <w:t>☐</w:t>
-      </w:r>
-      <w:r>
-        <w:rPr>
-          <w:rFonts w:ascii="Aptos Display" w:hAnsi="Aptos Display"/>
-        </w:rPr>
-        <w:t xml:space="preserve"> Improve engagement (make it more interactive/engaging)</w:t>
+        <w:t>☐ Improve engagement (make it more interactive/engaging)</w:t>
       </w:r>
     </w:p>
     <w:p>
@@ -396,13 +306,7 @@
         <w:rPr>
           <w:rFonts w:ascii="Aptos Display" w:hAnsi="Aptos Display"/>
         </w:rPr>
-        <w:t>☐</w:t>
-      </w:r>
-      <w:r>
-        <w:rPr>
-          <w:rFonts w:ascii="Aptos Display" w:hAnsi="Aptos Display"/>
-        </w:rPr>
-        <w:t xml:space="preserve"> Add creative elements</w:t>
+        <w:t>☐ Add creative elements</w:t>
       </w:r>
     </w:p>
     <w:p>
@@ -429,13 +333,7 @@
         <w:rPr>
           <w:rFonts w:ascii="Aptos Display" w:hAnsi="Aptos Display"/>
         </w:rPr>
-        <w:t>☐</w:t>
-      </w:r>
-      <w:r>
-        <w:rPr>
-          <w:rFonts w:ascii="Aptos Display" w:hAnsi="Aptos Display"/>
-        </w:rPr>
-        <w:t xml:space="preserve"> Fix broken image (remove faulty code and reinsert)</w:t>
+        <w:t>☐ Fix broken image (remove faulty code and reinsert)</w:t>
       </w:r>
     </w:p>
     <w:p>
@@ -448,13 +346,7 @@
         <w:rPr>
           <w:rFonts w:ascii="Aptos Display" w:hAnsi="Aptos Display"/>
         </w:rPr>
-        <w:t>☐</w:t>
-      </w:r>
-      <w:r>
-        <w:rPr>
-          <w:rFonts w:ascii="Aptos Display" w:hAnsi="Aptos Display"/>
-        </w:rPr>
-        <w:t xml:space="preserve"> Add suggested image</w:t>
+        <w:t>☐ Add suggested image</w:t>
       </w:r>
     </w:p>
     <w:p>
@@ -467,13 +359,7 @@
         <w:rPr>
           <w:rFonts w:ascii="Aptos Display" w:hAnsi="Aptos Display"/>
         </w:rPr>
-        <w:t>☐</w:t>
-      </w:r>
-      <w:r>
-        <w:rPr>
-          <w:rFonts w:ascii="Aptos Display" w:hAnsi="Aptos Display"/>
-        </w:rPr>
-        <w:t xml:space="preserve"> Replace 'Whiteboard' with 'Memo board' (x2)</w:t>
+        <w:t>☐ Replace 'Whiteboard' with 'Memo board' (x2)</w:t>
       </w:r>
     </w:p>
     <w:p>
@@ -486,13 +372,7 @@
         <w:rPr>
           <w:rFonts w:ascii="Aptos Display" w:hAnsi="Aptos Display"/>
         </w:rPr>
-        <w:t>☐</w:t>
-      </w:r>
-      <w:r>
-        <w:rPr>
-          <w:rFonts w:ascii="Aptos Display" w:hAnsi="Aptos Display"/>
-        </w:rPr>
-        <w:t xml:space="preserve"> Replace 'Chalk' with 'Pen'</w:t>
+        <w:t>☐ Replace 'Chalk' with 'Pen'</w:t>
       </w:r>
     </w:p>
     <w:p>
@@ -519,13 +399,7 @@
         <w:rPr>
           <w:rFonts w:ascii="Aptos Display" w:hAnsi="Aptos Display"/>
         </w:rPr>
-        <w:t>☐</w:t>
-      </w:r>
-      <w:r>
-        <w:rPr>
-          <w:rFonts w:ascii="Aptos Display" w:hAnsi="Aptos Display"/>
-        </w:rPr>
-        <w:t xml:space="preserve"> Change QC to KC</w:t>
+        <w:t>☐ Change QC to KC</w:t>
       </w:r>
     </w:p>
     <w:p>
@@ -538,13 +412,7 @@
         <w:rPr>
           <w:rFonts w:ascii="Aptos Display" w:hAnsi="Aptos Display"/>
         </w:rPr>
-        <w:t>☐</w:t>
-      </w:r>
-      <w:r>
-        <w:rPr>
-          <w:rFonts w:ascii="Aptos Display" w:hAnsi="Aptos Display"/>
-        </w:rPr>
-        <w:t xml:space="preserve"> Improve readability</w:t>
+        <w:t>☐ Improve readability</w:t>
       </w:r>
     </w:p>
     <w:p>
@@ -557,13 +425,7 @@
         <w:rPr>
           <w:rFonts w:ascii="Aptos Display" w:hAnsi="Aptos Display"/>
         </w:rPr>
-        <w:t>☐</w:t>
-      </w:r>
-      <w:r>
-        <w:rPr>
-          <w:rFonts w:ascii="Aptos Display" w:hAnsi="Aptos Display"/>
-        </w:rPr>
-        <w:t xml:space="preserve"> Use lighter background colours for boxes 2, 3, and 4</w:t>
+        <w:t>☐ Use lighter background colours for boxes 2, 3, and 4</w:t>
       </w:r>
     </w:p>
     <w:p>
@@ -590,13 +452,7 @@
         <w:rPr>
           <w:rFonts w:ascii="Aptos Display" w:hAnsi="Aptos Display"/>
         </w:rPr>
-        <w:t>☐</w:t>
-      </w:r>
-      <w:r>
-        <w:rPr>
-          <w:rFonts w:ascii="Aptos Display" w:hAnsi="Aptos Display"/>
-        </w:rPr>
-        <w:t xml:space="preserve"> Add image of European Court of Human Rights</w:t>
+        <w:t>☐ Add image of European Court of Human Rights</w:t>
       </w:r>
     </w:p>
     <w:p>
@@ -609,13 +465,7 @@
         <w:rPr>
           <w:rFonts w:ascii="Aptos Display" w:hAnsi="Aptos Display"/>
         </w:rPr>
-        <w:t>☐</w:t>
-      </w:r>
-      <w:r>
-        <w:rPr>
-          <w:rFonts w:ascii="Aptos Display" w:hAnsi="Aptos Display"/>
-        </w:rPr>
-        <w:t xml:space="preserve"> Add image of European Court of Justice</w:t>
+        <w:t>☐ Add image of European Court of Justice</w:t>
       </w:r>
     </w:p>
     <w:p>
@@ -628,13 +478,7 @@
         <w:rPr>
           <w:rFonts w:ascii="Aptos Display" w:hAnsi="Aptos Display"/>
         </w:rPr>
-        <w:t>☐</w:t>
-      </w:r>
-      <w:r>
-        <w:rPr>
-          <w:rFonts w:ascii="Aptos Display" w:hAnsi="Aptos Display"/>
-        </w:rPr>
-        <w:t xml:space="preserve"> Correct naming to 'European Court of Justice'</w:t>
+        <w:t>☐ Correct naming to 'European Court of Justice'</w:t>
       </w:r>
     </w:p>
     <w:p>
@@ -647,13 +491,7 @@
         <w:rPr>
           <w:rFonts w:ascii="Aptos Display" w:hAnsi="Aptos Display"/>
         </w:rPr>
-        <w:t>☐</w:t>
-      </w:r>
-      <w:r>
-        <w:rPr>
-          <w:rFonts w:ascii="Aptos Display" w:hAnsi="Aptos Display"/>
-        </w:rPr>
-        <w:t xml:space="preserve"> Replace 'CJEU' with 'ECJ'</w:t>
+        <w:t>☐ Replace 'CJEU' with 'ECJ'</w:t>
       </w:r>
     </w:p>
     <w:p>
@@ -680,13 +518,7 @@
         <w:rPr>
           <w:rFonts w:ascii="Aptos Display" w:hAnsi="Aptos Display"/>
         </w:rPr>
-        <w:t>☐</w:t>
-      </w:r>
-      <w:r>
-        <w:rPr>
-          <w:rFonts w:ascii="Aptos Display" w:hAnsi="Aptos Display"/>
-        </w:rPr>
-        <w:t xml:space="preserve"> Remove incorrect image/code</w:t>
+        <w:t>☐ Remove incorrect image/code</w:t>
       </w:r>
     </w:p>
     <w:p>
@@ -699,13 +531,7 @@
         <w:rPr>
           <w:rFonts w:ascii="Aptos Display" w:hAnsi="Aptos Display"/>
         </w:rPr>
-        <w:t>☐</w:t>
-      </w:r>
-      <w:r>
-        <w:rPr>
-          <w:rFonts w:ascii="Aptos Display" w:hAnsi="Aptos Display"/>
-        </w:rPr>
-        <w:t xml:space="preserve"> Add image of Parliament</w:t>
+        <w:t>☐ Add image of Parliament</w:t>
       </w:r>
     </w:p>
     <w:p>
@@ -718,13 +544,7 @@
         <w:rPr>
           <w:rFonts w:ascii="Aptos Display" w:hAnsi="Aptos Display"/>
         </w:rPr>
-        <w:t>☐</w:t>
-      </w:r>
-      <w:r>
-        <w:rPr>
-          <w:rFonts w:ascii="Aptos Display" w:hAnsi="Aptos Display"/>
-        </w:rPr>
-        <w:t xml:space="preserve"> Add headshot of Harrison</w:t>
+        <w:t>☐ Add headshot of Harrison</w:t>
       </w:r>
     </w:p>
     <w:p>
@@ -737,13 +557,7 @@
         <w:rPr>
           <w:rFonts w:ascii="Aptos Display" w:hAnsi="Aptos Display"/>
         </w:rPr>
-        <w:t>☐</w:t>
-      </w:r>
-      <w:r>
-        <w:rPr>
-          <w:rFonts w:ascii="Aptos Display" w:hAnsi="Aptos Display"/>
-        </w:rPr>
-        <w:t xml:space="preserve"> Replace 'Junior tenant' with 'Junior Barrister'</w:t>
+        <w:t>☐ Replace 'Junior tenant' with 'Junior Barrister'</w:t>
       </w:r>
     </w:p>
     <w:p>
@@ -770,13 +584,7 @@
         <w:rPr>
           <w:rFonts w:ascii="Aptos Display" w:hAnsi="Aptos Display"/>
         </w:rPr>
-        <w:t>☐</w:t>
-      </w:r>
-      <w:r>
-        <w:rPr>
-          <w:rFonts w:ascii="Aptos Display" w:hAnsi="Aptos Display"/>
-        </w:rPr>
-        <w:t xml:space="preserve"> Add suggested image</w:t>
+        <w:t>☐ Add suggested image</w:t>
       </w:r>
     </w:p>
     <w:p>
@@ -789,13 +597,7 @@
         <w:rPr>
           <w:rFonts w:ascii="Aptos Display" w:hAnsi="Aptos Display"/>
         </w:rPr>
-        <w:t>☐</w:t>
-      </w:r>
-      <w:r>
-        <w:rPr>
-          <w:rFonts w:ascii="Aptos Display" w:hAnsi="Aptos Display"/>
-        </w:rPr>
-        <w:t xml:space="preserve"> Add clarification: OJ = Official Journal of the European Union</w:t>
+        <w:t>☐ Add clarification: OJ = Official Journal of the European Union</w:t>
       </w:r>
     </w:p>
     <w:p>
@@ -823,13 +625,7 @@
         <w:rPr>
           <w:rFonts w:ascii="Aptos Display" w:hAnsi="Aptos Display"/>
         </w:rPr>
-        <w:t>☐</w:t>
-      </w:r>
-      <w:r>
-        <w:rPr>
-          <w:rFonts w:ascii="Aptos Display" w:hAnsi="Aptos Display"/>
-        </w:rPr>
-        <w:t xml:space="preserve"> Add suggested image</w:t>
+        <w:t>☐ Add suggested image</w:t>
       </w:r>
     </w:p>
     <w:p>
@@ -856,13 +652,7 @@
         <w:rPr>
           <w:rFonts w:ascii="Aptos Display" w:hAnsi="Aptos Display"/>
         </w:rPr>
-        <w:t>☐</w:t>
-      </w:r>
-      <w:r>
-        <w:rPr>
-          <w:rFonts w:ascii="Aptos Display" w:hAnsi="Aptos Display"/>
-        </w:rPr>
-        <w:t xml:space="preserve"> Change Lincoln’s Inn to Gray’s Inn</w:t>
+        <w:t>☐ Change Lincoln’s Inn to Gray’s Inn</w:t>
       </w:r>
     </w:p>
     <w:p>
@@ -875,13 +665,7 @@
         <w:rPr>
           <w:rFonts w:ascii="Aptos Display" w:hAnsi="Aptos Display"/>
         </w:rPr>
-        <w:t>☐</w:t>
-      </w:r>
-      <w:r>
-        <w:rPr>
-          <w:rFonts w:ascii="Aptos Display" w:hAnsi="Aptos Display"/>
-        </w:rPr>
-        <w:t xml:space="preserve"> Add image of Ms Okafor in library</w:t>
+        <w:t>☐ Add image of Ms Okafor in library</w:t>
       </w:r>
     </w:p>
     <w:p>
@@ -894,13 +678,7 @@
         <w:rPr>
           <w:rFonts w:ascii="Aptos Display" w:hAnsi="Aptos Display"/>
         </w:rPr>
-        <w:t>☐</w:t>
-      </w:r>
-      <w:r>
-        <w:rPr>
-          <w:rFonts w:ascii="Aptos Display" w:hAnsi="Aptos Display"/>
-        </w:rPr>
-        <w:t xml:space="preserve"> Change QC to KC</w:t>
+        <w:t>☐ Change QC to KC</w:t>
       </w:r>
     </w:p>
     <w:p>
@@ -913,13 +691,7 @@
         <w:rPr>
           <w:rFonts w:ascii="Aptos Display" w:hAnsi="Aptos Display"/>
         </w:rPr>
-        <w:t>☐</w:t>
-      </w:r>
-      <w:r>
-        <w:rPr>
-          <w:rFonts w:ascii="Aptos Display" w:hAnsi="Aptos Display"/>
-        </w:rPr>
-        <w:t xml:space="preserve"> Add author referencing detail</w:t>
+        <w:t>☐ Add author referencing detail</w:t>
       </w:r>
     </w:p>
     <w:p>
@@ -946,13 +718,7 @@
         <w:rPr>
           <w:rFonts w:ascii="Aptos Display" w:hAnsi="Aptos Display"/>
         </w:rPr>
-        <w:t>☐</w:t>
-      </w:r>
-      <w:r>
-        <w:rPr>
-          <w:rFonts w:ascii="Aptos Display" w:hAnsi="Aptos Display"/>
-        </w:rPr>
-        <w:t xml:space="preserve"> Add image of Ms Okafor</w:t>
+        <w:t>☐ Add image of Ms Okafor</w:t>
       </w:r>
     </w:p>
     <w:p>
@@ -979,13 +745,7 @@
         <w:rPr>
           <w:rFonts w:ascii="Aptos Display" w:hAnsi="Aptos Display"/>
         </w:rPr>
-        <w:t>☐</w:t>
-      </w:r>
-      <w:r>
-        <w:rPr>
-          <w:rFonts w:ascii="Aptos Display" w:hAnsi="Aptos Display"/>
-        </w:rPr>
-        <w:t xml:space="preserve"> Add image of law journals</w:t>
+        <w:t>☐ Add image of law journals</w:t>
       </w:r>
     </w:p>
     <w:p>
@@ -998,13 +758,7 @@
         <w:rPr>
           <w:rFonts w:ascii="Aptos Display" w:hAnsi="Aptos Display"/>
         </w:rPr>
-        <w:t>☐</w:t>
-      </w:r>
-      <w:r>
-        <w:rPr>
-          <w:rFonts w:ascii="Aptos Display" w:hAnsi="Aptos Display"/>
-        </w:rPr>
-        <w:t xml:space="preserve"> Add explanation for 'ibid'</w:t>
+        <w:t>☐ Add explanation for 'ibid'</w:t>
       </w:r>
     </w:p>
     <w:p>
@@ -1031,13 +785,7 @@
         <w:rPr>
           <w:rFonts w:ascii="Aptos Display" w:hAnsi="Aptos Display"/>
         </w:rPr>
-        <w:t>☐</w:t>
-      </w:r>
-      <w:r>
-        <w:rPr>
-          <w:rFonts w:ascii="Aptos Display" w:hAnsi="Aptos Display"/>
-        </w:rPr>
-        <w:t xml:space="preserve"> Remove incorrect image</w:t>
+        <w:t>☐ Remove incorrect image</w:t>
       </w:r>
     </w:p>
     <w:p>
@@ -1050,13 +798,7 @@
         <w:rPr>
           <w:rFonts w:ascii="Aptos Display" w:hAnsi="Aptos Display"/>
         </w:rPr>
-        <w:t>☐</w:t>
-      </w:r>
-      <w:r>
-        <w:rPr>
-          <w:rFonts w:ascii="Aptos Display" w:hAnsi="Aptos Display"/>
-        </w:rPr>
-        <w:t xml:space="preserve"> Add digital library image</w:t>
+        <w:t>☐ Add digital library image</w:t>
       </w:r>
     </w:p>
     <w:p>
@@ -1069,13 +811,7 @@
         <w:rPr>
           <w:rFonts w:ascii="Aptos Display" w:hAnsi="Aptos Display"/>
         </w:rPr>
-        <w:t>☐</w:t>
-      </w:r>
-      <w:r>
-        <w:rPr>
-          <w:rFonts w:ascii="Aptos Display" w:hAnsi="Aptos Display"/>
-        </w:rPr>
-        <w:t xml:space="preserve"> Change QC to KC</w:t>
+        <w:t>☐ Change QC to KC</w:t>
       </w:r>
     </w:p>
     <w:p>
@@ -1102,13 +838,7 @@
         <w:rPr>
           <w:rFonts w:ascii="Aptos Display" w:hAnsi="Aptos Display"/>
         </w:rPr>
-        <w:t>☐</w:t>
-      </w:r>
-      <w:r>
-        <w:rPr>
-          <w:rFonts w:ascii="Aptos Display" w:hAnsi="Aptos Display"/>
-        </w:rPr>
-        <w:t xml:space="preserve"> Add image of barrister reading newspaper</w:t>
+        <w:t>☐ Add image of barrister reading newspaper</w:t>
       </w:r>
     </w:p>
     <w:p>
@@ -1135,13 +865,7 @@
         <w:rPr>
           <w:rFonts w:ascii="Aptos Display" w:hAnsi="Aptos Display"/>
         </w:rPr>
-        <w:t>☐</w:t>
-      </w:r>
-      <w:r>
-        <w:rPr>
-          <w:rFonts w:ascii="Aptos Display" w:hAnsi="Aptos Display"/>
-        </w:rPr>
-        <w:t xml:space="preserve"> Change QC to KC</w:t>
+        <w:t>☐ Change QC to KC</w:t>
       </w:r>
     </w:p>
     <w:p>
@@ -1154,13 +878,7 @@
         <w:rPr>
           <w:rFonts w:ascii="Aptos Display" w:hAnsi="Aptos Display"/>
         </w:rPr>
-        <w:t>☐</w:t>
-      </w:r>
-      <w:r>
-        <w:rPr>
-          <w:rFonts w:ascii="Aptos Display" w:hAnsi="Aptos Display"/>
-        </w:rPr>
-        <w:t xml:space="preserve"> Add image of Ms Okafor reading corrected work</w:t>
+        <w:t>☐ Add image of Ms Okafor reading corrected work</w:t>
       </w:r>
     </w:p>
     <w:p>
@@ -1187,13 +905,7 @@
         <w:rPr>
           <w:rFonts w:ascii="Aptos Display" w:hAnsi="Aptos Display"/>
         </w:rPr>
-        <w:t>☐</w:t>
-      </w:r>
-      <w:r>
-        <w:rPr>
-          <w:rFonts w:ascii="Aptos Display" w:hAnsi="Aptos Display"/>
-        </w:rPr>
-        <w:t xml:space="preserve"> No changes required</w:t>
+        <w:t>☐ No changes required</w:t>
       </w:r>
     </w:p>
     <w:sectPr>

--- a/oscola_checklist.docx
+++ b/oscola_checklist.docx
@@ -40,7 +40,13 @@
         <w:rPr>
           <w:rFonts w:ascii="Aptos Display" w:hAnsi="Aptos Display"/>
         </w:rPr>
-        <w:t>☐ Improve overall usability, layout, and readability across the app</w:t>
+        <w:t>☐</w:t>
+      </w:r>
+      <w:r>
+        <w:rPr>
+          <w:rFonts w:ascii="Aptos Display" w:hAnsi="Aptos Display"/>
+        </w:rPr>
+        <w:t xml:space="preserve"> Improve overall usability, layout, and readability across the app</w:t>
       </w:r>
     </w:p>
     <w:p>
@@ -53,7 +59,13 @@
         <w:rPr>
           <w:rFonts w:ascii="Aptos Display" w:hAnsi="Aptos Display"/>
         </w:rPr>
-        <w:t>☐ Enhance student engagement (gamification, visuals, interactive elements)</w:t>
+        <w:t>☐</w:t>
+      </w:r>
+      <w:r>
+        <w:rPr>
+          <w:rFonts w:ascii="Aptos Display" w:hAnsi="Aptos Display"/>
+        </w:rPr>
+        <w:t xml:space="preserve"> Enhance student engagement (gamification, visuals, interactive elements)</w:t>
       </w:r>
     </w:p>
     <w:p>
@@ -66,7 +78,13 @@
         <w:rPr>
           <w:rFonts w:ascii="Aptos Display" w:hAnsi="Aptos Display"/>
         </w:rPr>
-        <w:t>☐ Apply creative improvements where appropriate</w:t>
+        <w:t>☐</w:t>
+      </w:r>
+      <w:r>
+        <w:rPr>
+          <w:rFonts w:ascii="Aptos Display" w:hAnsi="Aptos Display"/>
+        </w:rPr>
+        <w:t xml:space="preserve"> Apply creative improvements where appropriate</w:t>
       </w:r>
     </w:p>
     <w:p>
@@ -79,7 +97,13 @@
         <w:rPr>
           <w:rFonts w:ascii="Aptos Display" w:hAnsi="Aptos Display"/>
         </w:rPr>
-        <w:t>☐ Use appendix images where referenced</w:t>
+        <w:t>☐</w:t>
+      </w:r>
+      <w:r>
+        <w:rPr>
+          <w:rFonts w:ascii="Aptos Display" w:hAnsi="Aptos Display"/>
+        </w:rPr>
+        <w:t xml:space="preserve"> Use appendix images where referenced</w:t>
       </w:r>
     </w:p>
     <w:p>
@@ -100,26 +124,110 @@
       <w:pPr>
         <w:rPr>
           <w:rFonts w:ascii="Aptos Display" w:hAnsi="Aptos Display"/>
+          <w:strike/>
         </w:rPr>
       </w:pPr>
       <w:r>
         <w:rPr>
           <w:rFonts w:ascii="Aptos Display" w:hAnsi="Aptos Display"/>
-        </w:rPr>
-        <w:t>☐ Fix unbalanced text sizing</w:t>
+          <w:strike/>
+          <w:noProof/>
+        </w:rPr>
+        <mc:AlternateContent>
+          <mc:Choice Requires="wpi">
+            <w:drawing>
+              <wp:anchor distT="0" distB="0" distL="114300" distR="114300" simplePos="0" relativeHeight="251661312" behindDoc="0" locked="0" layoutInCell="1" allowOverlap="1" wp14:anchorId="062089F8" wp14:editId="613914B8">
+                <wp:simplePos x="0" y="0"/>
+                <wp:positionH relativeFrom="column">
+                  <wp:posOffset>35560</wp:posOffset>
+                </wp:positionH>
+                <wp:positionV relativeFrom="paragraph">
+                  <wp:posOffset>-26670</wp:posOffset>
+                </wp:positionV>
+                <wp:extent cx="189865" cy="513295"/>
+                <wp:effectExtent l="38100" t="38100" r="38735" b="39370"/>
+                <wp:wrapNone/>
+                <wp:docPr id="1230905707" name="Ink 3"/>
+                <wp:cNvGraphicFramePr/>
+                <a:graphic xmlns:a="http://schemas.openxmlformats.org/drawingml/2006/main">
+                  <a:graphicData uri="http://schemas.microsoft.com/office/word/2010/wordprocessingInk">
+                    <w14:contentPart bwMode="auto" r:id="rId6">
+                      <w14:nvContentPartPr>
+                        <w14:cNvContentPartPr/>
+                      </w14:nvContentPartPr>
+                      <w14:xfrm>
+                        <a:off x="0" y="0"/>
+                        <a:ext cx="189865" cy="513295"/>
+                      </w14:xfrm>
+                    </w14:contentPart>
+                  </a:graphicData>
+                </a:graphic>
+              </wp:anchor>
+            </w:drawing>
+          </mc:Choice>
+          <mc:Fallback>
+            <w:pict>
+              <v:shapetype w14:anchorId="28010B84" id="_x0000_t75" coordsize="21600,21600" o:spt="75" o:preferrelative="t" path="m@4@5l@4@11@9@11@9@5xe" filled="f" stroked="f">
+                <v:stroke joinstyle="miter"/>
+                <v:formulas>
+                  <v:f eqn="if lineDrawn pixelLineWidth 0"/>
+                  <v:f eqn="sum @0 1 0"/>
+                  <v:f eqn="sum 0 0 @1"/>
+                  <v:f eqn="prod @2 1 2"/>
+                  <v:f eqn="prod @3 21600 pixelWidth"/>
+                  <v:f eqn="prod @3 21600 pixelHeight"/>
+                  <v:f eqn="sum @0 0 1"/>
+                  <v:f eqn="prod @6 1 2"/>
+                  <v:f eqn="prod @7 21600 pixelWidth"/>
+                  <v:f eqn="sum @8 21600 0"/>
+                  <v:f eqn="prod @7 21600 pixelHeight"/>
+                  <v:f eqn="sum @10 21600 0"/>
+                </v:formulas>
+                <v:path o:extrusionok="f" gradientshapeok="t" o:connecttype="rect"/>
+                <o:lock v:ext="edit" aspectratio="t"/>
+              </v:shapetype>
+              <v:shape id="Ink 3" o:spid="_x0000_s1026" type="#_x0000_t75" style="position:absolute;margin-left:2.3pt;margin-top:-2.6pt;width:15.9pt;height:41.4pt;z-index:251661312;visibility:visible;mso-wrap-style:square;mso-wrap-distance-left:9pt;mso-wrap-distance-top:0;mso-wrap-distance-right:9pt;mso-wrap-distance-bottom:0;mso-position-horizontal:absolute;mso-position-horizontal-relative:text;mso-position-vertical:absolute;mso-position-vertical-relative:text" o:gfxdata="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">
+                <v:imagedata r:id="rId7" o:title=""/>
+              </v:shape>
+            </w:pict>
+          </mc:Fallback>
+        </mc:AlternateContent>
+      </w:r>
+      <w:r>
+        <w:rPr>
+          <w:rFonts w:ascii="Aptos Display" w:hAnsi="Aptos Display"/>
+          <w:strike/>
+        </w:rPr>
+        <w:t>☐</w:t>
+      </w:r>
+      <w:r>
+        <w:rPr>
+          <w:rFonts w:ascii="Aptos Display" w:hAnsi="Aptos Display"/>
+          <w:strike/>
+        </w:rPr>
+        <w:t xml:space="preserve"> Fix unbalanced text sizing</w:t>
       </w:r>
     </w:p>
     <w:p>
       <w:pPr>
         <w:rPr>
           <w:rFonts w:ascii="Aptos Display" w:hAnsi="Aptos Display"/>
+          <w:strike/>
         </w:rPr>
       </w:pPr>
       <w:r>
         <w:rPr>
           <w:rFonts w:ascii="Aptos Display" w:hAnsi="Aptos Display"/>
-        </w:rPr>
-        <w:t>☐ Increase size of 'Five chapters…' for better visibility</w:t>
+          <w:strike/>
+        </w:rPr>
+        <w:t>☐</w:t>
+      </w:r>
+      <w:r>
+        <w:rPr>
+          <w:rFonts w:ascii="Aptos Display" w:hAnsi="Aptos Display"/>
+          <w:strike/>
+        </w:rPr>
+        <w:t xml:space="preserve"> Increase size of 'Five chapters…' for better visibility</w:t>
       </w:r>
     </w:p>
     <w:p>
@@ -140,13 +248,69 @@
       <w:pPr>
         <w:rPr>
           <w:rFonts w:ascii="Aptos Display" w:hAnsi="Aptos Display"/>
+          <w:strike/>
         </w:rPr>
       </w:pPr>
       <w:r>
         <w:rPr>
           <w:rFonts w:ascii="Aptos Display" w:hAnsi="Aptos Display"/>
-        </w:rPr>
-        <w:t>☐ Increase text size for readability</w:t>
+          <w:strike/>
+          <w:noProof/>
+        </w:rPr>
+        <mc:AlternateContent>
+          <mc:Choice Requires="wpi">
+            <w:drawing>
+              <wp:anchor distT="0" distB="0" distL="114300" distR="114300" simplePos="0" relativeHeight="251662336" behindDoc="0" locked="0" layoutInCell="1" allowOverlap="1" wp14:anchorId="1B4668F1" wp14:editId="19EFF5F0">
+                <wp:simplePos x="0" y="0"/>
+                <wp:positionH relativeFrom="column">
+                  <wp:posOffset>39609</wp:posOffset>
+                </wp:positionH>
+                <wp:positionV relativeFrom="paragraph">
+                  <wp:posOffset>-167786</wp:posOffset>
+                </wp:positionV>
+                <wp:extent cx="192240" cy="353520"/>
+                <wp:effectExtent l="38100" t="38100" r="36830" b="46990"/>
+                <wp:wrapNone/>
+                <wp:docPr id="927494990" name="Ink 4"/>
+                <wp:cNvGraphicFramePr/>
+                <a:graphic xmlns:a="http://schemas.openxmlformats.org/drawingml/2006/main">
+                  <a:graphicData uri="http://schemas.microsoft.com/office/word/2010/wordprocessingInk">
+                    <w14:contentPart bwMode="auto" r:id="rId8">
+                      <w14:nvContentPartPr>
+                        <w14:cNvContentPartPr/>
+                      </w14:nvContentPartPr>
+                      <w14:xfrm>
+                        <a:off x="0" y="0"/>
+                        <a:ext cx="192240" cy="353520"/>
+                      </w14:xfrm>
+                    </w14:contentPart>
+                  </a:graphicData>
+                </a:graphic>
+              </wp:anchor>
+            </w:drawing>
+          </mc:Choice>
+          <mc:Fallback>
+            <w:pict>
+              <v:shape w14:anchorId="62D57001" id="Ink 4" o:spid="_x0000_s1026" type="#_x0000_t75" style="position:absolute;margin-left:2.6pt;margin-top:-13.7pt;width:16.15pt;height:28.85pt;z-index:251662336;visibility:visible;mso-wrap-style:square;mso-wrap-distance-left:9pt;mso-wrap-distance-top:0;mso-wrap-distance-right:9pt;mso-wrap-distance-bottom:0;mso-position-horizontal:absolute;mso-position-horizontal-relative:text;mso-position-vertical:absolute;mso-position-vertical-relative:text" o:gfxdata="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">
+                <v:imagedata r:id="rId9" o:title=""/>
+              </v:shape>
+            </w:pict>
+          </mc:Fallback>
+        </mc:AlternateContent>
+      </w:r>
+      <w:r>
+        <w:rPr>
+          <w:rFonts w:ascii="Aptos Display" w:hAnsi="Aptos Display"/>
+          <w:strike/>
+        </w:rPr>
+        <w:t>☐</w:t>
+      </w:r>
+      <w:r>
+        <w:rPr>
+          <w:rFonts w:ascii="Aptos Display" w:hAnsi="Aptos Display"/>
+          <w:strike/>
+        </w:rPr>
+        <w:t xml:space="preserve"> Increase text size for readability</w:t>
       </w:r>
     </w:p>
     <w:p>
@@ -173,7 +337,13 @@
         <w:rPr>
           <w:rFonts w:ascii="Aptos Display" w:hAnsi="Aptos Display"/>
         </w:rPr>
-        <w:t>☐ Remove incorrect overlay text on image</w:t>
+        <w:t>☐</w:t>
+      </w:r>
+      <w:r>
+        <w:rPr>
+          <w:rFonts w:ascii="Aptos Display" w:hAnsi="Aptos Display"/>
+        </w:rPr>
+        <w:t xml:space="preserve"> Remove incorrect overlay text on image</w:t>
       </w:r>
     </w:p>
     <w:p>
@@ -186,7 +356,13 @@
         <w:rPr>
           <w:rFonts w:ascii="Aptos Display" w:hAnsi="Aptos Display"/>
         </w:rPr>
-        <w:t>☐ Replace 'Ms Okafor QC' with 'Ms Okafor KC' (throughout app)</w:t>
+        <w:t>☐</w:t>
+      </w:r>
+      <w:r>
+        <w:rPr>
+          <w:rFonts w:ascii="Aptos Display" w:hAnsi="Aptos Display"/>
+        </w:rPr>
+        <w:t xml:space="preserve"> Replace 'Ms Okafor QC' with 'Ms Okafor KC' (throughout app)</w:t>
       </w:r>
     </w:p>
     <w:p>
@@ -199,7 +375,13 @@
         <w:rPr>
           <w:rFonts w:ascii="Aptos Display" w:hAnsi="Aptos Display"/>
         </w:rPr>
-        <w:t>☐ Add headshot of Mr Devereux</w:t>
+        <w:t>☐</w:t>
+      </w:r>
+      <w:r>
+        <w:rPr>
+          <w:rFonts w:ascii="Aptos Display" w:hAnsi="Aptos Display"/>
+        </w:rPr>
+        <w:t xml:space="preserve"> Add headshot of Mr Devereux</w:t>
       </w:r>
     </w:p>
     <w:p>
@@ -226,7 +408,13 @@
         <w:rPr>
           <w:rFonts w:ascii="Aptos Display" w:hAnsi="Aptos Display"/>
         </w:rPr>
-        <w:t>☐ Reframe Ms Okafor image</w:t>
+        <w:t>☐</w:t>
+      </w:r>
+      <w:r>
+        <w:rPr>
+          <w:rFonts w:ascii="Aptos Display" w:hAnsi="Aptos Display"/>
+        </w:rPr>
+        <w:t xml:space="preserve"> Reframe Ms Okafor image</w:t>
       </w:r>
     </w:p>
     <w:p>
@@ -239,7 +427,13 @@
         <w:rPr>
           <w:rFonts w:ascii="Aptos Display" w:hAnsi="Aptos Display"/>
         </w:rPr>
-        <w:t>☐ Consider square crop with wrapped text</w:t>
+        <w:t>☐</w:t>
+      </w:r>
+      <w:r>
+        <w:rPr>
+          <w:rFonts w:ascii="Aptos Display" w:hAnsi="Aptos Display"/>
+        </w:rPr>
+        <w:t xml:space="preserve"> Consider square crop with wrapped text</w:t>
       </w:r>
     </w:p>
     <w:p>
@@ -252,7 +446,13 @@
         <w:rPr>
           <w:rFonts w:ascii="Aptos Display" w:hAnsi="Aptos Display"/>
         </w:rPr>
-        <w:t>☐ Make the three rules more visually prominent</w:t>
+        <w:t>☐</w:t>
+      </w:r>
+      <w:r>
+        <w:rPr>
+          <w:rFonts w:ascii="Aptos Display" w:hAnsi="Aptos Display"/>
+        </w:rPr>
+        <w:t xml:space="preserve"> Make the three rules more visually prominent</w:t>
       </w:r>
     </w:p>
     <w:p>
@@ -279,7 +479,13 @@
         <w:rPr>
           <w:rFonts w:ascii="Aptos Display" w:hAnsi="Aptos Display"/>
         </w:rPr>
-        <w:t>☐ Add an image</w:t>
+        <w:t>☐</w:t>
+      </w:r>
+      <w:r>
+        <w:rPr>
+          <w:rFonts w:ascii="Aptos Display" w:hAnsi="Aptos Display"/>
+        </w:rPr>
+        <w:t xml:space="preserve"> Add an image</w:t>
       </w:r>
     </w:p>
     <w:p>
@@ -293,7 +499,13 @@
           <w:rFonts w:ascii="Aptos Display" w:hAnsi="Aptos Display"/>
         </w:rPr>
         <w:lastRenderedPageBreak/>
-        <w:t>☐ Improve engagement (make it more interactive/engaging)</w:t>
+        <w:t>☐</w:t>
+      </w:r>
+      <w:r>
+        <w:rPr>
+          <w:rFonts w:ascii="Aptos Display" w:hAnsi="Aptos Display"/>
+        </w:rPr>
+        <w:t xml:space="preserve"> Improve engagement (make it more interactive/engaging)</w:t>
       </w:r>
     </w:p>
     <w:p>
@@ -306,7 +518,13 @@
         <w:rPr>
           <w:rFonts w:ascii="Aptos Display" w:hAnsi="Aptos Display"/>
         </w:rPr>
-        <w:t>☐ Add creative elements</w:t>
+        <w:t>☐</w:t>
+      </w:r>
+      <w:r>
+        <w:rPr>
+          <w:rFonts w:ascii="Aptos Display" w:hAnsi="Aptos Display"/>
+        </w:rPr>
+        <w:t xml:space="preserve"> Add creative elements</w:t>
       </w:r>
     </w:p>
     <w:p>
@@ -333,7 +551,13 @@
         <w:rPr>
           <w:rFonts w:ascii="Aptos Display" w:hAnsi="Aptos Display"/>
         </w:rPr>
-        <w:t>☐ Fix broken image (remove faulty code and reinsert)</w:t>
+        <w:t>☐</w:t>
+      </w:r>
+      <w:r>
+        <w:rPr>
+          <w:rFonts w:ascii="Aptos Display" w:hAnsi="Aptos Display"/>
+        </w:rPr>
+        <w:t xml:space="preserve"> Fix broken image (remove faulty code and reinsert)</w:t>
       </w:r>
     </w:p>
     <w:p>
@@ -346,7 +570,13 @@
         <w:rPr>
           <w:rFonts w:ascii="Aptos Display" w:hAnsi="Aptos Display"/>
         </w:rPr>
-        <w:t>☐ Add suggested image</w:t>
+        <w:t>☐</w:t>
+      </w:r>
+      <w:r>
+        <w:rPr>
+          <w:rFonts w:ascii="Aptos Display" w:hAnsi="Aptos Display"/>
+        </w:rPr>
+        <w:t xml:space="preserve"> Add suggested image</w:t>
       </w:r>
     </w:p>
     <w:p>
@@ -359,7 +589,13 @@
         <w:rPr>
           <w:rFonts w:ascii="Aptos Display" w:hAnsi="Aptos Display"/>
         </w:rPr>
-        <w:t>☐ Replace 'Whiteboard' with 'Memo board' (x2)</w:t>
+        <w:t>☐</w:t>
+      </w:r>
+      <w:r>
+        <w:rPr>
+          <w:rFonts w:ascii="Aptos Display" w:hAnsi="Aptos Display"/>
+        </w:rPr>
+        <w:t xml:space="preserve"> Replace 'Whiteboard' with 'Memo board' (x2)</w:t>
       </w:r>
     </w:p>
     <w:p>
@@ -372,7 +608,13 @@
         <w:rPr>
           <w:rFonts w:ascii="Aptos Display" w:hAnsi="Aptos Display"/>
         </w:rPr>
-        <w:t>☐ Replace 'Chalk' with 'Pen'</w:t>
+        <w:t>☐</w:t>
+      </w:r>
+      <w:r>
+        <w:rPr>
+          <w:rFonts w:ascii="Aptos Display" w:hAnsi="Aptos Display"/>
+        </w:rPr>
+        <w:t xml:space="preserve"> Replace 'Chalk' with 'Pen'</w:t>
       </w:r>
     </w:p>
     <w:p>
@@ -399,7 +641,13 @@
         <w:rPr>
           <w:rFonts w:ascii="Aptos Display" w:hAnsi="Aptos Display"/>
         </w:rPr>
-        <w:t>☐ Change QC to KC</w:t>
+        <w:t>☐</w:t>
+      </w:r>
+      <w:r>
+        <w:rPr>
+          <w:rFonts w:ascii="Aptos Display" w:hAnsi="Aptos Display"/>
+        </w:rPr>
+        <w:t xml:space="preserve"> Change QC to KC</w:t>
       </w:r>
     </w:p>
     <w:p>
@@ -412,7 +660,13 @@
         <w:rPr>
           <w:rFonts w:ascii="Aptos Display" w:hAnsi="Aptos Display"/>
         </w:rPr>
-        <w:t>☐ Improve readability</w:t>
+        <w:t>☐</w:t>
+      </w:r>
+      <w:r>
+        <w:rPr>
+          <w:rFonts w:ascii="Aptos Display" w:hAnsi="Aptos Display"/>
+        </w:rPr>
+        <w:t xml:space="preserve"> Improve readability</w:t>
       </w:r>
     </w:p>
     <w:p>
@@ -425,7 +679,13 @@
         <w:rPr>
           <w:rFonts w:ascii="Aptos Display" w:hAnsi="Aptos Display"/>
         </w:rPr>
-        <w:t>☐ Use lighter background colours for boxes 2, 3, and 4</w:t>
+        <w:t>☐</w:t>
+      </w:r>
+      <w:r>
+        <w:rPr>
+          <w:rFonts w:ascii="Aptos Display" w:hAnsi="Aptos Display"/>
+        </w:rPr>
+        <w:t xml:space="preserve"> Use lighter background colours for boxes 2, 3, and 4</w:t>
       </w:r>
     </w:p>
     <w:p>
@@ -452,7 +712,13 @@
         <w:rPr>
           <w:rFonts w:ascii="Aptos Display" w:hAnsi="Aptos Display"/>
         </w:rPr>
-        <w:t>☐ Add image of European Court of Human Rights</w:t>
+        <w:t>☐</w:t>
+      </w:r>
+      <w:r>
+        <w:rPr>
+          <w:rFonts w:ascii="Aptos Display" w:hAnsi="Aptos Display"/>
+        </w:rPr>
+        <w:t xml:space="preserve"> Add image of European Court of Human Rights</w:t>
       </w:r>
     </w:p>
     <w:p>
@@ -465,7 +731,13 @@
         <w:rPr>
           <w:rFonts w:ascii="Aptos Display" w:hAnsi="Aptos Display"/>
         </w:rPr>
-        <w:t>☐ Add image of European Court of Justice</w:t>
+        <w:t>☐</w:t>
+      </w:r>
+      <w:r>
+        <w:rPr>
+          <w:rFonts w:ascii="Aptos Display" w:hAnsi="Aptos Display"/>
+        </w:rPr>
+        <w:t xml:space="preserve"> Add image of European Court of Justice</w:t>
       </w:r>
     </w:p>
     <w:p>
@@ -478,7 +750,13 @@
         <w:rPr>
           <w:rFonts w:ascii="Aptos Display" w:hAnsi="Aptos Display"/>
         </w:rPr>
-        <w:t>☐ Correct naming to 'European Court of Justice'</w:t>
+        <w:t>☐</w:t>
+      </w:r>
+      <w:r>
+        <w:rPr>
+          <w:rFonts w:ascii="Aptos Display" w:hAnsi="Aptos Display"/>
+        </w:rPr>
+        <w:t xml:space="preserve"> Correct naming to 'European Court of Justice'</w:t>
       </w:r>
     </w:p>
     <w:p>
@@ -491,7 +769,13 @@
         <w:rPr>
           <w:rFonts w:ascii="Aptos Display" w:hAnsi="Aptos Display"/>
         </w:rPr>
-        <w:t>☐ Replace 'CJEU' with 'ECJ'</w:t>
+        <w:t>☐</w:t>
+      </w:r>
+      <w:r>
+        <w:rPr>
+          <w:rFonts w:ascii="Aptos Display" w:hAnsi="Aptos Display"/>
+        </w:rPr>
+        <w:t xml:space="preserve"> Replace 'CJEU' with 'ECJ'</w:t>
       </w:r>
     </w:p>
     <w:p>
@@ -518,7 +802,13 @@
         <w:rPr>
           <w:rFonts w:ascii="Aptos Display" w:hAnsi="Aptos Display"/>
         </w:rPr>
-        <w:t>☐ Remove incorrect image/code</w:t>
+        <w:t>☐</w:t>
+      </w:r>
+      <w:r>
+        <w:rPr>
+          <w:rFonts w:ascii="Aptos Display" w:hAnsi="Aptos Display"/>
+        </w:rPr>
+        <w:t xml:space="preserve"> Remove incorrect image/code</w:t>
       </w:r>
     </w:p>
     <w:p>
@@ -531,7 +821,13 @@
         <w:rPr>
           <w:rFonts w:ascii="Aptos Display" w:hAnsi="Aptos Display"/>
         </w:rPr>
-        <w:t>☐ Add image of Parliament</w:t>
+        <w:t>☐</w:t>
+      </w:r>
+      <w:r>
+        <w:rPr>
+          <w:rFonts w:ascii="Aptos Display" w:hAnsi="Aptos Display"/>
+        </w:rPr>
+        <w:t xml:space="preserve"> Add image of Parliament</w:t>
       </w:r>
     </w:p>
     <w:p>
@@ -544,7 +840,13 @@
         <w:rPr>
           <w:rFonts w:ascii="Aptos Display" w:hAnsi="Aptos Display"/>
         </w:rPr>
-        <w:t>☐ Add headshot of Harrison</w:t>
+        <w:t>☐</w:t>
+      </w:r>
+      <w:r>
+        <w:rPr>
+          <w:rFonts w:ascii="Aptos Display" w:hAnsi="Aptos Display"/>
+        </w:rPr>
+        <w:t xml:space="preserve"> Add headshot of Harrison</w:t>
       </w:r>
     </w:p>
     <w:p>
@@ -557,7 +859,13 @@
         <w:rPr>
           <w:rFonts w:ascii="Aptos Display" w:hAnsi="Aptos Display"/>
         </w:rPr>
-        <w:t>☐ Replace 'Junior tenant' with 'Junior Barrister'</w:t>
+        <w:t>☐</w:t>
+      </w:r>
+      <w:r>
+        <w:rPr>
+          <w:rFonts w:ascii="Aptos Display" w:hAnsi="Aptos Display"/>
+        </w:rPr>
+        <w:t xml:space="preserve"> Replace 'Junior tenant' with 'Junior Barrister'</w:t>
       </w:r>
     </w:p>
     <w:p>
@@ -584,7 +892,13 @@
         <w:rPr>
           <w:rFonts w:ascii="Aptos Display" w:hAnsi="Aptos Display"/>
         </w:rPr>
-        <w:t>☐ Add suggested image</w:t>
+        <w:t>☐</w:t>
+      </w:r>
+      <w:r>
+        <w:rPr>
+          <w:rFonts w:ascii="Aptos Display" w:hAnsi="Aptos Display"/>
+        </w:rPr>
+        <w:t xml:space="preserve"> Add suggested image</w:t>
       </w:r>
     </w:p>
     <w:p>
@@ -597,7 +911,13 @@
         <w:rPr>
           <w:rFonts w:ascii="Aptos Display" w:hAnsi="Aptos Display"/>
         </w:rPr>
-        <w:t>☐ Add clarification: OJ = Official Journal of the European Union</w:t>
+        <w:t>☐</w:t>
+      </w:r>
+      <w:r>
+        <w:rPr>
+          <w:rFonts w:ascii="Aptos Display" w:hAnsi="Aptos Display"/>
+        </w:rPr>
+        <w:t xml:space="preserve"> Add clarification: OJ = Official Journal of the European Union</w:t>
       </w:r>
     </w:p>
     <w:p>
@@ -625,7 +945,13 @@
         <w:rPr>
           <w:rFonts w:ascii="Aptos Display" w:hAnsi="Aptos Display"/>
         </w:rPr>
-        <w:t>☐ Add suggested image</w:t>
+        <w:t>☐</w:t>
+      </w:r>
+      <w:r>
+        <w:rPr>
+          <w:rFonts w:ascii="Aptos Display" w:hAnsi="Aptos Display"/>
+        </w:rPr>
+        <w:t xml:space="preserve"> Add suggested image</w:t>
       </w:r>
     </w:p>
     <w:p>
@@ -652,7 +978,13 @@
         <w:rPr>
           <w:rFonts w:ascii="Aptos Display" w:hAnsi="Aptos Display"/>
         </w:rPr>
-        <w:t>☐ Change Lincoln’s Inn to Gray’s Inn</w:t>
+        <w:t>☐</w:t>
+      </w:r>
+      <w:r>
+        <w:rPr>
+          <w:rFonts w:ascii="Aptos Display" w:hAnsi="Aptos Display"/>
+        </w:rPr>
+        <w:t xml:space="preserve"> Change Lincoln’s Inn to Gray’s Inn</w:t>
       </w:r>
     </w:p>
     <w:p>
@@ -665,7 +997,13 @@
         <w:rPr>
           <w:rFonts w:ascii="Aptos Display" w:hAnsi="Aptos Display"/>
         </w:rPr>
-        <w:t>☐ Add image of Ms Okafor in library</w:t>
+        <w:t>☐</w:t>
+      </w:r>
+      <w:r>
+        <w:rPr>
+          <w:rFonts w:ascii="Aptos Display" w:hAnsi="Aptos Display"/>
+        </w:rPr>
+        <w:t xml:space="preserve"> Add image of Ms Okafor in library</w:t>
       </w:r>
     </w:p>
     <w:p>
@@ -678,7 +1016,13 @@
         <w:rPr>
           <w:rFonts w:ascii="Aptos Display" w:hAnsi="Aptos Display"/>
         </w:rPr>
-        <w:t>☐ Change QC to KC</w:t>
+        <w:t>☐</w:t>
+      </w:r>
+      <w:r>
+        <w:rPr>
+          <w:rFonts w:ascii="Aptos Display" w:hAnsi="Aptos Display"/>
+        </w:rPr>
+        <w:t xml:space="preserve"> Change QC to KC</w:t>
       </w:r>
     </w:p>
     <w:p>
@@ -691,7 +1035,13 @@
         <w:rPr>
           <w:rFonts w:ascii="Aptos Display" w:hAnsi="Aptos Display"/>
         </w:rPr>
-        <w:t>☐ Add author referencing detail</w:t>
+        <w:t>☐</w:t>
+      </w:r>
+      <w:r>
+        <w:rPr>
+          <w:rFonts w:ascii="Aptos Display" w:hAnsi="Aptos Display"/>
+        </w:rPr>
+        <w:t xml:space="preserve"> Add author referencing detail</w:t>
       </w:r>
     </w:p>
     <w:p>
@@ -718,7 +1068,13 @@
         <w:rPr>
           <w:rFonts w:ascii="Aptos Display" w:hAnsi="Aptos Display"/>
         </w:rPr>
-        <w:t>☐ Add image of Ms Okafor</w:t>
+        <w:t>☐</w:t>
+      </w:r>
+      <w:r>
+        <w:rPr>
+          <w:rFonts w:ascii="Aptos Display" w:hAnsi="Aptos Display"/>
+        </w:rPr>
+        <w:t xml:space="preserve"> Add image of Ms Okafor</w:t>
       </w:r>
     </w:p>
     <w:p>
@@ -745,7 +1101,13 @@
         <w:rPr>
           <w:rFonts w:ascii="Aptos Display" w:hAnsi="Aptos Display"/>
         </w:rPr>
-        <w:t>☐ Add image of law journals</w:t>
+        <w:t>☐</w:t>
+      </w:r>
+      <w:r>
+        <w:rPr>
+          <w:rFonts w:ascii="Aptos Display" w:hAnsi="Aptos Display"/>
+        </w:rPr>
+        <w:t xml:space="preserve"> Add image of law journals</w:t>
       </w:r>
     </w:p>
     <w:p>
@@ -758,7 +1120,13 @@
         <w:rPr>
           <w:rFonts w:ascii="Aptos Display" w:hAnsi="Aptos Display"/>
         </w:rPr>
-        <w:t>☐ Add explanation for 'ibid'</w:t>
+        <w:t>☐</w:t>
+      </w:r>
+      <w:r>
+        <w:rPr>
+          <w:rFonts w:ascii="Aptos Display" w:hAnsi="Aptos Display"/>
+        </w:rPr>
+        <w:t xml:space="preserve"> Add explanation for 'ibid'</w:t>
       </w:r>
     </w:p>
     <w:p>
@@ -785,7 +1153,13 @@
         <w:rPr>
           <w:rFonts w:ascii="Aptos Display" w:hAnsi="Aptos Display"/>
         </w:rPr>
-        <w:t>☐ Remove incorrect image</w:t>
+        <w:t>☐</w:t>
+      </w:r>
+      <w:r>
+        <w:rPr>
+          <w:rFonts w:ascii="Aptos Display" w:hAnsi="Aptos Display"/>
+        </w:rPr>
+        <w:t xml:space="preserve"> Remove incorrect image</w:t>
       </w:r>
     </w:p>
     <w:p>
@@ -798,7 +1172,13 @@
         <w:rPr>
           <w:rFonts w:ascii="Aptos Display" w:hAnsi="Aptos Display"/>
         </w:rPr>
-        <w:t>☐ Add digital library image</w:t>
+        <w:t>☐</w:t>
+      </w:r>
+      <w:r>
+        <w:rPr>
+          <w:rFonts w:ascii="Aptos Display" w:hAnsi="Aptos Display"/>
+        </w:rPr>
+        <w:t xml:space="preserve"> Add digital library image</w:t>
       </w:r>
     </w:p>
     <w:p>
@@ -811,7 +1191,13 @@
         <w:rPr>
           <w:rFonts w:ascii="Aptos Display" w:hAnsi="Aptos Display"/>
         </w:rPr>
-        <w:t>☐ Change QC to KC</w:t>
+        <w:t>☐</w:t>
+      </w:r>
+      <w:r>
+        <w:rPr>
+          <w:rFonts w:ascii="Aptos Display" w:hAnsi="Aptos Display"/>
+        </w:rPr>
+        <w:t xml:space="preserve"> Change QC to KC</w:t>
       </w:r>
     </w:p>
     <w:p>
@@ -838,7 +1224,13 @@
         <w:rPr>
           <w:rFonts w:ascii="Aptos Display" w:hAnsi="Aptos Display"/>
         </w:rPr>
-        <w:t>☐ Add image of barrister reading newspaper</w:t>
+        <w:t>☐</w:t>
+      </w:r>
+      <w:r>
+        <w:rPr>
+          <w:rFonts w:ascii="Aptos Display" w:hAnsi="Aptos Display"/>
+        </w:rPr>
+        <w:t xml:space="preserve"> Add image of barrister reading newspaper</w:t>
       </w:r>
     </w:p>
     <w:p>
@@ -865,7 +1257,13 @@
         <w:rPr>
           <w:rFonts w:ascii="Aptos Display" w:hAnsi="Aptos Display"/>
         </w:rPr>
-        <w:t>☐ Change QC to KC</w:t>
+        <w:t>☐</w:t>
+      </w:r>
+      <w:r>
+        <w:rPr>
+          <w:rFonts w:ascii="Aptos Display" w:hAnsi="Aptos Display"/>
+        </w:rPr>
+        <w:t xml:space="preserve"> Change QC to KC</w:t>
       </w:r>
     </w:p>
     <w:p>
@@ -878,7 +1276,13 @@
         <w:rPr>
           <w:rFonts w:ascii="Aptos Display" w:hAnsi="Aptos Display"/>
         </w:rPr>
-        <w:t>☐ Add image of Ms Okafor reading corrected work</w:t>
+        <w:t>☐</w:t>
+      </w:r>
+      <w:r>
+        <w:rPr>
+          <w:rFonts w:ascii="Aptos Display" w:hAnsi="Aptos Display"/>
+        </w:rPr>
+        <w:t xml:space="preserve"> Add image of Ms Okafor reading corrected work</w:t>
       </w:r>
     </w:p>
     <w:p>
@@ -905,7 +1309,13 @@
         <w:rPr>
           <w:rFonts w:ascii="Aptos Display" w:hAnsi="Aptos Display"/>
         </w:rPr>
-        <w:t>☐ No changes required</w:t>
+        <w:t>☐</w:t>
+      </w:r>
+      <w:r>
+        <w:rPr>
+          <w:rFonts w:ascii="Aptos Display" w:hAnsi="Aptos Display"/>
+        </w:rPr>
+        <w:t xml:space="preserve"> No changes required</w:t>
       </w:r>
     </w:p>
     <w:sectPr>
@@ -12504,6 +12914,63 @@
 </w:styles>
 </file>
 
+<file path=word/ink/ink1.xml><?xml version="1.0" encoding="utf-8"?>
+<inkml:ink xmlns:inkml="http://www.w3.org/2003/InkML">
+  <inkml:definitions>
+    <inkml:context xml:id="ctx0">
+      <inkml:inkSource xml:id="inkSrc0">
+        <inkml:traceFormat>
+          <inkml:channel name="X" type="integer" min="-2.14748E9" max="2.14748E9" units="cm"/>
+          <inkml:channel name="Y" type="integer" min="-2.14748E9" max="2.14748E9" units="cm"/>
+          <inkml:channel name="F" type="integer" max="32767" units="dev"/>
+        </inkml:traceFormat>
+        <inkml:channelProperties>
+          <inkml:channelProperty channel="X" name="resolution" value="1000" units="1/cm"/>
+          <inkml:channelProperty channel="Y" name="resolution" value="1000" units="1/cm"/>
+          <inkml:channelProperty channel="F" name="resolution" value="0" units="1/dev"/>
+        </inkml:channelProperties>
+      </inkml:inkSource>
+      <inkml:timestamp xml:id="ts0" timeString="2026-03-24T13:19:19.286"/>
+    </inkml:context>
+    <inkml:brush xml:id="br0">
+      <inkml:brushProperty name="width" value="0.035" units="cm"/>
+      <inkml:brushProperty name="height" value="0.035" units="cm"/>
+      <inkml:brushProperty name="color" value="#E71224"/>
+    </inkml:brush>
+  </inkml:definitions>
+  <inkml:trace contextRef="#ctx0" brushRef="#br0">48 334 24575,'5'0'0,"0"1"0,-1 0 0,0 1 0,1-1 0,-1 1 0,0 0 0,0 0 0,1 0 0,-2 1 0,1 0 0,0-1 0,0 1 0,-1 0 0,0 1 0,0-1 0,5 6 0,26 23 0,-31-30 0,4 3 0,0-1 0,-1 0 0,1 0 0,1 0 0,-1-1 0,0 0 0,10 3 0,-16-7 0,0 1 0,0 0 0,0 0 0,-1-1 0,1 1 0,0-1 0,0 1 0,0-1 0,0 1 0,-1-1 0,1 0 0,0 1 0,0-1 0,-1 0 0,1 1 0,0-1 0,-1 0 0,1 0 0,-1 0 0,1 0 0,-1 1 0,0-1 0,1-2 0,11-31 0,-6 16 0,0 8 0,0 0 0,0 1 0,0 0 0,1 0 0,1 1 0,0 0 0,0 0 0,13-9 0,-6 4 0,0-1 0,-1-1 0,-1 0 0,0-1 0,-1 0 0,0-1 0,-2-1 0,14-29 0,-10 14 210,-12 26-368,0 0 1,1 0-1,0 0 1,1 0-1,-1 0 1,1 0-1,0 1 1,1 0-1,9-11 1,-6 12-6669</inkml:trace>
+  <inkml:trace contextRef="#ctx0" brushRef="#br0" timeOffset="1138">0 1177 24575,'1'1'0,"0"-1"0,0 1 0,-1-1 0,1 1 0,0-1 0,-1 1 0,1 0 0,0-1 0,-1 1 0,1 0 0,-1 0 0,1-1 0,-1 1 0,1 0 0,-1 0 0,0 0 0,1 0 0,-1-1 0,0 1 0,0 0 0,0 0 0,0 0 0,0 0 0,0 0 0,0 0 0,0 1 0,1 31 0,-1-29 0,1 10 0,0 1 0,1-1 0,0 1 0,2-1 0,6 22 0,-8-31 0,0 1 0,0-1 0,0 0 0,1 0 0,-1-1 0,1 1 0,0 0 0,1-1 0,-1 0 0,1 0 0,0 0 0,0 0 0,0 0 0,0-1 0,1 0 0,-1 0 0,10 5 0,-12-8 0,0-1 0,-1 1 0,1 0 0,0-1 0,-1 1 0,1-1 0,-1 0 0,1 1 0,0-1 0,-1 0 0,0 0 0,1 0 0,-1 0 0,0 0 0,1 0 0,-1-1 0,0 1 0,0 0 0,0-1 0,0 1 0,0 0 0,0-1 0,-1 1 0,1-1 0,0 0 0,-1 1 0,1-3 0,18-47 0,-14 33 0,1 1 0,1 0 0,0 0 0,1 0 0,1 1 0,1 0 0,0 1 0,1 0 0,19-19 0,-14 15 0,-1-1 0,0-1 0,-2 0 0,16-31 0,64-134 0,-10-5-1365,-79 184-5461</inkml:trace>
+</inkml:ink>
+</file>
+
+<file path=word/ink/ink2.xml><?xml version="1.0" encoding="utf-8"?>
+<inkml:ink xmlns:inkml="http://www.w3.org/2003/InkML">
+  <inkml:definitions>
+    <inkml:context xml:id="ctx0">
+      <inkml:inkSource xml:id="inkSrc0">
+        <inkml:traceFormat>
+          <inkml:channel name="X" type="integer" min="-2.14748E9" max="2.14748E9" units="cm"/>
+          <inkml:channel name="Y" type="integer" min="-2.14748E9" max="2.14748E9" units="cm"/>
+          <inkml:channel name="F" type="integer" max="32767" units="dev"/>
+        </inkml:traceFormat>
+        <inkml:channelProperties>
+          <inkml:channelProperty channel="X" name="resolution" value="1000" units="1/cm"/>
+          <inkml:channelProperty channel="Y" name="resolution" value="1000" units="1/cm"/>
+          <inkml:channelProperty channel="F" name="resolution" value="0" units="1/dev"/>
+        </inkml:channelProperties>
+      </inkml:inkSource>
+      <inkml:timestamp xml:id="ts0" timeString="2026-03-24T13:19:21.846"/>
+    </inkml:context>
+    <inkml:brush xml:id="br0">
+      <inkml:brushProperty name="width" value="0.035" units="cm"/>
+      <inkml:brushProperty name="height" value="0.035" units="cm"/>
+      <inkml:brushProperty name="color" value="#E71224"/>
+    </inkml:brush>
+  </inkml:definitions>
+  <inkml:trace contextRef="#ctx0" brushRef="#br0">1 728 24575,'0'24'0,"1"0"0,2 1 0,0-1 0,1 0 0,2 0 0,0-1 0,2 0 0,15 34 0,-23-56 0,0-1 0,0 0 0,0 0 0,0 1 0,1-1 0,-1 0 0,0 0 0,0 1 0,0-1 0,1 0 0,-1 0 0,0 1 0,0-1 0,0 0 0,1 0 0,-1 0 0,0 0 0,0 1 0,1-1 0,-1 0 0,0 0 0,1 0 0,-1 0 0,0 0 0,0 0 0,1 0 0,-1 0 0,0 0 0,1 0 0,-1 0 0,0 0 0,1 0 0,-1 0 0,0 0 0,0 0 0,1 0 0,-1 0 0,0 0 0,1-1 0,-1 1 0,0 0 0,14-15 0,13-34 0,-19 33 0,10-18 0,20-54 0,-23 50 0,23-42 0,46-88 0,-23 55 0,-13-15 0,-16 39 0,11-12 0,-38 92-251,0 0 0,1 0 0,0 0 0,8-8-1,-14 17 143,7-8-6717</inkml:trace>
+</inkml:ink>
+</file>
+
 <file path=word/theme/theme1.xml><?xml version="1.0" encoding="utf-8"?>
 <a:theme xmlns:a="http://schemas.openxmlformats.org/drawingml/2006/main" name="Office Theme">
   <a:themeElements>

--- a/oscola_checklist.docx
+++ b/oscola_checklist.docx
@@ -40,13 +40,7 @@
         <w:rPr>
           <w:rFonts w:ascii="Aptos Display" w:hAnsi="Aptos Display"/>
         </w:rPr>
-        <w:t>☐</w:t>
-      </w:r>
-      <w:r>
-        <w:rPr>
-          <w:rFonts w:ascii="Aptos Display" w:hAnsi="Aptos Display"/>
-        </w:rPr>
-        <w:t xml:space="preserve"> Improve overall usability, layout, and readability across the app</w:t>
+        <w:t>☐ Improve overall usability, layout, and readability across the app</w:t>
       </w:r>
     </w:p>
     <w:p>
@@ -59,13 +53,7 @@
         <w:rPr>
           <w:rFonts w:ascii="Aptos Display" w:hAnsi="Aptos Display"/>
         </w:rPr>
-        <w:t>☐</w:t>
-      </w:r>
-      <w:r>
-        <w:rPr>
-          <w:rFonts w:ascii="Aptos Display" w:hAnsi="Aptos Display"/>
-        </w:rPr>
-        <w:t xml:space="preserve"> Enhance student engagement (gamification, visuals, interactive elements)</w:t>
+        <w:t>☐ Enhance student engagement (gamification, visuals, interactive elements)</w:t>
       </w:r>
     </w:p>
     <w:p>
@@ -78,13 +66,7 @@
         <w:rPr>
           <w:rFonts w:ascii="Aptos Display" w:hAnsi="Aptos Display"/>
         </w:rPr>
-        <w:t>☐</w:t>
-      </w:r>
-      <w:r>
-        <w:rPr>
-          <w:rFonts w:ascii="Aptos Display" w:hAnsi="Aptos Display"/>
-        </w:rPr>
-        <w:t xml:space="preserve"> Apply creative improvements where appropriate</w:t>
+        <w:t>☐ Apply creative improvements where appropriate</w:t>
       </w:r>
     </w:p>
     <w:p>
@@ -97,13 +79,7 @@
         <w:rPr>
           <w:rFonts w:ascii="Aptos Display" w:hAnsi="Aptos Display"/>
         </w:rPr>
-        <w:t>☐</w:t>
-      </w:r>
-      <w:r>
-        <w:rPr>
-          <w:rFonts w:ascii="Aptos Display" w:hAnsi="Aptos Display"/>
-        </w:rPr>
-        <w:t xml:space="preserve"> Use appendix images where referenced</w:t>
+        <w:t>☐ Use appendix images where referenced</w:t>
       </w:r>
     </w:p>
     <w:p>
@@ -198,14 +174,7 @@
           <w:rFonts w:ascii="Aptos Display" w:hAnsi="Aptos Display"/>
           <w:strike/>
         </w:rPr>
-        <w:t>☐</w:t>
-      </w:r>
-      <w:r>
-        <w:rPr>
-          <w:rFonts w:ascii="Aptos Display" w:hAnsi="Aptos Display"/>
-          <w:strike/>
-        </w:rPr>
-        <w:t xml:space="preserve"> Fix unbalanced text sizing</w:t>
+        <w:t>☐ Fix unbalanced text sizing</w:t>
       </w:r>
     </w:p>
     <w:p>
@@ -220,14 +189,7 @@
           <w:rFonts w:ascii="Aptos Display" w:hAnsi="Aptos Display"/>
           <w:strike/>
         </w:rPr>
-        <w:t>☐</w:t>
-      </w:r>
-      <w:r>
-        <w:rPr>
-          <w:rFonts w:ascii="Aptos Display" w:hAnsi="Aptos Display"/>
-          <w:strike/>
-        </w:rPr>
-        <w:t xml:space="preserve"> Increase size of 'Five chapters…' for better visibility</w:t>
+        <w:t>☐ Increase size of 'Five chapters…' for better visibility</w:t>
       </w:r>
     </w:p>
     <w:p>
@@ -303,14 +265,7 @@
           <w:rFonts w:ascii="Aptos Display" w:hAnsi="Aptos Display"/>
           <w:strike/>
         </w:rPr>
-        <w:t>☐</w:t>
-      </w:r>
-      <w:r>
-        <w:rPr>
-          <w:rFonts w:ascii="Aptos Display" w:hAnsi="Aptos Display"/>
-          <w:strike/>
-        </w:rPr>
-        <w:t xml:space="preserve"> Increase text size for readability</w:t>
+        <w:t>☐ Increase text size for readability</w:t>
       </w:r>
     </w:p>
     <w:p>
@@ -336,14 +291,73 @@
       <w:r>
         <w:rPr>
           <w:rFonts w:ascii="Aptos Display" w:hAnsi="Aptos Display"/>
-        </w:rPr>
-        <w:t>☐</w:t>
+          <w:noProof/>
+        </w:rPr>
+        <mc:AlternateContent>
+          <mc:Choice Requires="wpi">
+            <w:drawing>
+              <wp:anchor distT="0" distB="0" distL="114300" distR="114300" simplePos="0" relativeHeight="251665408" behindDoc="0" locked="0" layoutInCell="1" allowOverlap="1" wp14:anchorId="683DAC59" wp14:editId="3CA825D8">
+                <wp:simplePos x="0" y="0"/>
+                <wp:positionH relativeFrom="column">
+                  <wp:posOffset>-83820</wp:posOffset>
+                </wp:positionH>
+                <wp:positionV relativeFrom="paragraph">
+                  <wp:posOffset>-45085</wp:posOffset>
+                </wp:positionV>
+                <wp:extent cx="246380" cy="268310"/>
+                <wp:effectExtent l="57150" t="57150" r="1270" b="55880"/>
+                <wp:wrapNone/>
+                <wp:docPr id="1703704849" name="Ink 5"/>
+                <wp:cNvGraphicFramePr/>
+                <a:graphic xmlns:a="http://schemas.openxmlformats.org/drawingml/2006/main">
+                  <a:graphicData uri="http://schemas.microsoft.com/office/word/2010/wordprocessingInk">
+                    <w14:contentPart bwMode="auto" r:id="rId10">
+                      <w14:nvContentPartPr>
+                        <w14:cNvContentPartPr/>
+                      </w14:nvContentPartPr>
+                      <w14:xfrm>
+                        <a:off x="0" y="0"/>
+                        <a:ext cx="246380" cy="268310"/>
+                      </w14:xfrm>
+                    </w14:contentPart>
+                  </a:graphicData>
+                </a:graphic>
+              </wp:anchor>
+            </w:drawing>
+          </mc:Choice>
+          <mc:Fallback>
+            <w:pict>
+              <v:shapetype w14:anchorId="39CB409C" id="_x0000_t75" coordsize="21600,21600" o:spt="75" o:preferrelative="t" path="m@4@5l@4@11@9@11@9@5xe" filled="f" stroked="f">
+                <v:stroke joinstyle="miter"/>
+                <v:formulas>
+                  <v:f eqn="if lineDrawn pixelLineWidth 0"/>
+                  <v:f eqn="sum @0 1 0"/>
+                  <v:f eqn="sum 0 0 @1"/>
+                  <v:f eqn="prod @2 1 2"/>
+                  <v:f eqn="prod @3 21600 pixelWidth"/>
+                  <v:f eqn="prod @3 21600 pixelHeight"/>
+                  <v:f eqn="sum @0 0 1"/>
+                  <v:f eqn="prod @6 1 2"/>
+                  <v:f eqn="prod @7 21600 pixelWidth"/>
+                  <v:f eqn="sum @8 21600 0"/>
+                  <v:f eqn="prod @7 21600 pixelHeight"/>
+                  <v:f eqn="sum @10 21600 0"/>
+                </v:formulas>
+                <v:path o:extrusionok="f" gradientshapeok="t" o:connecttype="rect"/>
+                <o:lock v:ext="edit" aspectratio="t"/>
+              </v:shapetype>
+              <v:shape id="Ink 5" o:spid="_x0000_s1026" type="#_x0000_t75" style="position:absolute;margin-left:-8pt;margin-top:-4.95pt;width:22.2pt;height:24pt;z-index:251665408;visibility:visible;mso-wrap-style:square;mso-wrap-distance-left:9pt;mso-wrap-distance-top:0;mso-wrap-distance-right:9pt;mso-wrap-distance-bottom:0;mso-position-horizontal:absolute;mso-position-horizontal-relative:text;mso-position-vertical:absolute;mso-position-vertical-relative:text" o:gfxdata="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">
+                <v:imagedata r:id="rId11" o:title=""/>
+              </v:shape>
+            </w:pict>
+          </mc:Fallback>
+        </mc:AlternateContent>
       </w:r>
       <w:r>
         <w:rPr>
           <w:rFonts w:ascii="Aptos Display" w:hAnsi="Aptos Display"/>
         </w:rPr>
-        <w:t xml:space="preserve"> Remove incorrect overlay text on image</w:t>
+        <w:t>☐ Remove incorrect overlay text on image</w:t>
       </w:r>
     </w:p>
     <w:p>
@@ -356,13 +370,7 @@
         <w:rPr>
           <w:rFonts w:ascii="Aptos Display" w:hAnsi="Aptos Display"/>
         </w:rPr>
-        <w:t>☐</w:t>
-      </w:r>
-      <w:r>
-        <w:rPr>
-          <w:rFonts w:ascii="Aptos Display" w:hAnsi="Aptos Display"/>
-        </w:rPr>
-        <w:t xml:space="preserve"> Replace 'Ms Okafor QC' with 'Ms Okafor KC' (throughout app)</w:t>
+        <w:t>☐ Replace 'Ms Okafor QC' with 'Ms Okafor KC' (throughout app)</w:t>
       </w:r>
     </w:p>
     <w:p>
@@ -375,13 +383,7 @@
         <w:rPr>
           <w:rFonts w:ascii="Aptos Display" w:hAnsi="Aptos Display"/>
         </w:rPr>
-        <w:t>☐</w:t>
-      </w:r>
-      <w:r>
-        <w:rPr>
-          <w:rFonts w:ascii="Aptos Display" w:hAnsi="Aptos Display"/>
-        </w:rPr>
-        <w:t xml:space="preserve"> Add headshot of Mr Devereux</w:t>
+        <w:t>☐ Add headshot of Mr Devereux</w:t>
       </w:r>
     </w:p>
     <w:p>
@@ -408,13 +410,7 @@
         <w:rPr>
           <w:rFonts w:ascii="Aptos Display" w:hAnsi="Aptos Display"/>
         </w:rPr>
-        <w:t>☐</w:t>
-      </w:r>
-      <w:r>
-        <w:rPr>
-          <w:rFonts w:ascii="Aptos Display" w:hAnsi="Aptos Display"/>
-        </w:rPr>
-        <w:t xml:space="preserve"> Reframe Ms Okafor image</w:t>
+        <w:t>☐ Reframe Ms Okafor image</w:t>
       </w:r>
     </w:p>
     <w:p>
@@ -427,13 +423,7 @@
         <w:rPr>
           <w:rFonts w:ascii="Aptos Display" w:hAnsi="Aptos Display"/>
         </w:rPr>
-        <w:t>☐</w:t>
-      </w:r>
-      <w:r>
-        <w:rPr>
-          <w:rFonts w:ascii="Aptos Display" w:hAnsi="Aptos Display"/>
-        </w:rPr>
-        <w:t xml:space="preserve"> Consider square crop with wrapped text</w:t>
+        <w:t>☐ Consider square crop with wrapped text</w:t>
       </w:r>
     </w:p>
     <w:p>
@@ -446,13 +436,7 @@
         <w:rPr>
           <w:rFonts w:ascii="Aptos Display" w:hAnsi="Aptos Display"/>
         </w:rPr>
-        <w:t>☐</w:t>
-      </w:r>
-      <w:r>
-        <w:rPr>
-          <w:rFonts w:ascii="Aptos Display" w:hAnsi="Aptos Display"/>
-        </w:rPr>
-        <w:t xml:space="preserve"> Make the three rules more visually prominent</w:t>
+        <w:t>☐ Make the three rules more visually prominent</w:t>
       </w:r>
     </w:p>
     <w:p>
@@ -479,13 +463,7 @@
         <w:rPr>
           <w:rFonts w:ascii="Aptos Display" w:hAnsi="Aptos Display"/>
         </w:rPr>
-        <w:t>☐</w:t>
-      </w:r>
-      <w:r>
-        <w:rPr>
-          <w:rFonts w:ascii="Aptos Display" w:hAnsi="Aptos Display"/>
-        </w:rPr>
-        <w:t xml:space="preserve"> Add an image</w:t>
+        <w:t>☐ Add an image</w:t>
       </w:r>
     </w:p>
     <w:p>
@@ -499,13 +477,7 @@
           <w:rFonts w:ascii="Aptos Display" w:hAnsi="Aptos Display"/>
         </w:rPr>
         <w:lastRenderedPageBreak/>
-        <w:t>☐</w:t>
-      </w:r>
-      <w:r>
-        <w:rPr>
-          <w:rFonts w:ascii="Aptos Display" w:hAnsi="Aptos Display"/>
-        </w:rPr>
-        <w:t xml:space="preserve"> Improve engagement (make it more interactive/engaging)</w:t>
+        <w:t>☐ Improve engagement (make it more interactive/engaging)</w:t>
       </w:r>
     </w:p>
     <w:p>
@@ -518,13 +490,7 @@
         <w:rPr>
           <w:rFonts w:ascii="Aptos Display" w:hAnsi="Aptos Display"/>
         </w:rPr>
-        <w:t>☐</w:t>
-      </w:r>
-      <w:r>
-        <w:rPr>
-          <w:rFonts w:ascii="Aptos Display" w:hAnsi="Aptos Display"/>
-        </w:rPr>
-        <w:t xml:space="preserve"> Add creative elements</w:t>
+        <w:t>☐ Add creative elements</w:t>
       </w:r>
     </w:p>
     <w:p>
@@ -551,13 +517,7 @@
         <w:rPr>
           <w:rFonts w:ascii="Aptos Display" w:hAnsi="Aptos Display"/>
         </w:rPr>
-        <w:t>☐</w:t>
-      </w:r>
-      <w:r>
-        <w:rPr>
-          <w:rFonts w:ascii="Aptos Display" w:hAnsi="Aptos Display"/>
-        </w:rPr>
-        <w:t xml:space="preserve"> Fix broken image (remove faulty code and reinsert)</w:t>
+        <w:t>☐ Fix broken image (remove faulty code and reinsert)</w:t>
       </w:r>
     </w:p>
     <w:p>
@@ -570,13 +530,7 @@
         <w:rPr>
           <w:rFonts w:ascii="Aptos Display" w:hAnsi="Aptos Display"/>
         </w:rPr>
-        <w:t>☐</w:t>
-      </w:r>
-      <w:r>
-        <w:rPr>
-          <w:rFonts w:ascii="Aptos Display" w:hAnsi="Aptos Display"/>
-        </w:rPr>
-        <w:t xml:space="preserve"> Add suggested image</w:t>
+        <w:t>☐ Add suggested image</w:t>
       </w:r>
     </w:p>
     <w:p>
@@ -589,13 +543,7 @@
         <w:rPr>
           <w:rFonts w:ascii="Aptos Display" w:hAnsi="Aptos Display"/>
         </w:rPr>
-        <w:t>☐</w:t>
-      </w:r>
-      <w:r>
-        <w:rPr>
-          <w:rFonts w:ascii="Aptos Display" w:hAnsi="Aptos Display"/>
-        </w:rPr>
-        <w:t xml:space="preserve"> Replace 'Whiteboard' with 'Memo board' (x2)</w:t>
+        <w:t>☐ Replace 'Whiteboard' with 'Memo board' (x2)</w:t>
       </w:r>
     </w:p>
     <w:p>
@@ -608,13 +556,7 @@
         <w:rPr>
           <w:rFonts w:ascii="Aptos Display" w:hAnsi="Aptos Display"/>
         </w:rPr>
-        <w:t>☐</w:t>
-      </w:r>
-      <w:r>
-        <w:rPr>
-          <w:rFonts w:ascii="Aptos Display" w:hAnsi="Aptos Display"/>
-        </w:rPr>
-        <w:t xml:space="preserve"> Replace 'Chalk' with 'Pen'</w:t>
+        <w:t>☐ Replace 'Chalk' with 'Pen'</w:t>
       </w:r>
     </w:p>
     <w:p>
@@ -641,13 +583,7 @@
         <w:rPr>
           <w:rFonts w:ascii="Aptos Display" w:hAnsi="Aptos Display"/>
         </w:rPr>
-        <w:t>☐</w:t>
-      </w:r>
-      <w:r>
-        <w:rPr>
-          <w:rFonts w:ascii="Aptos Display" w:hAnsi="Aptos Display"/>
-        </w:rPr>
-        <w:t xml:space="preserve"> Change QC to KC</w:t>
+        <w:t>☐ Change QC to KC</w:t>
       </w:r>
     </w:p>
     <w:p>
@@ -660,13 +596,7 @@
         <w:rPr>
           <w:rFonts w:ascii="Aptos Display" w:hAnsi="Aptos Display"/>
         </w:rPr>
-        <w:t>☐</w:t>
-      </w:r>
-      <w:r>
-        <w:rPr>
-          <w:rFonts w:ascii="Aptos Display" w:hAnsi="Aptos Display"/>
-        </w:rPr>
-        <w:t xml:space="preserve"> Improve readability</w:t>
+        <w:t>☐ Improve readability</w:t>
       </w:r>
     </w:p>
     <w:p>
@@ -679,13 +609,7 @@
         <w:rPr>
           <w:rFonts w:ascii="Aptos Display" w:hAnsi="Aptos Display"/>
         </w:rPr>
-        <w:t>☐</w:t>
-      </w:r>
-      <w:r>
-        <w:rPr>
-          <w:rFonts w:ascii="Aptos Display" w:hAnsi="Aptos Display"/>
-        </w:rPr>
-        <w:t xml:space="preserve"> Use lighter background colours for boxes 2, 3, and 4</w:t>
+        <w:t>☐ Use lighter background colours for boxes 2, 3, and 4</w:t>
       </w:r>
     </w:p>
     <w:p>
@@ -712,13 +636,7 @@
         <w:rPr>
           <w:rFonts w:ascii="Aptos Display" w:hAnsi="Aptos Display"/>
         </w:rPr>
-        <w:t>☐</w:t>
-      </w:r>
-      <w:r>
-        <w:rPr>
-          <w:rFonts w:ascii="Aptos Display" w:hAnsi="Aptos Display"/>
-        </w:rPr>
-        <w:t xml:space="preserve"> Add image of European Court of Human Rights</w:t>
+        <w:t>☐ Add image of European Court of Human Rights</w:t>
       </w:r>
     </w:p>
     <w:p>
@@ -731,13 +649,7 @@
         <w:rPr>
           <w:rFonts w:ascii="Aptos Display" w:hAnsi="Aptos Display"/>
         </w:rPr>
-        <w:t>☐</w:t>
-      </w:r>
-      <w:r>
-        <w:rPr>
-          <w:rFonts w:ascii="Aptos Display" w:hAnsi="Aptos Display"/>
-        </w:rPr>
-        <w:t xml:space="preserve"> Add image of European Court of Justice</w:t>
+        <w:t>☐ Add image of European Court of Justice</w:t>
       </w:r>
     </w:p>
     <w:p>
@@ -750,13 +662,7 @@
         <w:rPr>
           <w:rFonts w:ascii="Aptos Display" w:hAnsi="Aptos Display"/>
         </w:rPr>
-        <w:t>☐</w:t>
-      </w:r>
-      <w:r>
-        <w:rPr>
-          <w:rFonts w:ascii="Aptos Display" w:hAnsi="Aptos Display"/>
-        </w:rPr>
-        <w:t xml:space="preserve"> Correct naming to 'European Court of Justice'</w:t>
+        <w:t>☐ Correct naming to 'European Court of Justice'</w:t>
       </w:r>
     </w:p>
     <w:p>
@@ -769,13 +675,7 @@
         <w:rPr>
           <w:rFonts w:ascii="Aptos Display" w:hAnsi="Aptos Display"/>
         </w:rPr>
-        <w:t>☐</w:t>
-      </w:r>
-      <w:r>
-        <w:rPr>
-          <w:rFonts w:ascii="Aptos Display" w:hAnsi="Aptos Display"/>
-        </w:rPr>
-        <w:t xml:space="preserve"> Replace 'CJEU' with 'ECJ'</w:t>
+        <w:t>☐ Replace 'CJEU' with 'ECJ'</w:t>
       </w:r>
     </w:p>
     <w:p>
@@ -802,13 +702,7 @@
         <w:rPr>
           <w:rFonts w:ascii="Aptos Display" w:hAnsi="Aptos Display"/>
         </w:rPr>
-        <w:t>☐</w:t>
-      </w:r>
-      <w:r>
-        <w:rPr>
-          <w:rFonts w:ascii="Aptos Display" w:hAnsi="Aptos Display"/>
-        </w:rPr>
-        <w:t xml:space="preserve"> Remove incorrect image/code</w:t>
+        <w:t>☐ Remove incorrect image/code</w:t>
       </w:r>
     </w:p>
     <w:p>
@@ -821,13 +715,7 @@
         <w:rPr>
           <w:rFonts w:ascii="Aptos Display" w:hAnsi="Aptos Display"/>
         </w:rPr>
-        <w:t>☐</w:t>
-      </w:r>
-      <w:r>
-        <w:rPr>
-          <w:rFonts w:ascii="Aptos Display" w:hAnsi="Aptos Display"/>
-        </w:rPr>
-        <w:t xml:space="preserve"> Add image of Parliament</w:t>
+        <w:t>☐ Add image of Parliament</w:t>
       </w:r>
     </w:p>
     <w:p>
@@ -840,13 +728,7 @@
         <w:rPr>
           <w:rFonts w:ascii="Aptos Display" w:hAnsi="Aptos Display"/>
         </w:rPr>
-        <w:t>☐</w:t>
-      </w:r>
-      <w:r>
-        <w:rPr>
-          <w:rFonts w:ascii="Aptos Display" w:hAnsi="Aptos Display"/>
-        </w:rPr>
-        <w:t xml:space="preserve"> Add headshot of Harrison</w:t>
+        <w:t>☐ Add headshot of Harrison</w:t>
       </w:r>
     </w:p>
     <w:p>
@@ -859,13 +741,7 @@
         <w:rPr>
           <w:rFonts w:ascii="Aptos Display" w:hAnsi="Aptos Display"/>
         </w:rPr>
-        <w:t>☐</w:t>
-      </w:r>
-      <w:r>
-        <w:rPr>
-          <w:rFonts w:ascii="Aptos Display" w:hAnsi="Aptos Display"/>
-        </w:rPr>
-        <w:t xml:space="preserve"> Replace 'Junior tenant' with 'Junior Barrister'</w:t>
+        <w:t>☐ Replace 'Junior tenant' with 'Junior Barrister'</w:t>
       </w:r>
     </w:p>
     <w:p>
@@ -892,13 +768,7 @@
         <w:rPr>
           <w:rFonts w:ascii="Aptos Display" w:hAnsi="Aptos Display"/>
         </w:rPr>
-        <w:t>☐</w:t>
-      </w:r>
-      <w:r>
-        <w:rPr>
-          <w:rFonts w:ascii="Aptos Display" w:hAnsi="Aptos Display"/>
-        </w:rPr>
-        <w:t xml:space="preserve"> Add suggested image</w:t>
+        <w:t>☐ Add suggested image</w:t>
       </w:r>
     </w:p>
     <w:p>
@@ -911,13 +781,7 @@
         <w:rPr>
           <w:rFonts w:ascii="Aptos Display" w:hAnsi="Aptos Display"/>
         </w:rPr>
-        <w:t>☐</w:t>
-      </w:r>
-      <w:r>
-        <w:rPr>
-          <w:rFonts w:ascii="Aptos Display" w:hAnsi="Aptos Display"/>
-        </w:rPr>
-        <w:t xml:space="preserve"> Add clarification: OJ = Official Journal of the European Union</w:t>
+        <w:t>☐ Add clarification: OJ = Official Journal of the European Union</w:t>
       </w:r>
     </w:p>
     <w:p>
@@ -945,13 +809,7 @@
         <w:rPr>
           <w:rFonts w:ascii="Aptos Display" w:hAnsi="Aptos Display"/>
         </w:rPr>
-        <w:t>☐</w:t>
-      </w:r>
-      <w:r>
-        <w:rPr>
-          <w:rFonts w:ascii="Aptos Display" w:hAnsi="Aptos Display"/>
-        </w:rPr>
-        <w:t xml:space="preserve"> Add suggested image</w:t>
+        <w:t>☐ Add suggested image</w:t>
       </w:r>
     </w:p>
     <w:p>
@@ -978,13 +836,7 @@
         <w:rPr>
           <w:rFonts w:ascii="Aptos Display" w:hAnsi="Aptos Display"/>
         </w:rPr>
-        <w:t>☐</w:t>
-      </w:r>
-      <w:r>
-        <w:rPr>
-          <w:rFonts w:ascii="Aptos Display" w:hAnsi="Aptos Display"/>
-        </w:rPr>
-        <w:t xml:space="preserve"> Change Lincoln’s Inn to Gray’s Inn</w:t>
+        <w:t>☐ Change Lincoln’s Inn to Gray’s Inn</w:t>
       </w:r>
     </w:p>
     <w:p>
@@ -997,13 +849,7 @@
         <w:rPr>
           <w:rFonts w:ascii="Aptos Display" w:hAnsi="Aptos Display"/>
         </w:rPr>
-        <w:t>☐</w:t>
-      </w:r>
-      <w:r>
-        <w:rPr>
-          <w:rFonts w:ascii="Aptos Display" w:hAnsi="Aptos Display"/>
-        </w:rPr>
-        <w:t xml:space="preserve"> Add image of Ms Okafor in library</w:t>
+        <w:t>☐ Add image of Ms Okafor in library</w:t>
       </w:r>
     </w:p>
     <w:p>
@@ -1016,13 +862,7 @@
         <w:rPr>
           <w:rFonts w:ascii="Aptos Display" w:hAnsi="Aptos Display"/>
         </w:rPr>
-        <w:t>☐</w:t>
-      </w:r>
-      <w:r>
-        <w:rPr>
-          <w:rFonts w:ascii="Aptos Display" w:hAnsi="Aptos Display"/>
-        </w:rPr>
-        <w:t xml:space="preserve"> Change QC to KC</w:t>
+        <w:t>☐ Change QC to KC</w:t>
       </w:r>
     </w:p>
     <w:p>
@@ -1035,13 +875,7 @@
         <w:rPr>
           <w:rFonts w:ascii="Aptos Display" w:hAnsi="Aptos Display"/>
         </w:rPr>
-        <w:t>☐</w:t>
-      </w:r>
-      <w:r>
-        <w:rPr>
-          <w:rFonts w:ascii="Aptos Display" w:hAnsi="Aptos Display"/>
-        </w:rPr>
-        <w:t xml:space="preserve"> Add author referencing detail</w:t>
+        <w:t>☐ Add author referencing detail</w:t>
       </w:r>
     </w:p>
     <w:p>
@@ -1068,13 +902,7 @@
         <w:rPr>
           <w:rFonts w:ascii="Aptos Display" w:hAnsi="Aptos Display"/>
         </w:rPr>
-        <w:t>☐</w:t>
-      </w:r>
-      <w:r>
-        <w:rPr>
-          <w:rFonts w:ascii="Aptos Display" w:hAnsi="Aptos Display"/>
-        </w:rPr>
-        <w:t xml:space="preserve"> Add image of Ms Okafor</w:t>
+        <w:t>☐ Add image of Ms Okafor</w:t>
       </w:r>
     </w:p>
     <w:p>
@@ -1101,13 +929,7 @@
         <w:rPr>
           <w:rFonts w:ascii="Aptos Display" w:hAnsi="Aptos Display"/>
         </w:rPr>
-        <w:t>☐</w:t>
-      </w:r>
-      <w:r>
-        <w:rPr>
-          <w:rFonts w:ascii="Aptos Display" w:hAnsi="Aptos Display"/>
-        </w:rPr>
-        <w:t xml:space="preserve"> Add image of law journals</w:t>
+        <w:t>☐ Add image of law journals</w:t>
       </w:r>
     </w:p>
     <w:p>
@@ -1120,13 +942,7 @@
         <w:rPr>
           <w:rFonts w:ascii="Aptos Display" w:hAnsi="Aptos Display"/>
         </w:rPr>
-        <w:t>☐</w:t>
-      </w:r>
-      <w:r>
-        <w:rPr>
-          <w:rFonts w:ascii="Aptos Display" w:hAnsi="Aptos Display"/>
-        </w:rPr>
-        <w:t xml:space="preserve"> Add explanation for 'ibid'</w:t>
+        <w:t>☐ Add explanation for 'ibid'</w:t>
       </w:r>
     </w:p>
     <w:p>
@@ -1153,13 +969,7 @@
         <w:rPr>
           <w:rFonts w:ascii="Aptos Display" w:hAnsi="Aptos Display"/>
         </w:rPr>
-        <w:t>☐</w:t>
-      </w:r>
-      <w:r>
-        <w:rPr>
-          <w:rFonts w:ascii="Aptos Display" w:hAnsi="Aptos Display"/>
-        </w:rPr>
-        <w:t xml:space="preserve"> Remove incorrect image</w:t>
+        <w:t>☐ Remove incorrect image</w:t>
       </w:r>
     </w:p>
     <w:p>
@@ -1172,13 +982,7 @@
         <w:rPr>
           <w:rFonts w:ascii="Aptos Display" w:hAnsi="Aptos Display"/>
         </w:rPr>
-        <w:t>☐</w:t>
-      </w:r>
-      <w:r>
-        <w:rPr>
-          <w:rFonts w:ascii="Aptos Display" w:hAnsi="Aptos Display"/>
-        </w:rPr>
-        <w:t xml:space="preserve"> Add digital library image</w:t>
+        <w:t>☐ Add digital library image</w:t>
       </w:r>
     </w:p>
     <w:p>
@@ -1191,13 +995,7 @@
         <w:rPr>
           <w:rFonts w:ascii="Aptos Display" w:hAnsi="Aptos Display"/>
         </w:rPr>
-        <w:t>☐</w:t>
-      </w:r>
-      <w:r>
-        <w:rPr>
-          <w:rFonts w:ascii="Aptos Display" w:hAnsi="Aptos Display"/>
-        </w:rPr>
-        <w:t xml:space="preserve"> Change QC to KC</w:t>
+        <w:t>☐ Change QC to KC</w:t>
       </w:r>
     </w:p>
     <w:p>
@@ -1224,13 +1022,7 @@
         <w:rPr>
           <w:rFonts w:ascii="Aptos Display" w:hAnsi="Aptos Display"/>
         </w:rPr>
-        <w:t>☐</w:t>
-      </w:r>
-      <w:r>
-        <w:rPr>
-          <w:rFonts w:ascii="Aptos Display" w:hAnsi="Aptos Display"/>
-        </w:rPr>
-        <w:t xml:space="preserve"> Add image of barrister reading newspaper</w:t>
+        <w:t>☐ Add image of barrister reading newspaper</w:t>
       </w:r>
     </w:p>
     <w:p>
@@ -1257,13 +1049,7 @@
         <w:rPr>
           <w:rFonts w:ascii="Aptos Display" w:hAnsi="Aptos Display"/>
         </w:rPr>
-        <w:t>☐</w:t>
-      </w:r>
-      <w:r>
-        <w:rPr>
-          <w:rFonts w:ascii="Aptos Display" w:hAnsi="Aptos Display"/>
-        </w:rPr>
-        <w:t xml:space="preserve"> Change QC to KC</w:t>
+        <w:t>☐ Change QC to KC</w:t>
       </w:r>
     </w:p>
     <w:p>
@@ -1276,13 +1062,7 @@
         <w:rPr>
           <w:rFonts w:ascii="Aptos Display" w:hAnsi="Aptos Display"/>
         </w:rPr>
-        <w:t>☐</w:t>
-      </w:r>
-      <w:r>
-        <w:rPr>
-          <w:rFonts w:ascii="Aptos Display" w:hAnsi="Aptos Display"/>
-        </w:rPr>
-        <w:t xml:space="preserve"> Add image of Ms Okafor reading corrected work</w:t>
+        <w:t>☐ Add image of Ms Okafor reading corrected work</w:t>
       </w:r>
     </w:p>
     <w:p>
@@ -1309,13 +1089,7 @@
         <w:rPr>
           <w:rFonts w:ascii="Aptos Display" w:hAnsi="Aptos Display"/>
         </w:rPr>
-        <w:t>☐</w:t>
-      </w:r>
-      <w:r>
-        <w:rPr>
-          <w:rFonts w:ascii="Aptos Display" w:hAnsi="Aptos Display"/>
-        </w:rPr>
-        <w:t xml:space="preserve"> No changes required</w:t>
+        <w:t>☐ No changes required</w:t>
       </w:r>
     </w:p>
     <w:sectPr>
@@ -11052,7 +10826,7 @@
       </w:tcPr>
     </w:tblStylePr>
   </w:style>
-  <w:style w:type="table" w:styleId="ColorfulShading">
+  <w:style w:type="table" w:styleId="ColourfulShading">
     <w:name w:val="Colorful Shading"/>
     <w:basedOn w:val="TableNormal"/>
     <w:uiPriority w:val="71"/>
@@ -11167,7 +10941,7 @@
       </w:rPr>
     </w:tblStylePr>
   </w:style>
-  <w:style w:type="table" w:styleId="ColorfulShading-Accent1">
+  <w:style w:type="table" w:styleId="ColourfulShadingAccent1">
     <w:name w:val="Colorful Shading Accent 1"/>
     <w:basedOn w:val="TableNormal"/>
     <w:uiPriority w:val="71"/>
@@ -11282,7 +11056,7 @@
       </w:rPr>
     </w:tblStylePr>
   </w:style>
-  <w:style w:type="table" w:styleId="ColorfulShading-Accent2">
+  <w:style w:type="table" w:styleId="ColourfulShadingAccent2">
     <w:name w:val="Colorful Shading Accent 2"/>
     <w:basedOn w:val="TableNormal"/>
     <w:uiPriority w:val="71"/>
@@ -11397,7 +11171,7 @@
       </w:rPr>
     </w:tblStylePr>
   </w:style>
-  <w:style w:type="table" w:styleId="ColorfulShading-Accent3">
+  <w:style w:type="table" w:styleId="ColourfulShadingAccent3">
     <w:name w:val="Colorful Shading Accent 3"/>
     <w:basedOn w:val="TableNormal"/>
     <w:uiPriority w:val="71"/>
@@ -11502,7 +11276,7 @@
       </w:tcPr>
     </w:tblStylePr>
   </w:style>
-  <w:style w:type="table" w:styleId="ColorfulShading-Accent4">
+  <w:style w:type="table" w:styleId="ColourfulShadingAccent4">
     <w:name w:val="Colorful Shading Accent 4"/>
     <w:basedOn w:val="TableNormal"/>
     <w:uiPriority w:val="71"/>
@@ -11617,7 +11391,7 @@
       </w:rPr>
     </w:tblStylePr>
   </w:style>
-  <w:style w:type="table" w:styleId="ColorfulShading-Accent5">
+  <w:style w:type="table" w:styleId="ColourfulShadingAccent5">
     <w:name w:val="Colorful Shading Accent 5"/>
     <w:basedOn w:val="TableNormal"/>
     <w:uiPriority w:val="71"/>
@@ -11732,7 +11506,7 @@
       </w:rPr>
     </w:tblStylePr>
   </w:style>
-  <w:style w:type="table" w:styleId="ColorfulShading-Accent6">
+  <w:style w:type="table" w:styleId="ColourfulShadingAccent6">
     <w:name w:val="Colorful Shading Accent 6"/>
     <w:basedOn w:val="TableNormal"/>
     <w:uiPriority w:val="71"/>
@@ -11847,7 +11621,7 @@
       </w:rPr>
     </w:tblStylePr>
   </w:style>
-  <w:style w:type="table" w:styleId="ColorfulList">
+  <w:style w:type="table" w:styleId="ColourfulList">
     <w:name w:val="Colorful List"/>
     <w:basedOn w:val="TableNormal"/>
     <w:uiPriority w:val="72"/>
@@ -11926,7 +11700,7 @@
       </w:tcPr>
     </w:tblStylePr>
   </w:style>
-  <w:style w:type="table" w:styleId="ColorfulList-Accent1">
+  <w:style w:type="table" w:styleId="ColourfulListAccent1">
     <w:name w:val="Colorful List Accent 1"/>
     <w:basedOn w:val="TableNormal"/>
     <w:uiPriority w:val="72"/>
@@ -12005,7 +11779,7 @@
       </w:tcPr>
     </w:tblStylePr>
   </w:style>
-  <w:style w:type="table" w:styleId="ColorfulList-Accent2">
+  <w:style w:type="table" w:styleId="ColourfulListAccent2">
     <w:name w:val="Colorful List Accent 2"/>
     <w:basedOn w:val="TableNormal"/>
     <w:uiPriority w:val="72"/>
@@ -12084,7 +11858,7 @@
       </w:tcPr>
     </w:tblStylePr>
   </w:style>
-  <w:style w:type="table" w:styleId="ColorfulList-Accent3">
+  <w:style w:type="table" w:styleId="ColourfulListAccent3">
     <w:name w:val="Colorful List Accent 3"/>
     <w:basedOn w:val="TableNormal"/>
     <w:uiPriority w:val="72"/>
@@ -12163,7 +11937,7 @@
       </w:tcPr>
     </w:tblStylePr>
   </w:style>
-  <w:style w:type="table" w:styleId="ColorfulList-Accent4">
+  <w:style w:type="table" w:styleId="ColourfulListAccent4">
     <w:name w:val="Colorful List Accent 4"/>
     <w:basedOn w:val="TableNormal"/>
     <w:uiPriority w:val="72"/>
@@ -12242,7 +12016,7 @@
       </w:tcPr>
     </w:tblStylePr>
   </w:style>
-  <w:style w:type="table" w:styleId="ColorfulList-Accent5">
+  <w:style w:type="table" w:styleId="ColourfulListAccent5">
     <w:name w:val="Colorful List Accent 5"/>
     <w:basedOn w:val="TableNormal"/>
     <w:uiPriority w:val="72"/>
@@ -12321,7 +12095,7 @@
       </w:tcPr>
     </w:tblStylePr>
   </w:style>
-  <w:style w:type="table" w:styleId="ColorfulList-Accent6">
+  <w:style w:type="table" w:styleId="ColourfulListAccent6">
     <w:name w:val="Colorful List Accent 6"/>
     <w:basedOn w:val="TableNormal"/>
     <w:uiPriority w:val="72"/>
@@ -12400,7 +12174,7 @@
       </w:tcPr>
     </w:tblStylePr>
   </w:style>
-  <w:style w:type="table" w:styleId="ColorfulGrid">
+  <w:style w:type="table" w:styleId="ColourfulGrid">
     <w:name w:val="Colorful Grid"/>
     <w:basedOn w:val="TableNormal"/>
     <w:uiPriority w:val="73"/>
@@ -12473,7 +12247,7 @@
       </w:tcPr>
     </w:tblStylePr>
   </w:style>
-  <w:style w:type="table" w:styleId="ColorfulGrid-Accent1">
+  <w:style w:type="table" w:styleId="ColourfulGridAccent1">
     <w:name w:val="Colorful Grid Accent 1"/>
     <w:basedOn w:val="TableNormal"/>
     <w:uiPriority w:val="73"/>
@@ -12546,7 +12320,7 @@
       </w:tcPr>
     </w:tblStylePr>
   </w:style>
-  <w:style w:type="table" w:styleId="ColorfulGrid-Accent2">
+  <w:style w:type="table" w:styleId="ColourfulGridAccent2">
     <w:name w:val="Colorful Grid Accent 2"/>
     <w:basedOn w:val="TableNormal"/>
     <w:uiPriority w:val="73"/>
@@ -12619,7 +12393,7 @@
       </w:tcPr>
     </w:tblStylePr>
   </w:style>
-  <w:style w:type="table" w:styleId="ColorfulGrid-Accent3">
+  <w:style w:type="table" w:styleId="ColourfulGridAccent3">
     <w:name w:val="Colorful Grid Accent 3"/>
     <w:basedOn w:val="TableNormal"/>
     <w:uiPriority w:val="73"/>
@@ -12692,7 +12466,7 @@
       </w:tcPr>
     </w:tblStylePr>
   </w:style>
-  <w:style w:type="table" w:styleId="ColorfulGrid-Accent4">
+  <w:style w:type="table" w:styleId="ColourfulGridAccent4">
     <w:name w:val="Colorful Grid Accent 4"/>
     <w:basedOn w:val="TableNormal"/>
     <w:uiPriority w:val="73"/>
@@ -12765,7 +12539,7 @@
       </w:tcPr>
     </w:tblStylePr>
   </w:style>
-  <w:style w:type="table" w:styleId="ColorfulGrid-Accent5">
+  <w:style w:type="table" w:styleId="ColourfulGridAccent5">
     <w:name w:val="Colorful Grid Accent 5"/>
     <w:basedOn w:val="TableNormal"/>
     <w:uiPriority w:val="73"/>
@@ -12838,7 +12612,7 @@
       </w:tcPr>
     </w:tblStylePr>
   </w:style>
-  <w:style w:type="table" w:styleId="ColorfulGrid-Accent6">
+  <w:style w:type="table" w:styleId="ColourfulGridAccent6">
     <w:name w:val="Colorful Grid Accent 6"/>
     <w:basedOn w:val="TableNormal"/>
     <w:uiPriority w:val="73"/>
@@ -12968,6 +12742,35 @@
     </inkml:brush>
   </inkml:definitions>
   <inkml:trace contextRef="#ctx0" brushRef="#br0">1 728 24575,'0'24'0,"1"0"0,2 1 0,0-1 0,1 0 0,2 0 0,0-1 0,2 0 0,15 34 0,-23-56 0,0-1 0,0 0 0,0 0 0,0 1 0,1-1 0,-1 0 0,0 0 0,0 1 0,0-1 0,1 0 0,-1 0 0,0 1 0,0-1 0,0 0 0,1 0 0,-1 0 0,0 0 0,0 1 0,1-1 0,-1 0 0,0 0 0,1 0 0,-1 0 0,0 0 0,0 0 0,1 0 0,-1 0 0,0 0 0,1 0 0,-1 0 0,0 0 0,1 0 0,-1 0 0,0 0 0,0 0 0,1 0 0,-1 0 0,0 0 0,1-1 0,-1 1 0,0 0 0,14-15 0,13-34 0,-19 33 0,10-18 0,20-54 0,-23 50 0,23-42 0,46-88 0,-23 55 0,-13-15 0,-16 39 0,11-12 0,-38 92-251,0 0 0,1 0 0,0 0 0,8-8-1,-14 17 143,7-8-6717</inkml:trace>
+</inkml:ink>
+</file>
+
+<file path=word/ink/ink3.xml><?xml version="1.0" encoding="utf-8"?>
+<inkml:ink xmlns:inkml="http://www.w3.org/2003/InkML">
+  <inkml:definitions>
+    <inkml:context xml:id="ctx0">
+      <inkml:inkSource xml:id="inkSrc0">
+        <inkml:traceFormat>
+          <inkml:channel name="X" type="integer" min="-2.14748E9" max="2.14748E9" units="cm"/>
+          <inkml:channel name="Y" type="integer" min="-2.14748E9" max="2.14748E9" units="cm"/>
+          <inkml:channel name="F" type="integer" max="32767" units="dev"/>
+        </inkml:traceFormat>
+        <inkml:channelProperties>
+          <inkml:channelProperty channel="X" name="resolution" value="1000" units="1/cm"/>
+          <inkml:channelProperty channel="Y" name="resolution" value="1000" units="1/cm"/>
+          <inkml:channelProperty channel="F" name="resolution" value="0" units="1/dev"/>
+        </inkml:channelProperties>
+      </inkml:inkSource>
+      <inkml:timestamp xml:id="ts0" timeString="2026-03-24T13:21:37.263"/>
+    </inkml:context>
+    <inkml:brush xml:id="br0">
+      <inkml:brushProperty name="width" value="0.1" units="cm"/>
+      <inkml:brushProperty name="height" value="0.1" units="cm"/>
+      <inkml:brushProperty name="color" value="#008C3A"/>
+    </inkml:brush>
+  </inkml:definitions>
+  <inkml:trace contextRef="#ctx0" brushRef="#br0">317 283 9830,'-2'-1'89,"-1"1"0,1-1 0,-1 0 0,1 0 0,0 0-1,0 0 1,0 0 0,-1-1 0,1 1 0,0-1 0,1 1 0,-3-3 0,-7-5 204,-54-36-383,-98-92 0,160 134 80,-27-28 64,28 30-27,1 0 0,0-1-1,0 1 1,0-1 0,0 1-1,0-1 1,0 1 0,0-1-1,0 1 1,0-1 0,1 0-1,-1 1 1,1-1-1,0 0 1,-1 0 0,1 1-1,0-1 1,0 0 0,0-2-1,1 3-3,0 0 0,0 1 0,-1-1-1,1 1 1,0-1 0,0 1 0,0-1-1,0 1 1,0 0 0,0-1 0,0 1-1,0 0 1,0 0 0,0 0 0,0 0-1,1 0 1,-1 0 0,0 0 0,0 0-1,0 0 1,0 0 0,0 1 0,0-1-1,0 0 1,0 1 0,0-1 0,0 1 0,0-1-1,0 1 1,1 1 0,32 16 370,-13-2-1,0 1 0,-1 0 0,0 2 0,-2 1 1,0 0-1,-1 1 0,16 27 0,-2-8 619,2-1-1,69 61 1,-52-53-473,84 59 1648,-46-17-712,-76-80-1431</inkml:trace>
+  <inkml:trace contextRef="#ctx0" brushRef="#br0" timeOffset="1680">86 744 9830,'1'-10'0,"0"0"0,1 0 0,0 1 0,1-1 0,6-16 0,-1 5 0,1-8 111,2 0-1,1 0 1,2 1-1,0 1 1,2 0-1,37-47 1,-43 61 139,0 1 0,1 0 1,0 0-1,1 1 0,0 1 1,1 0-1,0 1 0,1 0 1,16-8-1,-22 12-113,0 1 0,0-1-1,-1 0 1,0-1 0,0 0 0,-1 0 0,1 0 0,-2-1 0,7-8-1,1-3-166,0-2-1,12-27 1,-16 27-39,-3 2 56</inkml:trace>
 </inkml:ink>
 </file>
 

--- a/oscola_checklist.docx
+++ b/oscola_checklist.docx
@@ -16,114 +16,44 @@
         <w:t>App Improvement Checklist – oscola-chronicles (3).html</w:t>
       </w:r>
     </w:p>
+    <w:p/>
     <w:p>
       <w:pPr>
-        <w:pStyle w:val="Heading1"/>
-        <w:rPr>
-          <w:rFonts w:ascii="Aptos Display" w:hAnsi="Aptos Display"/>
+        <w:shd w:val="clear" w:color="auto" w:fill="FFFFFF"/>
+        <w:spacing w:after="0" w:line="240" w:lineRule="auto"/>
+        <w:rPr>
+          <w:rFonts w:ascii="Arial" w:eastAsia="Times New Roman" w:hAnsi="Arial" w:cs="Arial"/>
+          <w:sz w:val="24"/>
+          <w:szCs w:val="24"/>
+          <w:lang w:val="en-GB" w:eastAsia="en-GB"/>
         </w:rPr>
       </w:pPr>
       <w:r>
         <w:rPr>
-          <w:rFonts w:ascii="Aptos Display" w:hAnsi="Aptos Display"/>
-        </w:rPr>
-        <w:t>General Notes</w:t>
-      </w:r>
-    </w:p>
-    <w:p>
-      <w:pPr>
-        <w:rPr>
-          <w:rFonts w:ascii="Aptos Display" w:hAnsi="Aptos Display"/>
-        </w:rPr>
-      </w:pPr>
-      <w:r>
-        <w:rPr>
-          <w:rFonts w:ascii="Aptos Display" w:hAnsi="Aptos Display"/>
-        </w:rPr>
-        <w:t>☐ Improve overall usability, layout, and readability across the app</w:t>
-      </w:r>
-    </w:p>
-    <w:p>
-      <w:pPr>
-        <w:rPr>
-          <w:rFonts w:ascii="Aptos Display" w:hAnsi="Aptos Display"/>
-        </w:rPr>
-      </w:pPr>
-      <w:r>
-        <w:rPr>
-          <w:rFonts w:ascii="Aptos Display" w:hAnsi="Aptos Display"/>
-        </w:rPr>
-        <w:t>☐ Enhance student engagement (gamification, visuals, interactive elements)</w:t>
-      </w:r>
-    </w:p>
-    <w:p>
-      <w:pPr>
-        <w:rPr>
-          <w:rFonts w:ascii="Aptos Display" w:hAnsi="Aptos Display"/>
-        </w:rPr>
-      </w:pPr>
-      <w:r>
-        <w:rPr>
-          <w:rFonts w:ascii="Aptos Display" w:hAnsi="Aptos Display"/>
-        </w:rPr>
-        <w:t>☐ Apply creative improvements where appropriate</w:t>
-      </w:r>
-    </w:p>
-    <w:p>
-      <w:pPr>
-        <w:rPr>
-          <w:rFonts w:ascii="Aptos Display" w:hAnsi="Aptos Display"/>
-        </w:rPr>
-      </w:pPr>
-      <w:r>
-        <w:rPr>
-          <w:rFonts w:ascii="Aptos Display" w:hAnsi="Aptos Display"/>
-        </w:rPr>
-        <w:t>☐ Use appendix images where referenced</w:t>
-      </w:r>
-    </w:p>
-    <w:p>
-      <w:pPr>
-        <w:pStyle w:val="Heading1"/>
-        <w:rPr>
-          <w:rFonts w:ascii="Aptos Display" w:hAnsi="Aptos Display"/>
-        </w:rPr>
-      </w:pPr>
-      <w:r>
-        <w:rPr>
-          <w:rFonts w:ascii="Aptos Display" w:hAnsi="Aptos Display"/>
-        </w:rPr>
-        <w:t>Page 1: Cover Page</w:t>
-      </w:r>
-    </w:p>
-    <w:p>
-      <w:pPr>
-        <w:rPr>
-          <w:rFonts w:ascii="Aptos Display" w:hAnsi="Aptos Display"/>
-          <w:strike/>
-        </w:rPr>
-      </w:pPr>
-      <w:r>
-        <w:rPr>
-          <w:rFonts w:ascii="Aptos Display" w:hAnsi="Aptos Display"/>
-          <w:strike/>
+          <w:rFonts w:asciiTheme="majorHAnsi" w:eastAsiaTheme="majorEastAsia" w:hAnsiTheme="majorHAnsi" w:cstheme="majorBidi"/>
+          <w:b/>
+          <w:bCs/>
           <w:noProof/>
+          <w:color w:val="365F91" w:themeColor="accent1" w:themeShade="BF"/>
+          <w:sz w:val="28"/>
+          <w:szCs w:val="28"/>
+          <w:lang w:val="en-GB" w:eastAsia="en-GB"/>
         </w:rPr>
         <mc:AlternateContent>
           <mc:Choice Requires="wpi">
             <w:drawing>
-              <wp:anchor distT="0" distB="0" distL="114300" distR="114300" simplePos="0" relativeHeight="251661312" behindDoc="0" locked="0" layoutInCell="1" allowOverlap="1" wp14:anchorId="062089F8" wp14:editId="613914B8">
+              <wp:anchor distT="0" distB="0" distL="114300" distR="114300" simplePos="0" relativeHeight="251661312" behindDoc="0" locked="0" layoutInCell="1" allowOverlap="1" wp14:anchorId="5F1627B5" wp14:editId="19CEFF95">
                 <wp:simplePos x="0" y="0"/>
                 <wp:positionH relativeFrom="column">
-                  <wp:posOffset>35560</wp:posOffset>
+                  <wp:posOffset>-214630</wp:posOffset>
                 </wp:positionH>
                 <wp:positionV relativeFrom="paragraph">
-                  <wp:posOffset>-26670</wp:posOffset>
+                  <wp:posOffset>302895</wp:posOffset>
                 </wp:positionV>
-                <wp:extent cx="189865" cy="513295"/>
-                <wp:effectExtent l="38100" t="38100" r="38735" b="39370"/>
+                <wp:extent cx="151130" cy="156875"/>
+                <wp:effectExtent l="57150" t="57150" r="58420" b="52705"/>
                 <wp:wrapNone/>
-                <wp:docPr id="1230905707" name="Ink 3"/>
+                <wp:docPr id="1905776556" name="Ink 20"/>
                 <wp:cNvGraphicFramePr/>
                 <a:graphic xmlns:a="http://schemas.openxmlformats.org/drawingml/2006/main">
                   <a:graphicData uri="http://schemas.microsoft.com/office/word/2010/wordprocessingInk">
@@ -133,7 +63,7 @@
                       </w14:nvContentPartPr>
                       <w14:xfrm>
                         <a:off x="0" y="0"/>
-                        <a:ext cx="189865" cy="513295"/>
+                        <a:ext cx="151130" cy="156875"/>
                       </w14:xfrm>
                     </w14:contentPart>
                   </a:graphicData>
@@ -143,7 +73,7 @@
           </mc:Choice>
           <mc:Fallback>
             <w:pict>
-              <v:shapetype w14:anchorId="28010B84" id="_x0000_t75" coordsize="21600,21600" o:spt="75" o:preferrelative="t" path="m@4@5l@4@11@9@11@9@5xe" filled="f" stroked="f">
+              <v:shapetype w14:anchorId="614CD18E" id="_x0000_t75" coordsize="21600,21600" o:spt="75" o:preferrelative="t" path="m@4@5l@4@11@9@11@9@5xe" filled="f" stroked="f">
                 <v:stroke joinstyle="miter"/>
                 <v:formulas>
                   <v:f eqn="if lineDrawn pixelLineWidth 0"/>
@@ -162,7 +92,7 @@
                 <v:path o:extrusionok="f" gradientshapeok="t" o:connecttype="rect"/>
                 <o:lock v:ext="edit" aspectratio="t"/>
               </v:shapetype>
-              <v:shape id="Ink 3" o:spid="_x0000_s1026" type="#_x0000_t75" style="position:absolute;margin-left:2.3pt;margin-top:-2.6pt;width:15.9pt;height:41.4pt;z-index:251661312;visibility:visible;mso-wrap-style:square;mso-wrap-distance-left:9pt;mso-wrap-distance-top:0;mso-wrap-distance-right:9pt;mso-wrap-distance-bottom:0;mso-position-horizontal:absolute;mso-position-horizontal-relative:text;mso-position-vertical:absolute;mso-position-vertical-relative:text" o:gfxdata="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">
+              <v:shape id="Ink 20" o:spid="_x0000_s1026" type="#_x0000_t75" style="position:absolute;margin-left:-18.3pt;margin-top:22.45pt;width:14.7pt;height:15.15pt;z-index:251661312;visibility:visible;mso-wrap-style:square;mso-wrap-distance-left:9pt;mso-wrap-distance-top:0;mso-wrap-distance-right:9pt;mso-wrap-distance-bottom:0;mso-position-horizontal:absolute;mso-position-horizontal-relative:text;mso-position-vertical:absolute;mso-position-vertical-relative:text" o:gfxdata="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">
                 <v:imagedata r:id="rId7" o:title=""/>
               </v:shape>
             </w:pict>
@@ -171,69 +101,66 @@
       </w:r>
       <w:r>
         <w:rPr>
-          <w:rFonts w:ascii="Aptos Display" w:hAnsi="Aptos Display"/>
+          <w:rStyle w:val="Heading1Char"/>
+          <w:lang w:val="en-GB" w:eastAsia="en-GB"/>
+        </w:rPr>
+        <w:t>Page 1: Cover page</w:t>
+      </w:r>
+      <w:r>
+        <w:rPr>
+          <w:rFonts w:ascii="Times New Roman" w:eastAsia="Times New Roman" w:hAnsi="Times New Roman" w:cs="Times New Roman"/>
+          <w:sz w:val="24"/>
+          <w:szCs w:val="24"/>
+          <w:lang w:val="en-GB" w:eastAsia="en-GB"/>
+        </w:rPr>
+        <w:br/>
+      </w:r>
+      <w:r>
+        <w:rPr>
+          <w:rFonts w:ascii="Arial" w:eastAsia="Times New Roman" w:hAnsi="Arial" w:cs="Arial"/>
           <w:strike/>
-        </w:rPr>
-        <w:t>☐ Fix unbalanced text sizing</w:t>
+          <w:sz w:val="24"/>
+          <w:szCs w:val="24"/>
+          <w:lang w:val="en-GB" w:eastAsia="en-GB"/>
+        </w:rPr>
+        <w:t>• The text is unbalanced in size – eg ‘Five chapters…’ is too small for easy viewing.</w:t>
       </w:r>
     </w:p>
     <w:p>
       <w:pPr>
-        <w:rPr>
-          <w:rFonts w:ascii="Aptos Display" w:hAnsi="Aptos Display"/>
+        <w:shd w:val="clear" w:color="auto" w:fill="FFFFFF"/>
+        <w:spacing w:after="0" w:line="240" w:lineRule="auto"/>
+        <w:rPr>
+          <w:rFonts w:ascii="Arial" w:eastAsia="Times New Roman" w:hAnsi="Arial" w:cs="Arial"/>
           <w:strike/>
+          <w:sz w:val="24"/>
+          <w:szCs w:val="24"/>
+          <w:lang w:val="en-GB" w:eastAsia="en-GB"/>
         </w:rPr>
       </w:pPr>
       <w:r>
         <w:rPr>
-          <w:rFonts w:ascii="Aptos Display" w:hAnsi="Aptos Display"/>
-          <w:strike/>
-        </w:rPr>
-        <w:t>☐ Increase size of 'Five chapters…' for better visibility</w:t>
-      </w:r>
-    </w:p>
-    <w:p>
-      <w:pPr>
-        <w:pStyle w:val="Heading1"/>
-        <w:rPr>
-          <w:rFonts w:ascii="Aptos Display" w:hAnsi="Aptos Display"/>
-        </w:rPr>
-      </w:pPr>
-      <w:r>
-        <w:rPr>
-          <w:rFonts w:ascii="Aptos Display" w:hAnsi="Aptos Display"/>
-        </w:rPr>
-        <w:t>Page 2: Choose Your Character</w:t>
-      </w:r>
-    </w:p>
-    <w:p>
-      <w:pPr>
-        <w:rPr>
-          <w:rFonts w:ascii="Aptos Display" w:hAnsi="Aptos Display"/>
-          <w:strike/>
-        </w:rPr>
-      </w:pPr>
-      <w:r>
-        <w:rPr>
-          <w:rFonts w:ascii="Aptos Display" w:hAnsi="Aptos Display"/>
-          <w:strike/>
+          <w:rFonts w:ascii="Times New Roman" w:eastAsia="Times New Roman" w:hAnsi="Times New Roman" w:cs="Times New Roman"/>
           <w:noProof/>
+          <w:sz w:val="24"/>
+          <w:szCs w:val="24"/>
+          <w:lang w:val="en-GB" w:eastAsia="en-GB"/>
         </w:rPr>
         <mc:AlternateContent>
           <mc:Choice Requires="wpi">
             <w:drawing>
-              <wp:anchor distT="0" distB="0" distL="114300" distR="114300" simplePos="0" relativeHeight="251662336" behindDoc="0" locked="0" layoutInCell="1" allowOverlap="1" wp14:anchorId="1B4668F1" wp14:editId="19EFF5F0">
+              <wp:anchor distT="0" distB="0" distL="114300" distR="114300" simplePos="0" relativeHeight="251664384" behindDoc="0" locked="0" layoutInCell="1" allowOverlap="1" wp14:anchorId="1173BE32" wp14:editId="1B5CCD48">
                 <wp:simplePos x="0" y="0"/>
                 <wp:positionH relativeFrom="column">
-                  <wp:posOffset>39609</wp:posOffset>
+                  <wp:posOffset>-228600</wp:posOffset>
                 </wp:positionH>
                 <wp:positionV relativeFrom="paragraph">
-                  <wp:posOffset>-167786</wp:posOffset>
+                  <wp:posOffset>368300</wp:posOffset>
                 </wp:positionV>
-                <wp:extent cx="192240" cy="353520"/>
-                <wp:effectExtent l="38100" t="38100" r="36830" b="46990"/>
+                <wp:extent cx="179070" cy="186120"/>
+                <wp:effectExtent l="57150" t="57150" r="68580" b="61595"/>
                 <wp:wrapNone/>
-                <wp:docPr id="927494990" name="Ink 4"/>
+                <wp:docPr id="1729028512" name="Ink 23"/>
                 <wp:cNvGraphicFramePr/>
                 <a:graphic xmlns:a="http://schemas.openxmlformats.org/drawingml/2006/main">
                   <a:graphicData uri="http://schemas.microsoft.com/office/word/2010/wordprocessingInk">
@@ -243,7 +170,7 @@
                       </w14:nvContentPartPr>
                       <w14:xfrm>
                         <a:off x="0" y="0"/>
-                        <a:ext cx="192240" cy="353520"/>
+                        <a:ext cx="179070" cy="186120"/>
                       </w14:xfrm>
                     </w14:contentPart>
                   </a:graphicData>
@@ -253,7 +180,7 @@
           </mc:Choice>
           <mc:Fallback>
             <w:pict>
-              <v:shape w14:anchorId="62D57001" id="Ink 4" o:spid="_x0000_s1026" type="#_x0000_t75" style="position:absolute;margin-left:2.6pt;margin-top:-13.7pt;width:16.15pt;height:28.85pt;z-index:251662336;visibility:visible;mso-wrap-style:square;mso-wrap-distance-left:9pt;mso-wrap-distance-top:0;mso-wrap-distance-right:9pt;mso-wrap-distance-bottom:0;mso-position-horizontal:absolute;mso-position-horizontal-relative:text;mso-position-vertical:absolute;mso-position-vertical-relative:text" o:gfxdata="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">
+              <v:shape w14:anchorId="4424E05A" id="Ink 23" o:spid="_x0000_s1026" type="#_x0000_t75" style="position:absolute;margin-left:-19.4pt;margin-top:27.6pt;width:16.9pt;height:17.45pt;z-index:251664384;visibility:visible;mso-wrap-style:square;mso-wrap-distance-left:9pt;mso-wrap-distance-top:0;mso-wrap-distance-right:9pt;mso-wrap-distance-bottom:0;mso-position-horizontal:absolute;mso-position-horizontal-relative:text;mso-position-vertical:absolute;mso-position-vertical-relative:text" o:gfxdata="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">
                 <v:imagedata r:id="rId9" o:title=""/>
               </v:shape>
             </w:pict>
@@ -262,52 +189,70 @@
       </w:r>
       <w:r>
         <w:rPr>
-          <w:rFonts w:ascii="Aptos Display" w:hAnsi="Aptos Display"/>
+          <w:rFonts w:ascii="Times New Roman" w:eastAsia="Times New Roman" w:hAnsi="Times New Roman" w:cs="Times New Roman"/>
+          <w:sz w:val="24"/>
+          <w:szCs w:val="24"/>
+          <w:lang w:val="en-GB" w:eastAsia="en-GB"/>
+        </w:rPr>
+        <w:br/>
+      </w:r>
+      <w:r>
+        <w:rPr>
+          <w:rStyle w:val="Heading1Char"/>
+          <w:lang w:val="en-GB" w:eastAsia="en-GB"/>
+        </w:rPr>
+        <w:t>Page 2: Choose your character</w:t>
+      </w:r>
+      <w:r>
+        <w:rPr>
+          <w:rFonts w:ascii="Times New Roman" w:eastAsia="Times New Roman" w:hAnsi="Times New Roman" w:cs="Times New Roman"/>
+          <w:sz w:val="24"/>
+          <w:szCs w:val="24"/>
+          <w:lang w:val="en-GB" w:eastAsia="en-GB"/>
+        </w:rPr>
+        <w:br/>
+      </w:r>
+      <w:r>
+        <w:rPr>
+          <w:rFonts w:ascii="Arial" w:eastAsia="Times New Roman" w:hAnsi="Arial" w:cs="Arial"/>
           <w:strike/>
-        </w:rPr>
-        <w:t>☐ Increase text size for readability</w:t>
+          <w:sz w:val="24"/>
+          <w:szCs w:val="24"/>
+          <w:lang w:val="en-GB" w:eastAsia="en-GB"/>
+        </w:rPr>
+        <w:t>• Text still quite small and difficult to read</w:t>
       </w:r>
     </w:p>
     <w:p>
       <w:pPr>
-        <w:pStyle w:val="Heading1"/>
-        <w:rPr>
-          <w:rFonts w:ascii="Aptos Display" w:hAnsi="Aptos Display"/>
+        <w:shd w:val="clear" w:color="auto" w:fill="FFFFFF"/>
+        <w:spacing w:after="0" w:line="240" w:lineRule="auto"/>
+        <w:rPr>
+          <w:rFonts w:ascii="Arial" w:eastAsia="Times New Roman" w:hAnsi="Arial" w:cs="Arial"/>
+          <w:sz w:val="24"/>
+          <w:szCs w:val="24"/>
+          <w:lang w:val="en-GB" w:eastAsia="en-GB"/>
         </w:rPr>
       </w:pPr>
       <w:r>
         <w:rPr>
-          <w:rFonts w:ascii="Aptos Display" w:hAnsi="Aptos Display"/>
-        </w:rPr>
-        <w:t>Page 3: Chapter 1 (Page 1 of 3)</w:t>
-      </w:r>
-    </w:p>
-    <w:p>
-      <w:pPr>
-        <w:rPr>
-          <w:rFonts w:ascii="Aptos Display" w:hAnsi="Aptos Display"/>
-        </w:rPr>
-      </w:pPr>
-      <w:r>
-        <w:rPr>
-          <w:rFonts w:ascii="Aptos Display" w:hAnsi="Aptos Display"/>
           <w:noProof/>
         </w:rPr>
         <mc:AlternateContent>
           <mc:Choice Requires="wpi">
             <w:drawing>
-              <wp:anchor distT="0" distB="0" distL="114300" distR="114300" simplePos="0" relativeHeight="251665408" behindDoc="0" locked="0" layoutInCell="1" allowOverlap="1" wp14:anchorId="683DAC59" wp14:editId="3CA825D8">
+              <wp:anchor distT="0" distB="0" distL="114300" distR="114300" simplePos="0" relativeHeight="251668480" behindDoc="0" locked="0" layoutInCell="1" allowOverlap="1" wp14:anchorId="23A0E999" wp14:editId="6B3ED53F">
                 <wp:simplePos x="0" y="0"/>
                 <wp:positionH relativeFrom="column">
-                  <wp:posOffset>-83820</wp:posOffset>
+                  <wp:posOffset>-201337</wp:posOffset>
                 </wp:positionH>
                 <wp:positionV relativeFrom="paragraph">
-                  <wp:posOffset>-45085</wp:posOffset>
+                  <wp:posOffset>751468</wp:posOffset>
                 </wp:positionV>
-                <wp:extent cx="246380" cy="268310"/>
-                <wp:effectExtent l="57150" t="57150" r="1270" b="55880"/>
+                <wp:extent cx="216720" cy="155880"/>
+                <wp:effectExtent l="38100" t="38100" r="50165" b="34925"/>
                 <wp:wrapNone/>
-                <wp:docPr id="1703704849" name="Ink 5"/>
+                <wp:docPr id="263917507" name="Ink 28"/>
                 <wp:cNvGraphicFramePr/>
                 <a:graphic xmlns:a="http://schemas.openxmlformats.org/drawingml/2006/main">
                   <a:graphicData uri="http://schemas.microsoft.com/office/word/2010/wordprocessingInk">
@@ -317,7 +262,7 @@
                       </w14:nvContentPartPr>
                       <w14:xfrm>
                         <a:off x="0" y="0"/>
-                        <a:ext cx="246380" cy="268310"/>
+                        <a:ext cx="216720" cy="155880"/>
                       </w14:xfrm>
                     </w14:contentPart>
                   </a:graphicData>
@@ -327,26 +272,7 @@
           </mc:Choice>
           <mc:Fallback>
             <w:pict>
-              <v:shapetype w14:anchorId="39CB409C" id="_x0000_t75" coordsize="21600,21600" o:spt="75" o:preferrelative="t" path="m@4@5l@4@11@9@11@9@5xe" filled="f" stroked="f">
-                <v:stroke joinstyle="miter"/>
-                <v:formulas>
-                  <v:f eqn="if lineDrawn pixelLineWidth 0"/>
-                  <v:f eqn="sum @0 1 0"/>
-                  <v:f eqn="sum 0 0 @1"/>
-                  <v:f eqn="prod @2 1 2"/>
-                  <v:f eqn="prod @3 21600 pixelWidth"/>
-                  <v:f eqn="prod @3 21600 pixelHeight"/>
-                  <v:f eqn="sum @0 0 1"/>
-                  <v:f eqn="prod @6 1 2"/>
-                  <v:f eqn="prod @7 21600 pixelWidth"/>
-                  <v:f eqn="sum @8 21600 0"/>
-                  <v:f eqn="prod @7 21600 pixelHeight"/>
-                  <v:f eqn="sum @10 21600 0"/>
-                </v:formulas>
-                <v:path o:extrusionok="f" gradientshapeok="t" o:connecttype="rect"/>
-                <o:lock v:ext="edit" aspectratio="t"/>
-              </v:shapetype>
-              <v:shape id="Ink 5" o:spid="_x0000_s1026" type="#_x0000_t75" style="position:absolute;margin-left:-8pt;margin-top:-4.95pt;width:22.2pt;height:24pt;z-index:251665408;visibility:visible;mso-wrap-style:square;mso-wrap-distance-left:9pt;mso-wrap-distance-top:0;mso-wrap-distance-right:9pt;mso-wrap-distance-bottom:0;mso-position-horizontal:absolute;mso-position-horizontal-relative:text;mso-position-vertical:absolute;mso-position-vertical-relative:text" o:gfxdata="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">
+              <v:shape w14:anchorId="757E8DE5" id="Ink 28" o:spid="_x0000_s1026" type="#_x0000_t75" style="position:absolute;margin-left:-16.35pt;margin-top:58.65pt;width:18.05pt;height:13.25pt;z-index:251668480;visibility:visible;mso-wrap-style:square;mso-wrap-distance-left:9pt;mso-wrap-distance-top:0;mso-wrap-distance-right:9pt;mso-wrap-distance-bottom:0;mso-position-horizontal:absolute;mso-position-horizontal-relative:text;mso-position-vertical:absolute;mso-position-vertical-relative:text" o:gfxdata="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">
                 <v:imagedata r:id="rId11" o:title=""/>
               </v:shape>
             </w:pict>
@@ -355,743 +281,1556 @@
       </w:r>
       <w:r>
         <w:rPr>
-          <w:rFonts w:ascii="Aptos Display" w:hAnsi="Aptos Display"/>
-        </w:rPr>
-        <w:t>☐ Remove incorrect overlay text on image</w:t>
+          <w:noProof/>
+        </w:rPr>
+        <mc:AlternateContent>
+          <mc:Choice Requires="wpi">
+            <w:drawing>
+              <wp:anchor distT="0" distB="0" distL="114300" distR="114300" simplePos="0" relativeHeight="251667456" behindDoc="0" locked="0" layoutInCell="1" allowOverlap="1" wp14:anchorId="7D00EFED" wp14:editId="6DD7F312">
+                <wp:simplePos x="0" y="0"/>
+                <wp:positionH relativeFrom="column">
+                  <wp:posOffset>-221615</wp:posOffset>
+                </wp:positionH>
+                <wp:positionV relativeFrom="paragraph">
+                  <wp:posOffset>444500</wp:posOffset>
+                </wp:positionV>
+                <wp:extent cx="156845" cy="142560"/>
+                <wp:effectExtent l="57150" t="57150" r="52705" b="67310"/>
+                <wp:wrapNone/>
+                <wp:docPr id="205967988" name="Ink 27"/>
+                <wp:cNvGraphicFramePr/>
+                <a:graphic xmlns:a="http://schemas.openxmlformats.org/drawingml/2006/main">
+                  <a:graphicData uri="http://schemas.microsoft.com/office/word/2010/wordprocessingInk">
+                    <w14:contentPart bwMode="auto" r:id="rId12">
+                      <w14:nvContentPartPr>
+                        <w14:cNvContentPartPr/>
+                      </w14:nvContentPartPr>
+                      <w14:xfrm>
+                        <a:off x="0" y="0"/>
+                        <a:ext cx="156845" cy="142560"/>
+                      </w14:xfrm>
+                    </w14:contentPart>
+                  </a:graphicData>
+                </a:graphic>
+              </wp:anchor>
+            </w:drawing>
+          </mc:Choice>
+          <mc:Fallback>
+            <w:pict>
+              <v:shape w14:anchorId="376DE3CD" id="Ink 27" o:spid="_x0000_s1026" type="#_x0000_t75" style="position:absolute;margin-left:-18.85pt;margin-top:33.6pt;width:15.15pt;height:14.1pt;z-index:251667456;visibility:visible;mso-wrap-style:square;mso-wrap-distance-left:9pt;mso-wrap-distance-top:0;mso-wrap-distance-right:9pt;mso-wrap-distance-bottom:0;mso-position-horizontal:absolute;mso-position-horizontal-relative:text;mso-position-vertical:absolute;mso-position-vertical-relative:text" o:gfxdata="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">
+                <v:imagedata r:id="rId13" o:title=""/>
+              </v:shape>
+            </w:pict>
+          </mc:Fallback>
+        </mc:AlternateContent>
+      </w:r>
+      <w:r>
+        <w:rPr>
+          <w:noProof/>
+        </w:rPr>
+        <w:drawing>
+          <wp:anchor distT="0" distB="0" distL="114300" distR="114300" simplePos="0" relativeHeight="251658240" behindDoc="0" locked="0" layoutInCell="1" allowOverlap="1" wp14:anchorId="59A55F0A" wp14:editId="68B1E26D">
+            <wp:simplePos x="0" y="0"/>
+            <wp:positionH relativeFrom="column">
+              <wp:posOffset>-921385</wp:posOffset>
+            </wp:positionH>
+            <wp:positionV relativeFrom="paragraph">
+              <wp:posOffset>936625</wp:posOffset>
+            </wp:positionV>
+            <wp:extent cx="796148" cy="494511"/>
+            <wp:effectExtent l="0" t="0" r="4445" b="1270"/>
+            <wp:wrapNone/>
+            <wp:docPr id="58679509" name="Picture 1"/>
+            <wp:cNvGraphicFramePr>
+              <a:graphicFrameLocks xmlns:a="http://schemas.openxmlformats.org/drawingml/2006/main" noChangeAspect="1"/>
+            </wp:cNvGraphicFramePr>
+            <a:graphic xmlns:a="http://schemas.openxmlformats.org/drawingml/2006/main">
+              <a:graphicData uri="http://schemas.openxmlformats.org/drawingml/2006/picture">
+                <pic:pic xmlns:pic="http://schemas.openxmlformats.org/drawingml/2006/picture">
+                  <pic:nvPicPr>
+                    <pic:cNvPr id="58679509" name=""/>
+                    <pic:cNvPicPr/>
+                  </pic:nvPicPr>
+                  <pic:blipFill>
+                    <a:blip r:embed="rId14"/>
+                    <a:stretch>
+                      <a:fillRect/>
+                    </a:stretch>
+                  </pic:blipFill>
+                  <pic:spPr>
+                    <a:xfrm>
+                      <a:off x="0" y="0"/>
+                      <a:ext cx="796148" cy="494511"/>
+                    </a:xfrm>
+                    <a:prstGeom prst="rect">
+                      <a:avLst/>
+                    </a:prstGeom>
+                  </pic:spPr>
+                </pic:pic>
+              </a:graphicData>
+            </a:graphic>
+            <wp14:sizeRelH relativeFrom="margin">
+              <wp14:pctWidth>0</wp14:pctWidth>
+            </wp14:sizeRelH>
+            <wp14:sizeRelV relativeFrom="margin">
+              <wp14:pctHeight>0</wp14:pctHeight>
+            </wp14:sizeRelV>
+          </wp:anchor>
+        </w:drawing>
+      </w:r>
+      <w:r>
+        <w:rPr>
+          <w:rFonts w:ascii="Times New Roman" w:eastAsia="Times New Roman" w:hAnsi="Times New Roman" w:cs="Times New Roman"/>
+          <w:sz w:val="24"/>
+          <w:szCs w:val="24"/>
+          <w:lang w:val="en-GB" w:eastAsia="en-GB"/>
+        </w:rPr>
+        <w:br/>
+      </w:r>
+      <w:r>
+        <w:rPr>
+          <w:rStyle w:val="Heading1Char"/>
+          <w:lang w:val="en-GB" w:eastAsia="en-GB"/>
+        </w:rPr>
+        <w:t>Page 3: Chapter 1 (Page 1 of 3)</w:t>
+      </w:r>
+      <w:r>
+        <w:rPr>
+          <w:rFonts w:ascii="Times New Roman" w:eastAsia="Times New Roman" w:hAnsi="Times New Roman" w:cs="Times New Roman"/>
+          <w:sz w:val="24"/>
+          <w:szCs w:val="24"/>
+          <w:lang w:val="en-GB" w:eastAsia="en-GB"/>
+        </w:rPr>
+        <w:br/>
+      </w:r>
+      <w:r>
+        <w:rPr>
+          <w:rFonts w:ascii="Arial" w:eastAsia="Times New Roman" w:hAnsi="Arial" w:cs="Arial"/>
+          <w:strike/>
+          <w:sz w:val="24"/>
+          <w:szCs w:val="24"/>
+          <w:lang w:val="en-GB" w:eastAsia="en-GB"/>
+        </w:rPr>
+        <w:t>• Claude AI added text over the picture I supplied which is incorrect – it’s 7:43am</w:t>
+      </w:r>
+      <w:r>
+        <w:rPr>
+          <w:rFonts w:ascii="Times New Roman" w:eastAsia="Times New Roman" w:hAnsi="Times New Roman" w:cs="Times New Roman"/>
+          <w:strike/>
+          <w:sz w:val="24"/>
+          <w:szCs w:val="24"/>
+          <w:lang w:val="en-GB" w:eastAsia="en-GB"/>
+        </w:rPr>
+        <w:br/>
+      </w:r>
+      <w:r>
+        <w:rPr>
+          <w:rFonts w:ascii="Arial" w:eastAsia="Times New Roman" w:hAnsi="Arial" w:cs="Arial"/>
+          <w:strike/>
+          <w:sz w:val="24"/>
+          <w:szCs w:val="24"/>
+          <w:lang w:val="en-GB" w:eastAsia="en-GB"/>
+        </w:rPr>
+        <w:t>and it reads dusk. Can delete the text altogether.</w:t>
+      </w:r>
+      <w:r>
+        <w:rPr>
+          <w:rFonts w:ascii="Times New Roman" w:eastAsia="Times New Roman" w:hAnsi="Times New Roman" w:cs="Times New Roman"/>
+          <w:sz w:val="24"/>
+          <w:szCs w:val="24"/>
+          <w:lang w:val="en-GB" w:eastAsia="en-GB"/>
+        </w:rPr>
+        <w:br/>
+      </w:r>
+      <w:r>
+        <w:rPr>
+          <w:rFonts w:ascii="Arial" w:eastAsia="Times New Roman" w:hAnsi="Arial" w:cs="Arial"/>
+          <w:strike/>
+          <w:sz w:val="24"/>
+          <w:szCs w:val="24"/>
+          <w:lang w:val="en-GB" w:eastAsia="en-GB"/>
+        </w:rPr>
+        <w:t>• Ms Okafor QC needs to be changed to Ms Okafor KC throughout.</w:t>
+      </w:r>
+      <w:r>
+        <w:rPr>
+          <w:rFonts w:ascii="Times New Roman" w:eastAsia="Times New Roman" w:hAnsi="Times New Roman" w:cs="Times New Roman"/>
+          <w:sz w:val="24"/>
+          <w:szCs w:val="24"/>
+          <w:lang w:val="en-GB" w:eastAsia="en-GB"/>
+        </w:rPr>
+        <w:br/>
+      </w:r>
+      <w:r>
+        <w:rPr>
+          <w:rFonts w:ascii="Arial" w:eastAsia="Times New Roman" w:hAnsi="Arial" w:cs="Arial"/>
+          <w:sz w:val="24"/>
+          <w:szCs w:val="24"/>
+          <w:lang w:val="en-GB" w:eastAsia="en-GB"/>
+        </w:rPr>
+        <w:t>• Add in a head shot for Mr Devereux – you may crop or adapt the picture how you</w:t>
+      </w:r>
+      <w:r>
+        <w:rPr>
+          <w:rFonts w:ascii="Times New Roman" w:eastAsia="Times New Roman" w:hAnsi="Times New Roman" w:cs="Times New Roman"/>
+          <w:sz w:val="24"/>
+          <w:szCs w:val="24"/>
+          <w:lang w:val="en-GB" w:eastAsia="en-GB"/>
+        </w:rPr>
+        <w:br/>
+      </w:r>
+      <w:r>
+        <w:rPr>
+          <w:rFonts w:ascii="Arial" w:eastAsia="Times New Roman" w:hAnsi="Arial" w:cs="Arial"/>
+          <w:sz w:val="24"/>
+          <w:szCs w:val="24"/>
+          <w:lang w:val="en-GB" w:eastAsia="en-GB"/>
+        </w:rPr>
+        <w:t>see fit.</w:t>
       </w:r>
     </w:p>
     <w:p>
       <w:pPr>
-        <w:rPr>
-          <w:rFonts w:ascii="Aptos Display" w:hAnsi="Aptos Display"/>
+        <w:shd w:val="clear" w:color="auto" w:fill="FFFFFF"/>
+        <w:spacing w:after="0" w:line="240" w:lineRule="auto"/>
+        <w:rPr>
+          <w:rFonts w:ascii="Arial" w:eastAsia="Times New Roman" w:hAnsi="Arial" w:cs="Arial"/>
+          <w:strike/>
+          <w:sz w:val="24"/>
+          <w:szCs w:val="24"/>
+          <w:lang w:val="en-GB" w:eastAsia="en-GB"/>
         </w:rPr>
       </w:pPr>
       <w:r>
         <w:rPr>
-          <w:rFonts w:ascii="Aptos Display" w:hAnsi="Aptos Display"/>
-        </w:rPr>
-        <w:t>☐ Replace 'Ms Okafor QC' with 'Ms Okafor KC' (throughout app)</w:t>
+          <w:rFonts w:ascii="Times New Roman" w:eastAsia="Times New Roman" w:hAnsi="Times New Roman" w:cs="Times New Roman"/>
+          <w:noProof/>
+          <w:sz w:val="24"/>
+          <w:szCs w:val="24"/>
+          <w:lang w:val="en-GB" w:eastAsia="en-GB"/>
+        </w:rPr>
+        <mc:AlternateContent>
+          <mc:Choice Requires="wpi">
+            <w:drawing>
+              <wp:anchor distT="0" distB="0" distL="114300" distR="114300" simplePos="0" relativeHeight="251669504" behindDoc="0" locked="0" layoutInCell="1" allowOverlap="1" wp14:anchorId="745D4C0E" wp14:editId="741550E4">
+                <wp:simplePos x="0" y="0"/>
+                <wp:positionH relativeFrom="column">
+                  <wp:posOffset>-111618</wp:posOffset>
+                </wp:positionH>
+                <wp:positionV relativeFrom="paragraph">
+                  <wp:posOffset>926963</wp:posOffset>
+                </wp:positionV>
+                <wp:extent cx="196560" cy="157320"/>
+                <wp:effectExtent l="38100" t="38100" r="51435" b="52705"/>
+                <wp:wrapNone/>
+                <wp:docPr id="1793605203" name="Ink 30"/>
+                <wp:cNvGraphicFramePr/>
+                <a:graphic xmlns:a="http://schemas.openxmlformats.org/drawingml/2006/main">
+                  <a:graphicData uri="http://schemas.microsoft.com/office/word/2010/wordprocessingInk">
+                    <w14:contentPart bwMode="auto" r:id="rId15">
+                      <w14:nvContentPartPr>
+                        <w14:cNvContentPartPr/>
+                      </w14:nvContentPartPr>
+                      <w14:xfrm>
+                        <a:off x="0" y="0"/>
+                        <a:ext cx="196560" cy="157320"/>
+                      </w14:xfrm>
+                    </w14:contentPart>
+                  </a:graphicData>
+                </a:graphic>
+              </wp:anchor>
+            </w:drawing>
+          </mc:Choice>
+          <mc:Fallback>
+            <w:pict>
+              <v:shape w14:anchorId="0CA001A7" id="Ink 30" o:spid="_x0000_s1026" type="#_x0000_t75" style="position:absolute;margin-left:-9.3pt;margin-top:72.5pt;width:16.5pt;height:13.4pt;z-index:251669504;visibility:visible;mso-wrap-style:square;mso-wrap-distance-left:9pt;mso-wrap-distance-top:0;mso-wrap-distance-right:9pt;mso-wrap-distance-bottom:0;mso-position-horizontal:absolute;mso-position-horizontal-relative:text;mso-position-vertical:absolute;mso-position-vertical-relative:text" o:gfxdata="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">
+                <v:imagedata r:id="rId16" o:title=""/>
+              </v:shape>
+            </w:pict>
+          </mc:Fallback>
+        </mc:AlternateContent>
+      </w:r>
+      <w:r>
+        <w:rPr>
+          <w:rFonts w:ascii="Times New Roman" w:eastAsia="Times New Roman" w:hAnsi="Times New Roman" w:cs="Times New Roman"/>
+          <w:sz w:val="24"/>
+          <w:szCs w:val="24"/>
+          <w:lang w:val="en-GB" w:eastAsia="en-GB"/>
+        </w:rPr>
+        <w:br/>
+      </w:r>
+      <w:r>
+        <w:rPr>
+          <w:rStyle w:val="Heading1Char"/>
+          <w:lang w:val="en-GB" w:eastAsia="en-GB"/>
+        </w:rPr>
+        <w:t>Page 4: Chapter 1 (Page 2 of 3)</w:t>
+      </w:r>
+      <w:r>
+        <w:rPr>
+          <w:rFonts w:ascii="Times New Roman" w:eastAsia="Times New Roman" w:hAnsi="Times New Roman" w:cs="Times New Roman"/>
+          <w:sz w:val="24"/>
+          <w:szCs w:val="24"/>
+          <w:lang w:val="en-GB" w:eastAsia="en-GB"/>
+        </w:rPr>
+        <w:br/>
+      </w:r>
+      <w:r>
+        <w:rPr>
+          <w:rFonts w:ascii="Arial" w:eastAsia="Times New Roman" w:hAnsi="Arial" w:cs="Arial"/>
+          <w:sz w:val="24"/>
+          <w:szCs w:val="24"/>
+          <w:lang w:val="en-GB" w:eastAsia="en-GB"/>
+        </w:rPr>
+        <w:t>• I tried to add in a picture of Ms Okafor, but it has framed the picture badly. The</w:t>
+      </w:r>
+      <w:r>
+        <w:rPr>
+          <w:rFonts w:ascii="Times New Roman" w:eastAsia="Times New Roman" w:hAnsi="Times New Roman" w:cs="Times New Roman"/>
+          <w:sz w:val="24"/>
+          <w:szCs w:val="24"/>
+          <w:lang w:val="en-GB" w:eastAsia="en-GB"/>
+        </w:rPr>
+        <w:br/>
+      </w:r>
+      <w:r>
+        <w:rPr>
+          <w:rFonts w:ascii="Arial" w:eastAsia="Times New Roman" w:hAnsi="Arial" w:cs="Arial"/>
+          <w:sz w:val="24"/>
+          <w:szCs w:val="24"/>
+          <w:lang w:val="en-GB" w:eastAsia="en-GB"/>
+        </w:rPr>
+        <w:t>original is in the appendix – perhaps this would look better squarer and with the</w:t>
+      </w:r>
+      <w:r>
+        <w:rPr>
+          <w:rFonts w:ascii="Times New Roman" w:eastAsia="Times New Roman" w:hAnsi="Times New Roman" w:cs="Times New Roman"/>
+          <w:sz w:val="24"/>
+          <w:szCs w:val="24"/>
+          <w:lang w:val="en-GB" w:eastAsia="en-GB"/>
+        </w:rPr>
+        <w:br/>
+      </w:r>
+      <w:r>
+        <w:rPr>
+          <w:rFonts w:ascii="Arial" w:eastAsia="Times New Roman" w:hAnsi="Arial" w:cs="Arial"/>
+          <w:sz w:val="24"/>
+          <w:szCs w:val="24"/>
+          <w:lang w:val="en-GB" w:eastAsia="en-GB"/>
+        </w:rPr>
+        <w:t>text wrapped?</w:t>
+      </w:r>
+      <w:r>
+        <w:rPr>
+          <w:rFonts w:ascii="Times New Roman" w:eastAsia="Times New Roman" w:hAnsi="Times New Roman" w:cs="Times New Roman"/>
+          <w:sz w:val="24"/>
+          <w:szCs w:val="24"/>
+          <w:lang w:val="en-GB" w:eastAsia="en-GB"/>
+        </w:rPr>
+        <w:br/>
+      </w:r>
+      <w:r>
+        <w:rPr>
+          <w:rFonts w:ascii="Arial" w:eastAsia="Times New Roman" w:hAnsi="Arial" w:cs="Arial"/>
+          <w:sz w:val="24"/>
+          <w:szCs w:val="24"/>
+          <w:lang w:val="en-GB" w:eastAsia="en-GB"/>
+        </w:rPr>
+        <w:t xml:space="preserve">• </w:t>
+      </w:r>
+      <w:r>
+        <w:rPr>
+          <w:rFonts w:ascii="Arial" w:eastAsia="Times New Roman" w:hAnsi="Arial" w:cs="Arial"/>
+          <w:strike/>
+          <w:sz w:val="24"/>
+          <w:szCs w:val="24"/>
+          <w:lang w:val="en-GB" w:eastAsia="en-GB"/>
+        </w:rPr>
+        <w:t>The three rules could stand out more?</w:t>
       </w:r>
     </w:p>
     <w:p>
       <w:pPr>
-        <w:rPr>
-          <w:rFonts w:ascii="Aptos Display" w:hAnsi="Aptos Display"/>
+        <w:shd w:val="clear" w:color="auto" w:fill="FFFFFF"/>
+        <w:spacing w:after="0" w:line="240" w:lineRule="auto"/>
+        <w:rPr>
+          <w:rFonts w:ascii="Arial" w:eastAsia="Times New Roman" w:hAnsi="Arial" w:cs="Arial"/>
+          <w:sz w:val="24"/>
+          <w:szCs w:val="24"/>
+          <w:lang w:val="en-GB" w:eastAsia="en-GB"/>
         </w:rPr>
       </w:pPr>
       <w:r>
         <w:rPr>
-          <w:rFonts w:ascii="Aptos Display" w:hAnsi="Aptos Display"/>
-        </w:rPr>
-        <w:t>☐ Add headshot of Mr Devereux</w:t>
+          <w:rFonts w:ascii="Times New Roman" w:eastAsia="Times New Roman" w:hAnsi="Times New Roman" w:cs="Times New Roman"/>
+          <w:sz w:val="24"/>
+          <w:szCs w:val="24"/>
+          <w:lang w:val="en-GB" w:eastAsia="en-GB"/>
+        </w:rPr>
+        <w:br/>
+      </w:r>
+      <w:r>
+        <w:rPr>
+          <w:rStyle w:val="Heading1Char"/>
+          <w:lang w:val="en-GB" w:eastAsia="en-GB"/>
+        </w:rPr>
+        <w:t xml:space="preserve">Page 5: Chapter </w:t>
+      </w:r>
+      <w:r>
+        <w:rPr>
+          <w:rStyle w:val="Heading1Char"/>
+          <w:lang w:val="en-GB" w:eastAsia="en-GB"/>
+        </w:rPr>
+        <w:t xml:space="preserve"> </w:t>
+      </w:r>
+      <w:r>
+        <w:rPr>
+          <w:rStyle w:val="Heading1Char"/>
+          <w:lang w:val="en-GB" w:eastAsia="en-GB"/>
+        </w:rPr>
+        <w:t>1 (Page 3 of 3)</w:t>
+      </w:r>
+      <w:r>
+        <w:rPr>
+          <w:rFonts w:ascii="Times New Roman" w:eastAsia="Times New Roman" w:hAnsi="Times New Roman" w:cs="Times New Roman"/>
+          <w:sz w:val="24"/>
+          <w:szCs w:val="24"/>
+          <w:lang w:val="en-GB" w:eastAsia="en-GB"/>
+        </w:rPr>
+        <w:br/>
+      </w:r>
+      <w:r>
+        <w:rPr>
+          <w:rFonts w:ascii="Arial" w:eastAsia="Times New Roman" w:hAnsi="Arial" w:cs="Arial"/>
+          <w:sz w:val="24"/>
+          <w:szCs w:val="24"/>
+          <w:lang w:val="en-GB" w:eastAsia="en-GB"/>
+        </w:rPr>
+        <w:t>• Would a picture make it more interesting? Suggested image in appendix (but it’s</w:t>
+      </w:r>
+      <w:r>
+        <w:rPr>
+          <w:rFonts w:ascii="Times New Roman" w:eastAsia="Times New Roman" w:hAnsi="Times New Roman" w:cs="Times New Roman"/>
+          <w:sz w:val="24"/>
+          <w:szCs w:val="24"/>
+          <w:lang w:val="en-GB" w:eastAsia="en-GB"/>
+        </w:rPr>
+        <w:br/>
+      </w:r>
+      <w:r>
+        <w:rPr>
+          <w:rFonts w:ascii="Arial" w:eastAsia="Times New Roman" w:hAnsi="Arial" w:cs="Arial"/>
+          <w:sz w:val="24"/>
+          <w:szCs w:val="24"/>
+          <w:lang w:val="en-GB" w:eastAsia="en-GB"/>
+        </w:rPr>
+        <w:t>a bit rubbish!</w:t>
+      </w:r>
+      <w:r>
+        <w:rPr>
+          <w:rFonts w:ascii="Arial" w:eastAsia="Times New Roman" w:hAnsi="Arial" w:cs="Arial"/>
+          <w:sz w:val="24"/>
+          <w:szCs w:val="24"/>
+          <w:lang w:val="en-GB" w:eastAsia="en-GB"/>
+        </w:rPr>
+        <w:t xml:space="preserve"> </w:t>
+      </w:r>
+      <w:r>
+        <w:rPr>
+          <w:rFonts w:ascii="Arial" w:eastAsia="Times New Roman" w:hAnsi="Arial" w:cs="Arial"/>
+          <w:color w:val="FF0000"/>
+          <w:sz w:val="24"/>
+          <w:szCs w:val="24"/>
+          <w:lang w:val="en-GB" w:eastAsia="en-GB"/>
+        </w:rPr>
+        <w:t>Got an image but vscode keeps bloody crashing</w:t>
+      </w:r>
+      <w:r>
+        <w:rPr>
+          <w:rFonts w:ascii="Times New Roman" w:eastAsia="Times New Roman" w:hAnsi="Times New Roman" w:cs="Times New Roman"/>
+          <w:sz w:val="24"/>
+          <w:szCs w:val="24"/>
+          <w:lang w:val="en-GB" w:eastAsia="en-GB"/>
+        </w:rPr>
+        <w:br/>
+      </w:r>
+      <w:r>
+        <w:rPr>
+          <w:rFonts w:ascii="Arial" w:eastAsia="Times New Roman" w:hAnsi="Arial" w:cs="Arial"/>
+          <w:sz w:val="24"/>
+          <w:szCs w:val="24"/>
+          <w:lang w:val="en-GB" w:eastAsia="en-GB"/>
+        </w:rPr>
+        <w:t>• This page does lack student dopamine – any creative ideas welcome.</w:t>
       </w:r>
     </w:p>
     <w:p>
       <w:pPr>
         <w:pStyle w:val="Heading1"/>
         <w:rPr>
-          <w:rFonts w:ascii="Aptos Display" w:hAnsi="Aptos Display"/>
+          <w:rFonts w:ascii="Times New Roman" w:hAnsi="Times New Roman" w:cs="Times New Roman"/>
+          <w:lang w:val="en-GB" w:eastAsia="en-GB"/>
         </w:rPr>
       </w:pPr>
       <w:r>
         <w:rPr>
-          <w:rFonts w:ascii="Aptos Display" w:hAnsi="Aptos Display"/>
-        </w:rPr>
-        <w:t>Page 4: Chapter 1 (Page 2 of 3)</w:t>
+          <w:rFonts w:ascii="Times New Roman" w:hAnsi="Times New Roman" w:cs="Times New Roman"/>
+          <w:lang w:val="en-GB" w:eastAsia="en-GB"/>
+        </w:rPr>
+        <w:br/>
+      </w:r>
+      <w:r>
+        <w:rPr>
+          <w:lang w:val="en-GB" w:eastAsia="en-GB"/>
+        </w:rPr>
+        <w:t>Page 6: Chapter 2 (Page 1 of 3)</w:t>
       </w:r>
     </w:p>
     <w:p>
       <w:pPr>
-        <w:rPr>
-          <w:rFonts w:ascii="Aptos Display" w:hAnsi="Aptos Display"/>
+        <w:shd w:val="clear" w:color="auto" w:fill="FFFFFF"/>
+        <w:spacing w:after="0" w:line="240" w:lineRule="auto"/>
+        <w:rPr>
+          <w:rFonts w:ascii="Arial" w:eastAsia="Times New Roman" w:hAnsi="Arial" w:cs="Arial"/>
+          <w:sz w:val="24"/>
+          <w:szCs w:val="24"/>
+          <w:lang w:val="en-GB" w:eastAsia="en-GB"/>
         </w:rPr>
       </w:pPr>
       <w:r>
         <w:rPr>
-          <w:rFonts w:ascii="Aptos Display" w:hAnsi="Aptos Display"/>
-        </w:rPr>
-        <w:t>☐ Reframe Ms Okafor image</w:t>
+          <w:rFonts w:ascii="Arial" w:eastAsia="Times New Roman" w:hAnsi="Arial" w:cs="Arial"/>
+          <w:sz w:val="24"/>
+          <w:szCs w:val="24"/>
+          <w:lang w:val="en-GB" w:eastAsia="en-GB"/>
+        </w:rPr>
+        <w:t>• Claude has inserted a weird bit of code here, so there is meant to be an image,</w:t>
+      </w:r>
+      <w:r>
+        <w:rPr>
+          <w:rFonts w:ascii="Times New Roman" w:eastAsia="Times New Roman" w:hAnsi="Times New Roman" w:cs="Times New Roman"/>
+          <w:sz w:val="24"/>
+          <w:szCs w:val="24"/>
+          <w:lang w:val="en-GB" w:eastAsia="en-GB"/>
+        </w:rPr>
+        <w:br/>
+      </w:r>
+      <w:r>
+        <w:rPr>
+          <w:rFonts w:ascii="Arial" w:eastAsia="Times New Roman" w:hAnsi="Arial" w:cs="Arial"/>
+          <w:sz w:val="24"/>
+          <w:szCs w:val="24"/>
+          <w:lang w:val="en-GB" w:eastAsia="en-GB"/>
+        </w:rPr>
+        <w:t>but it fails to load anything!</w:t>
+      </w:r>
+      <w:r>
+        <w:rPr>
+          <w:rFonts w:ascii="Times New Roman" w:eastAsia="Times New Roman" w:hAnsi="Times New Roman" w:cs="Times New Roman"/>
+          <w:sz w:val="24"/>
+          <w:szCs w:val="24"/>
+          <w:lang w:val="en-GB" w:eastAsia="en-GB"/>
+        </w:rPr>
+        <w:br/>
+      </w:r>
+      <w:r>
+        <w:rPr>
+          <w:rFonts w:ascii="Arial" w:eastAsia="Times New Roman" w:hAnsi="Arial" w:cs="Arial"/>
+          <w:sz w:val="24"/>
+          <w:szCs w:val="24"/>
+          <w:lang w:val="en-GB" w:eastAsia="en-GB"/>
+        </w:rPr>
+        <w:t>• Suggested image in appendix</w:t>
+      </w:r>
+      <w:r>
+        <w:rPr>
+          <w:rFonts w:ascii="Times New Roman" w:eastAsia="Times New Roman" w:hAnsi="Times New Roman" w:cs="Times New Roman"/>
+          <w:sz w:val="24"/>
+          <w:szCs w:val="24"/>
+          <w:lang w:val="en-GB" w:eastAsia="en-GB"/>
+        </w:rPr>
+        <w:br/>
+      </w:r>
+      <w:r>
+        <w:rPr>
+          <w:rFonts w:ascii="Arial" w:eastAsia="Times New Roman" w:hAnsi="Arial" w:cs="Arial"/>
+          <w:sz w:val="24"/>
+          <w:szCs w:val="24"/>
+          <w:lang w:val="en-GB" w:eastAsia="en-GB"/>
+        </w:rPr>
+        <w:t>• Change whiteboard to memo board (x2) , and chalk to pen.</w:t>
       </w:r>
     </w:p>
     <w:p>
       <w:pPr>
-        <w:rPr>
-          <w:rFonts w:ascii="Aptos Display" w:hAnsi="Aptos Display"/>
+        <w:shd w:val="clear" w:color="auto" w:fill="FFFFFF"/>
+        <w:spacing w:after="0" w:line="240" w:lineRule="auto"/>
+        <w:rPr>
+          <w:rFonts w:ascii="Arial" w:eastAsia="Times New Roman" w:hAnsi="Arial" w:cs="Arial"/>
+          <w:sz w:val="24"/>
+          <w:szCs w:val="24"/>
+          <w:lang w:val="en-GB" w:eastAsia="en-GB"/>
         </w:rPr>
       </w:pPr>
       <w:r>
         <w:rPr>
-          <w:rFonts w:ascii="Aptos Display" w:hAnsi="Aptos Display"/>
-        </w:rPr>
-        <w:t>☐ Consider square crop with wrapped text</w:t>
+          <w:rFonts w:ascii="Times New Roman" w:eastAsia="Times New Roman" w:hAnsi="Times New Roman" w:cs="Times New Roman"/>
+          <w:sz w:val="24"/>
+          <w:szCs w:val="24"/>
+          <w:lang w:val="en-GB" w:eastAsia="en-GB"/>
+        </w:rPr>
+        <w:br/>
+      </w:r>
+      <w:r>
+        <w:rPr>
+          <w:rStyle w:val="Heading1Char"/>
+          <w:lang w:val="en-GB" w:eastAsia="en-GB"/>
+        </w:rPr>
+        <w:t>Page 7: Chapter 2 (Page 2 of 3)</w:t>
+      </w:r>
+      <w:r>
+        <w:rPr>
+          <w:rFonts w:ascii="Times New Roman" w:eastAsia="Times New Roman" w:hAnsi="Times New Roman" w:cs="Times New Roman"/>
+          <w:sz w:val="24"/>
+          <w:szCs w:val="24"/>
+          <w:lang w:val="en-GB" w:eastAsia="en-GB"/>
+        </w:rPr>
+        <w:br/>
+      </w:r>
+      <w:r>
+        <w:rPr>
+          <w:rFonts w:ascii="Arial" w:eastAsia="Times New Roman" w:hAnsi="Arial" w:cs="Arial"/>
+          <w:sz w:val="24"/>
+          <w:szCs w:val="24"/>
+          <w:lang w:val="en-GB" w:eastAsia="en-GB"/>
+        </w:rPr>
+        <w:t>• Change QC to KC</w:t>
+      </w:r>
+      <w:r>
+        <w:rPr>
+          <w:rFonts w:ascii="Times New Roman" w:eastAsia="Times New Roman" w:hAnsi="Times New Roman" w:cs="Times New Roman"/>
+          <w:sz w:val="24"/>
+          <w:szCs w:val="24"/>
+          <w:lang w:val="en-GB" w:eastAsia="en-GB"/>
+        </w:rPr>
+        <w:br/>
+      </w:r>
+      <w:r>
+        <w:rPr>
+          <w:rFonts w:ascii="Arial" w:eastAsia="Times New Roman" w:hAnsi="Arial" w:cs="Arial"/>
+          <w:sz w:val="24"/>
+          <w:szCs w:val="24"/>
+          <w:lang w:val="en-GB" w:eastAsia="en-GB"/>
+        </w:rPr>
+        <w:lastRenderedPageBreak/>
+        <w:t>• This page is very dry to read – any creative ideas welcomed – perhaps change</w:t>
+      </w:r>
+      <w:r>
+        <w:rPr>
+          <w:rFonts w:ascii="Times New Roman" w:eastAsia="Times New Roman" w:hAnsi="Times New Roman" w:cs="Times New Roman"/>
+          <w:sz w:val="24"/>
+          <w:szCs w:val="24"/>
+          <w:lang w:val="en-GB" w:eastAsia="en-GB"/>
+        </w:rPr>
+        <w:br/>
+      </w:r>
+      <w:r>
+        <w:rPr>
+          <w:rFonts w:ascii="Arial" w:eastAsia="Times New Roman" w:hAnsi="Arial" w:cs="Arial"/>
+          <w:sz w:val="24"/>
+          <w:szCs w:val="24"/>
+          <w:lang w:val="en-GB" w:eastAsia="en-GB"/>
+        </w:rPr>
+        <w:t>boxes 2,3 and 4 to a lighter background colour to draw attention?</w:t>
       </w:r>
     </w:p>
     <w:p>
       <w:pPr>
-        <w:rPr>
-          <w:rFonts w:ascii="Aptos Display" w:hAnsi="Aptos Display"/>
+        <w:shd w:val="clear" w:color="auto" w:fill="FFFFFF"/>
+        <w:spacing w:after="0" w:line="240" w:lineRule="auto"/>
+        <w:rPr>
+          <w:rFonts w:ascii="Arial" w:eastAsia="Times New Roman" w:hAnsi="Arial" w:cs="Arial"/>
+          <w:sz w:val="24"/>
+          <w:szCs w:val="24"/>
+          <w:lang w:val="en-GB" w:eastAsia="en-GB"/>
         </w:rPr>
       </w:pPr>
       <w:r>
         <w:rPr>
-          <w:rFonts w:ascii="Aptos Display" w:hAnsi="Aptos Display"/>
-        </w:rPr>
-        <w:t>☐ Make the three rules more visually prominent</w:t>
+          <w:rFonts w:ascii="Times New Roman" w:eastAsia="Times New Roman" w:hAnsi="Times New Roman" w:cs="Times New Roman"/>
+          <w:sz w:val="24"/>
+          <w:szCs w:val="24"/>
+          <w:lang w:val="en-GB" w:eastAsia="en-GB"/>
+        </w:rPr>
+        <w:br/>
+      </w:r>
+      <w:r>
+        <w:rPr>
+          <w:rStyle w:val="Heading1Char"/>
+          <w:lang w:val="en-GB" w:eastAsia="en-GB"/>
+        </w:rPr>
+        <w:t>Page 8: Chapter 2 (Page 3 of 3)</w:t>
+      </w:r>
+      <w:r>
+        <w:rPr>
+          <w:rFonts w:ascii="Times New Roman" w:eastAsia="Times New Roman" w:hAnsi="Times New Roman" w:cs="Times New Roman"/>
+          <w:sz w:val="24"/>
+          <w:szCs w:val="24"/>
+          <w:lang w:val="en-GB" w:eastAsia="en-GB"/>
+        </w:rPr>
+        <w:br/>
+      </w:r>
+      <w:r>
+        <w:rPr>
+          <w:rFonts w:ascii="Arial" w:eastAsia="Times New Roman" w:hAnsi="Arial" w:cs="Arial"/>
+          <w:sz w:val="24"/>
+          <w:szCs w:val="24"/>
+          <w:lang w:val="en-GB" w:eastAsia="en-GB"/>
+        </w:rPr>
+        <w:t>• Add image of the European Court of Human Rights</w:t>
+      </w:r>
+      <w:r>
+        <w:rPr>
+          <w:rFonts w:ascii="Times New Roman" w:eastAsia="Times New Roman" w:hAnsi="Times New Roman" w:cs="Times New Roman"/>
+          <w:sz w:val="24"/>
+          <w:szCs w:val="24"/>
+          <w:lang w:val="en-GB" w:eastAsia="en-GB"/>
+        </w:rPr>
+        <w:br/>
+      </w:r>
+      <w:r>
+        <w:rPr>
+          <w:rFonts w:ascii="Arial" w:eastAsia="Times New Roman" w:hAnsi="Arial" w:cs="Arial"/>
+          <w:sz w:val="24"/>
+          <w:szCs w:val="24"/>
+          <w:lang w:val="en-GB" w:eastAsia="en-GB"/>
+        </w:rPr>
+        <w:t>• Add image of European Court of Justice</w:t>
+      </w:r>
+      <w:r>
+        <w:rPr>
+          <w:rFonts w:ascii="Times New Roman" w:eastAsia="Times New Roman" w:hAnsi="Times New Roman" w:cs="Times New Roman"/>
+          <w:sz w:val="24"/>
+          <w:szCs w:val="24"/>
+          <w:lang w:val="en-GB" w:eastAsia="en-GB"/>
+        </w:rPr>
+        <w:br/>
+      </w:r>
+      <w:r>
+        <w:rPr>
+          <w:rFonts w:ascii="Arial" w:eastAsia="Times New Roman" w:hAnsi="Arial" w:cs="Arial"/>
+          <w:sz w:val="24"/>
+          <w:szCs w:val="24"/>
+          <w:lang w:val="en-GB" w:eastAsia="en-GB"/>
+        </w:rPr>
+        <w:t>• Correct ‘Court of Justice (EU)’ to read European Court of Justice</w:t>
+      </w:r>
+      <w:r>
+        <w:rPr>
+          <w:rFonts w:ascii="Times New Roman" w:eastAsia="Times New Roman" w:hAnsi="Times New Roman" w:cs="Times New Roman"/>
+          <w:sz w:val="24"/>
+          <w:szCs w:val="24"/>
+          <w:lang w:val="en-GB" w:eastAsia="en-GB"/>
+        </w:rPr>
+        <w:br/>
+      </w:r>
+      <w:r>
+        <w:rPr>
+          <w:rFonts w:ascii="Arial" w:eastAsia="Times New Roman" w:hAnsi="Arial" w:cs="Arial"/>
+          <w:sz w:val="24"/>
+          <w:szCs w:val="24"/>
+          <w:lang w:val="en-GB" w:eastAsia="en-GB"/>
+        </w:rPr>
+        <w:t>• Correct CJEU to ECJ</w:t>
       </w:r>
     </w:p>
     <w:p>
       <w:pPr>
-        <w:pStyle w:val="Heading1"/>
-        <w:rPr>
-          <w:rFonts w:ascii="Aptos Display" w:hAnsi="Aptos Display"/>
+        <w:shd w:val="clear" w:color="auto" w:fill="FFFFFF"/>
+        <w:spacing w:after="0" w:line="240" w:lineRule="auto"/>
+        <w:rPr>
+          <w:rFonts w:ascii="Arial" w:eastAsia="Times New Roman" w:hAnsi="Arial" w:cs="Arial"/>
+          <w:sz w:val="24"/>
+          <w:szCs w:val="24"/>
+          <w:lang w:val="en-GB" w:eastAsia="en-GB"/>
         </w:rPr>
       </w:pPr>
       <w:r>
         <w:rPr>
-          <w:rFonts w:ascii="Aptos Display" w:hAnsi="Aptos Display"/>
-        </w:rPr>
-        <w:t>Page 5: Chapter 1 (Page 3 of 3)</w:t>
+          <w:rFonts w:ascii="Times New Roman" w:eastAsia="Times New Roman" w:hAnsi="Times New Roman" w:cs="Times New Roman"/>
+          <w:sz w:val="24"/>
+          <w:szCs w:val="24"/>
+          <w:lang w:val="en-GB" w:eastAsia="en-GB"/>
+        </w:rPr>
+        <w:br/>
+      </w:r>
+      <w:r>
+        <w:rPr>
+          <w:rStyle w:val="Heading1Char"/>
+          <w:lang w:val="en-GB" w:eastAsia="en-GB"/>
+        </w:rPr>
+        <w:t>Page 9: Chapter 3 (Page 1 of 3)</w:t>
+      </w:r>
+      <w:r>
+        <w:rPr>
+          <w:rFonts w:ascii="Times New Roman" w:eastAsia="Times New Roman" w:hAnsi="Times New Roman" w:cs="Times New Roman"/>
+          <w:sz w:val="24"/>
+          <w:szCs w:val="24"/>
+          <w:lang w:val="en-GB" w:eastAsia="en-GB"/>
+        </w:rPr>
+        <w:br/>
+      </w:r>
+      <w:r>
+        <w:rPr>
+          <w:rFonts w:ascii="Arial" w:eastAsia="Times New Roman" w:hAnsi="Arial" w:cs="Arial"/>
+          <w:sz w:val="24"/>
+          <w:szCs w:val="24"/>
+          <w:lang w:val="en-GB" w:eastAsia="en-GB"/>
+        </w:rPr>
+        <w:t>• Remove the weird Claude image thing</w:t>
+      </w:r>
+      <w:r>
+        <w:rPr>
+          <w:rFonts w:ascii="Times New Roman" w:eastAsia="Times New Roman" w:hAnsi="Times New Roman" w:cs="Times New Roman"/>
+          <w:sz w:val="24"/>
+          <w:szCs w:val="24"/>
+          <w:lang w:val="en-GB" w:eastAsia="en-GB"/>
+        </w:rPr>
+        <w:br/>
+      </w:r>
+      <w:r>
+        <w:rPr>
+          <w:rFonts w:ascii="Arial" w:eastAsia="Times New Roman" w:hAnsi="Arial" w:cs="Arial"/>
+          <w:sz w:val="24"/>
+          <w:szCs w:val="24"/>
+          <w:lang w:val="en-GB" w:eastAsia="en-GB"/>
+        </w:rPr>
+        <w:t>• Add image of parliament</w:t>
+      </w:r>
+      <w:r>
+        <w:rPr>
+          <w:rFonts w:ascii="Times New Roman" w:eastAsia="Times New Roman" w:hAnsi="Times New Roman" w:cs="Times New Roman"/>
+          <w:sz w:val="24"/>
+          <w:szCs w:val="24"/>
+          <w:lang w:val="en-GB" w:eastAsia="en-GB"/>
+        </w:rPr>
+        <w:br/>
+      </w:r>
+      <w:r>
+        <w:rPr>
+          <w:rFonts w:ascii="Arial" w:eastAsia="Times New Roman" w:hAnsi="Arial" w:cs="Arial"/>
+          <w:sz w:val="24"/>
+          <w:szCs w:val="24"/>
+          <w:lang w:val="en-GB" w:eastAsia="en-GB"/>
+        </w:rPr>
+        <w:t>• Add headshot of Harrison</w:t>
+      </w:r>
+      <w:r>
+        <w:rPr>
+          <w:rFonts w:ascii="Times New Roman" w:eastAsia="Times New Roman" w:hAnsi="Times New Roman" w:cs="Times New Roman"/>
+          <w:sz w:val="24"/>
+          <w:szCs w:val="24"/>
+          <w:lang w:val="en-GB" w:eastAsia="en-GB"/>
+        </w:rPr>
+        <w:br/>
+      </w:r>
+      <w:r>
+        <w:rPr>
+          <w:rFonts w:ascii="Arial" w:eastAsia="Times New Roman" w:hAnsi="Arial" w:cs="Arial"/>
+          <w:sz w:val="24"/>
+          <w:szCs w:val="24"/>
+          <w:lang w:val="en-GB" w:eastAsia="en-GB"/>
+        </w:rPr>
+        <w:t>• Swop ‘Junior tenant’ with ‘Junior Barrister’</w:t>
       </w:r>
     </w:p>
     <w:p>
       <w:pPr>
-        <w:rPr>
-          <w:rFonts w:ascii="Aptos Display" w:hAnsi="Aptos Display"/>
+        <w:shd w:val="clear" w:color="auto" w:fill="FFFFFF"/>
+        <w:spacing w:after="0" w:line="240" w:lineRule="auto"/>
+        <w:rPr>
+          <w:rFonts w:ascii="Arial" w:eastAsia="Times New Roman" w:hAnsi="Arial" w:cs="Arial"/>
+          <w:sz w:val="24"/>
+          <w:szCs w:val="24"/>
+          <w:lang w:val="en-GB" w:eastAsia="en-GB"/>
         </w:rPr>
       </w:pPr>
       <w:r>
         <w:rPr>
-          <w:rFonts w:ascii="Aptos Display" w:hAnsi="Aptos Display"/>
-        </w:rPr>
-        <w:t>☐ Add an image</w:t>
+          <w:rFonts w:ascii="Times New Roman" w:eastAsia="Times New Roman" w:hAnsi="Times New Roman" w:cs="Times New Roman"/>
+          <w:sz w:val="24"/>
+          <w:szCs w:val="24"/>
+          <w:lang w:val="en-GB" w:eastAsia="en-GB"/>
+        </w:rPr>
+        <w:br/>
+      </w:r>
+      <w:r>
+        <w:rPr>
+          <w:rStyle w:val="Heading1Char"/>
+          <w:lang w:val="en-GB" w:eastAsia="en-GB"/>
+        </w:rPr>
+        <w:t>Page 10: Chapter 3 (Page 2 of 3)</w:t>
+      </w:r>
+      <w:r>
+        <w:rPr>
+          <w:rFonts w:ascii="Times New Roman" w:eastAsia="Times New Roman" w:hAnsi="Times New Roman" w:cs="Times New Roman"/>
+          <w:sz w:val="24"/>
+          <w:szCs w:val="24"/>
+          <w:lang w:val="en-GB" w:eastAsia="en-GB"/>
+        </w:rPr>
+        <w:br/>
+      </w:r>
+      <w:r>
+        <w:rPr>
+          <w:rFonts w:ascii="Arial" w:eastAsia="Times New Roman" w:hAnsi="Arial" w:cs="Arial"/>
+          <w:sz w:val="24"/>
+          <w:szCs w:val="24"/>
+          <w:lang w:val="en-GB" w:eastAsia="en-GB"/>
+        </w:rPr>
+        <w:t>• Add image (suggested image in appendix)</w:t>
+      </w:r>
+      <w:r>
+        <w:rPr>
+          <w:rFonts w:ascii="Times New Roman" w:eastAsia="Times New Roman" w:hAnsi="Times New Roman" w:cs="Times New Roman"/>
+          <w:sz w:val="24"/>
+          <w:szCs w:val="24"/>
+          <w:lang w:val="en-GB" w:eastAsia="en-GB"/>
+        </w:rPr>
+        <w:br/>
+      </w:r>
+      <w:r>
+        <w:rPr>
+          <w:rFonts w:ascii="Arial" w:eastAsia="Times New Roman" w:hAnsi="Arial" w:cs="Arial"/>
+          <w:sz w:val="24"/>
+          <w:szCs w:val="24"/>
+          <w:lang w:val="en-GB" w:eastAsia="en-GB"/>
+        </w:rPr>
+        <w:t>• Add text to clarify that OJ is an abbreviation for Official Journal of the European</w:t>
+      </w:r>
+      <w:r>
+        <w:rPr>
+          <w:rFonts w:ascii="Times New Roman" w:eastAsia="Times New Roman" w:hAnsi="Times New Roman" w:cs="Times New Roman"/>
+          <w:sz w:val="24"/>
+          <w:szCs w:val="24"/>
+          <w:lang w:val="en-GB" w:eastAsia="en-GB"/>
+        </w:rPr>
+        <w:br/>
+      </w:r>
+      <w:r>
+        <w:rPr>
+          <w:rFonts w:ascii="Arial" w:eastAsia="Times New Roman" w:hAnsi="Arial" w:cs="Arial"/>
+          <w:sz w:val="24"/>
+          <w:szCs w:val="24"/>
+          <w:lang w:val="en-GB" w:eastAsia="en-GB"/>
+        </w:rPr>
+        <w:t>Union.</w:t>
       </w:r>
     </w:p>
     <w:p>
       <w:pPr>
-        <w:rPr>
-          <w:rFonts w:ascii="Aptos Display" w:hAnsi="Aptos Display"/>
+        <w:shd w:val="clear" w:color="auto" w:fill="FFFFFF"/>
+        <w:spacing w:after="0" w:line="240" w:lineRule="auto"/>
+        <w:rPr>
+          <w:rFonts w:ascii="Arial" w:eastAsia="Times New Roman" w:hAnsi="Arial" w:cs="Arial"/>
+          <w:sz w:val="24"/>
+          <w:szCs w:val="24"/>
+          <w:lang w:val="en-GB" w:eastAsia="en-GB"/>
         </w:rPr>
       </w:pPr>
       <w:r>
         <w:rPr>
-          <w:rFonts w:ascii="Aptos Display" w:hAnsi="Aptos Display"/>
-        </w:rPr>
-        <w:lastRenderedPageBreak/>
-        <w:t>☐ Improve engagement (make it more interactive/engaging)</w:t>
+          <w:rFonts w:ascii="Times New Roman" w:eastAsia="Times New Roman" w:hAnsi="Times New Roman" w:cs="Times New Roman"/>
+          <w:sz w:val="24"/>
+          <w:szCs w:val="24"/>
+          <w:lang w:val="en-GB" w:eastAsia="en-GB"/>
+        </w:rPr>
+        <w:br/>
+      </w:r>
+      <w:r>
+        <w:rPr>
+          <w:rStyle w:val="Heading1Char"/>
+          <w:lang w:val="en-GB" w:eastAsia="en-GB"/>
+        </w:rPr>
+        <w:t>Page 11: Chapter 3 (Page 3 of 3)</w:t>
+      </w:r>
+      <w:r>
+        <w:rPr>
+          <w:rFonts w:ascii="Times New Roman" w:eastAsia="Times New Roman" w:hAnsi="Times New Roman" w:cs="Times New Roman"/>
+          <w:sz w:val="24"/>
+          <w:szCs w:val="24"/>
+          <w:lang w:val="en-GB" w:eastAsia="en-GB"/>
+        </w:rPr>
+        <w:br/>
+      </w:r>
+      <w:r>
+        <w:rPr>
+          <w:rFonts w:ascii="Arial" w:eastAsia="Times New Roman" w:hAnsi="Arial" w:cs="Arial"/>
+          <w:sz w:val="24"/>
+          <w:szCs w:val="24"/>
+          <w:lang w:val="en-GB" w:eastAsia="en-GB"/>
+        </w:rPr>
+        <w:t>• Add image (suggested image in Appendix)</w:t>
       </w:r>
     </w:p>
     <w:p>
       <w:pPr>
-        <w:rPr>
-          <w:rFonts w:ascii="Aptos Display" w:hAnsi="Aptos Display"/>
+        <w:shd w:val="clear" w:color="auto" w:fill="FFFFFF"/>
+        <w:spacing w:after="0" w:line="240" w:lineRule="auto"/>
+        <w:rPr>
+          <w:rFonts w:ascii="Arial" w:eastAsia="Times New Roman" w:hAnsi="Arial" w:cs="Arial"/>
+          <w:sz w:val="24"/>
+          <w:szCs w:val="24"/>
+          <w:lang w:val="en-GB" w:eastAsia="en-GB"/>
         </w:rPr>
       </w:pPr>
       <w:r>
         <w:rPr>
-          <w:rFonts w:ascii="Aptos Display" w:hAnsi="Aptos Display"/>
-        </w:rPr>
-        <w:t>☐ Add creative elements</w:t>
+          <w:rFonts w:ascii="Times New Roman" w:eastAsia="Times New Roman" w:hAnsi="Times New Roman" w:cs="Times New Roman"/>
+          <w:sz w:val="24"/>
+          <w:szCs w:val="24"/>
+          <w:lang w:val="en-GB" w:eastAsia="en-GB"/>
+        </w:rPr>
+        <w:br/>
+      </w:r>
+      <w:r>
+        <w:rPr>
+          <w:rStyle w:val="Heading1Char"/>
+          <w:lang w:val="en-GB" w:eastAsia="en-GB"/>
+        </w:rPr>
+        <w:t>Page 12: Chapter 4 (page 1 of 3)</w:t>
+      </w:r>
+      <w:r>
+        <w:rPr>
+          <w:rFonts w:ascii="Times New Roman" w:eastAsia="Times New Roman" w:hAnsi="Times New Roman" w:cs="Times New Roman"/>
+          <w:sz w:val="24"/>
+          <w:szCs w:val="24"/>
+          <w:lang w:val="en-GB" w:eastAsia="en-GB"/>
+        </w:rPr>
+        <w:br/>
+      </w:r>
+      <w:r>
+        <w:rPr>
+          <w:rFonts w:ascii="Arial" w:eastAsia="Times New Roman" w:hAnsi="Arial" w:cs="Arial"/>
+          <w:sz w:val="24"/>
+          <w:szCs w:val="24"/>
+          <w:lang w:val="en-GB" w:eastAsia="en-GB"/>
+        </w:rPr>
+        <w:t>• Change Lincoln’s Inn to Gray’s Inn</w:t>
+      </w:r>
+      <w:r>
+        <w:rPr>
+          <w:rFonts w:ascii="Times New Roman" w:eastAsia="Times New Roman" w:hAnsi="Times New Roman" w:cs="Times New Roman"/>
+          <w:sz w:val="24"/>
+          <w:szCs w:val="24"/>
+          <w:lang w:val="en-GB" w:eastAsia="en-GB"/>
+        </w:rPr>
+        <w:br/>
+      </w:r>
+      <w:r>
+        <w:rPr>
+          <w:rFonts w:ascii="Arial" w:eastAsia="Times New Roman" w:hAnsi="Arial" w:cs="Arial"/>
+          <w:sz w:val="24"/>
+          <w:szCs w:val="24"/>
+          <w:lang w:val="en-GB" w:eastAsia="en-GB"/>
+        </w:rPr>
+        <w:t>• Add image of Ms Okafor in the library</w:t>
+      </w:r>
+      <w:r>
+        <w:rPr>
+          <w:rFonts w:ascii="Times New Roman" w:eastAsia="Times New Roman" w:hAnsi="Times New Roman" w:cs="Times New Roman"/>
+          <w:sz w:val="24"/>
+          <w:szCs w:val="24"/>
+          <w:lang w:val="en-GB" w:eastAsia="en-GB"/>
+        </w:rPr>
+        <w:br/>
+      </w:r>
+      <w:r>
+        <w:rPr>
+          <w:rFonts w:ascii="Arial" w:eastAsia="Times New Roman" w:hAnsi="Arial" w:cs="Arial"/>
+          <w:sz w:val="24"/>
+          <w:szCs w:val="24"/>
+          <w:lang w:val="en-GB" w:eastAsia="en-GB"/>
+        </w:rPr>
+        <w:t>• Change QC to KC</w:t>
+      </w:r>
+      <w:r>
+        <w:rPr>
+          <w:rFonts w:ascii="Times New Roman" w:eastAsia="Times New Roman" w:hAnsi="Times New Roman" w:cs="Times New Roman"/>
+          <w:sz w:val="24"/>
+          <w:szCs w:val="24"/>
+          <w:lang w:val="en-GB" w:eastAsia="en-GB"/>
+        </w:rPr>
+        <w:br/>
+      </w:r>
+      <w:r>
+        <w:rPr>
+          <w:rFonts w:ascii="Arial" w:eastAsia="Times New Roman" w:hAnsi="Arial" w:cs="Arial"/>
+          <w:sz w:val="24"/>
+          <w:szCs w:val="24"/>
+          <w:lang w:val="en-GB" w:eastAsia="en-GB"/>
+        </w:rPr>
+        <w:t>• Add detail to the fact - Give the author’s name in the same form as in the</w:t>
+      </w:r>
+      <w:r>
+        <w:rPr>
+          <w:rFonts w:ascii="Times New Roman" w:eastAsia="Times New Roman" w:hAnsi="Times New Roman" w:cs="Times New Roman"/>
+          <w:sz w:val="24"/>
+          <w:szCs w:val="24"/>
+          <w:lang w:val="en-GB" w:eastAsia="en-GB"/>
+        </w:rPr>
+        <w:br/>
+      </w:r>
+      <w:r>
+        <w:rPr>
+          <w:rFonts w:ascii="Arial" w:eastAsia="Times New Roman" w:hAnsi="Arial" w:cs="Arial"/>
+          <w:sz w:val="24"/>
+          <w:szCs w:val="24"/>
+          <w:lang w:val="en-GB" w:eastAsia="en-GB"/>
+        </w:rPr>
+        <w:t>publication, except in bibliographies, where you should give only the</w:t>
+      </w:r>
+      <w:r>
+        <w:rPr>
+          <w:rFonts w:ascii="Times New Roman" w:eastAsia="Times New Roman" w:hAnsi="Times New Roman" w:cs="Times New Roman"/>
+          <w:sz w:val="24"/>
+          <w:szCs w:val="24"/>
+          <w:lang w:val="en-GB" w:eastAsia="en-GB"/>
+        </w:rPr>
+        <w:br/>
+      </w:r>
+      <w:r>
+        <w:rPr>
+          <w:rFonts w:ascii="Arial" w:eastAsia="Times New Roman" w:hAnsi="Arial" w:cs="Arial"/>
+          <w:sz w:val="24"/>
+          <w:szCs w:val="24"/>
+          <w:lang w:val="en-GB" w:eastAsia="en-GB"/>
+        </w:rPr>
+        <w:t>surname followed by the initial(s).</w:t>
       </w:r>
     </w:p>
     <w:p>
       <w:pPr>
-        <w:pStyle w:val="Heading1"/>
-        <w:rPr>
-          <w:rFonts w:ascii="Aptos Display" w:hAnsi="Aptos Display"/>
+        <w:shd w:val="clear" w:color="auto" w:fill="FFFFFF"/>
+        <w:spacing w:after="0" w:line="240" w:lineRule="auto"/>
+        <w:rPr>
+          <w:rFonts w:ascii="Arial" w:eastAsia="Times New Roman" w:hAnsi="Arial" w:cs="Arial"/>
+          <w:sz w:val="24"/>
+          <w:szCs w:val="24"/>
+          <w:lang w:val="en-GB" w:eastAsia="en-GB"/>
         </w:rPr>
       </w:pPr>
       <w:r>
         <w:rPr>
-          <w:rFonts w:ascii="Aptos Display" w:hAnsi="Aptos Display"/>
-        </w:rPr>
-        <w:t>Page 6: Chapter 2 (Page 1 of 3)</w:t>
+          <w:rFonts w:ascii="Times New Roman" w:eastAsia="Times New Roman" w:hAnsi="Times New Roman" w:cs="Times New Roman"/>
+          <w:sz w:val="24"/>
+          <w:szCs w:val="24"/>
+          <w:lang w:val="en-GB" w:eastAsia="en-GB"/>
+        </w:rPr>
+        <w:br/>
+      </w:r>
+      <w:r>
+        <w:rPr>
+          <w:rStyle w:val="Heading1Char"/>
+          <w:lang w:val="en-GB" w:eastAsia="en-GB"/>
+        </w:rPr>
+        <w:t>Page 13: Chapter 4 (page 2 of 3)</w:t>
+      </w:r>
+      <w:r>
+        <w:rPr>
+          <w:rFonts w:ascii="Times New Roman" w:eastAsia="Times New Roman" w:hAnsi="Times New Roman" w:cs="Times New Roman"/>
+          <w:sz w:val="24"/>
+          <w:szCs w:val="24"/>
+          <w:lang w:val="en-GB" w:eastAsia="en-GB"/>
+        </w:rPr>
+        <w:br/>
+      </w:r>
+      <w:r>
+        <w:rPr>
+          <w:rFonts w:ascii="Arial" w:eastAsia="Times New Roman" w:hAnsi="Arial" w:cs="Arial"/>
+          <w:sz w:val="24"/>
+          <w:szCs w:val="24"/>
+          <w:lang w:val="en-GB" w:eastAsia="en-GB"/>
+        </w:rPr>
+        <w:t>• Add image of Ms Okafor in appendix</w:t>
       </w:r>
     </w:p>
     <w:p>
       <w:pPr>
-        <w:rPr>
-          <w:rFonts w:ascii="Aptos Display" w:hAnsi="Aptos Display"/>
+        <w:shd w:val="clear" w:color="auto" w:fill="FFFFFF"/>
+        <w:spacing w:after="0" w:line="240" w:lineRule="auto"/>
+        <w:rPr>
+          <w:rFonts w:ascii="Times New Roman" w:eastAsia="Times New Roman" w:hAnsi="Times New Roman" w:cs="Times New Roman"/>
+          <w:sz w:val="24"/>
+          <w:szCs w:val="24"/>
+          <w:lang w:val="en-GB" w:eastAsia="en-GB"/>
         </w:rPr>
       </w:pPr>
       <w:r>
         <w:rPr>
-          <w:rFonts w:ascii="Aptos Display" w:hAnsi="Aptos Display"/>
-        </w:rPr>
-        <w:t>☐ Fix broken image (remove faulty code and reinsert)</w:t>
+          <w:rFonts w:ascii="Times New Roman" w:eastAsia="Times New Roman" w:hAnsi="Times New Roman" w:cs="Times New Roman"/>
+          <w:sz w:val="24"/>
+          <w:szCs w:val="24"/>
+          <w:lang w:val="en-GB" w:eastAsia="en-GB"/>
+        </w:rPr>
+        <w:br/>
+      </w:r>
+      <w:r>
+        <w:rPr>
+          <w:rStyle w:val="Heading1Char"/>
+          <w:lang w:val="en-GB" w:eastAsia="en-GB"/>
+        </w:rPr>
+        <w:t>Page 14: Chapter 4 (page 3 of 3)</w:t>
+      </w:r>
+      <w:r>
+        <w:rPr>
+          <w:rStyle w:val="Heading1Char"/>
+          <w:lang w:val="en-GB" w:eastAsia="en-GB"/>
+        </w:rPr>
+        <w:br/>
+      </w:r>
+      <w:r>
+        <w:rPr>
+          <w:rFonts w:ascii="Arial" w:eastAsia="Times New Roman" w:hAnsi="Arial" w:cs="Arial"/>
+          <w:sz w:val="24"/>
+          <w:szCs w:val="24"/>
+          <w:lang w:val="en-GB" w:eastAsia="en-GB"/>
+        </w:rPr>
+        <w:t>• Add image of law journals – feel free to crop for aesthetics</w:t>
       </w:r>
     </w:p>
     <w:p>
       <w:pPr>
-        <w:rPr>
-          <w:rFonts w:ascii="Aptos Display" w:hAnsi="Aptos Display"/>
+        <w:shd w:val="clear" w:color="auto" w:fill="FFFFFF"/>
+        <w:spacing w:after="0" w:line="240" w:lineRule="auto"/>
+        <w:rPr>
+          <w:rFonts w:ascii="Arial" w:eastAsia="Times New Roman" w:hAnsi="Arial" w:cs="Arial"/>
+          <w:sz w:val="24"/>
+          <w:szCs w:val="24"/>
+          <w:lang w:val="en-GB" w:eastAsia="en-GB"/>
         </w:rPr>
       </w:pPr>
       <w:r>
         <w:rPr>
-          <w:rFonts w:ascii="Aptos Display" w:hAnsi="Aptos Display"/>
-        </w:rPr>
-        <w:t>☐ Add suggested image</w:t>
+          <w:rFonts w:ascii="Arial" w:eastAsia="Times New Roman" w:hAnsi="Arial" w:cs="Arial"/>
+          <w:sz w:val="24"/>
+          <w:szCs w:val="24"/>
+          <w:lang w:val="en-GB" w:eastAsia="en-GB"/>
+        </w:rPr>
+        <w:t>• In the section on ibid and subsequent references – insert an explanation</w:t>
+      </w:r>
+      <w:r>
+        <w:rPr>
+          <w:rFonts w:ascii="Times New Roman" w:eastAsia="Times New Roman" w:hAnsi="Times New Roman" w:cs="Times New Roman"/>
+          <w:sz w:val="24"/>
+          <w:szCs w:val="24"/>
+          <w:lang w:val="en-GB" w:eastAsia="en-GB"/>
+        </w:rPr>
+        <w:br/>
+      </w:r>
+      <w:r>
+        <w:rPr>
+          <w:rFonts w:ascii="Arial" w:eastAsia="Times New Roman" w:hAnsi="Arial" w:cs="Arial"/>
+          <w:sz w:val="24"/>
+          <w:szCs w:val="24"/>
+          <w:lang w:val="en-GB" w:eastAsia="en-GB"/>
+        </w:rPr>
+        <w:t>“ibid (abbreviation for ibidem, "in the same place") is used in footnotes to refer to</w:t>
+      </w:r>
+      <w:r>
+        <w:rPr>
+          <w:rFonts w:ascii="Times New Roman" w:eastAsia="Times New Roman" w:hAnsi="Times New Roman" w:cs="Times New Roman"/>
+          <w:sz w:val="24"/>
+          <w:szCs w:val="24"/>
+          <w:lang w:val="en-GB" w:eastAsia="en-GB"/>
+        </w:rPr>
+        <w:br/>
+      </w:r>
+      <w:r>
+        <w:rPr>
+          <w:rFonts w:ascii="Arial" w:eastAsia="Times New Roman" w:hAnsi="Arial" w:cs="Arial"/>
+          <w:sz w:val="24"/>
+          <w:szCs w:val="24"/>
+          <w:lang w:val="en-GB" w:eastAsia="en-GB"/>
+        </w:rPr>
+        <w:t>the immediately preceding source, saving space and reducing repetition. Use it</w:t>
+      </w:r>
+      <w:r>
+        <w:rPr>
+          <w:rFonts w:ascii="Times New Roman" w:eastAsia="Times New Roman" w:hAnsi="Times New Roman" w:cs="Times New Roman"/>
+          <w:sz w:val="24"/>
+          <w:szCs w:val="24"/>
+          <w:lang w:val="en-GB" w:eastAsia="en-GB"/>
+        </w:rPr>
+        <w:br/>
+      </w:r>
+      <w:r>
+        <w:rPr>
+          <w:rFonts w:ascii="Arial" w:eastAsia="Times New Roman" w:hAnsi="Arial" w:cs="Arial"/>
+          <w:sz w:val="24"/>
+          <w:szCs w:val="24"/>
+          <w:lang w:val="en-GB" w:eastAsia="en-GB"/>
+        </w:rPr>
+        <w:t>only when the footnote directly follows another referencing the same source,</w:t>
+      </w:r>
+      <w:r>
+        <w:rPr>
+          <w:rFonts w:ascii="Times New Roman" w:eastAsia="Times New Roman" w:hAnsi="Times New Roman" w:cs="Times New Roman"/>
+          <w:sz w:val="24"/>
+          <w:szCs w:val="24"/>
+          <w:lang w:val="en-GB" w:eastAsia="en-GB"/>
+        </w:rPr>
+        <w:br/>
+      </w:r>
+      <w:r>
+        <w:rPr>
+          <w:rFonts w:ascii="Arial" w:eastAsia="Times New Roman" w:hAnsi="Arial" w:cs="Arial"/>
+          <w:sz w:val="24"/>
+          <w:szCs w:val="24"/>
+          <w:lang w:val="en-GB" w:eastAsia="en-GB"/>
+        </w:rPr>
+        <w:t>allowing for different pinpoints.</w:t>
       </w:r>
     </w:p>
     <w:p>
       <w:pPr>
-        <w:rPr>
-          <w:rFonts w:ascii="Aptos Display" w:hAnsi="Aptos Display"/>
+        <w:shd w:val="clear" w:color="auto" w:fill="FFFFFF"/>
+        <w:spacing w:after="0" w:line="240" w:lineRule="auto"/>
+        <w:rPr>
+          <w:rFonts w:ascii="Arial" w:eastAsia="Times New Roman" w:hAnsi="Arial" w:cs="Arial"/>
+          <w:sz w:val="24"/>
+          <w:szCs w:val="24"/>
+          <w:lang w:val="en-GB" w:eastAsia="en-GB"/>
         </w:rPr>
       </w:pPr>
       <w:r>
         <w:rPr>
-          <w:rFonts w:ascii="Aptos Display" w:hAnsi="Aptos Display"/>
-        </w:rPr>
-        <w:t>☐ Replace 'Whiteboard' with 'Memo board' (x2)</w:t>
+          <w:rFonts w:ascii="Times New Roman" w:eastAsia="Times New Roman" w:hAnsi="Times New Roman" w:cs="Times New Roman"/>
+          <w:sz w:val="24"/>
+          <w:szCs w:val="24"/>
+          <w:lang w:val="en-GB" w:eastAsia="en-GB"/>
+        </w:rPr>
+        <w:br/>
+      </w:r>
+      <w:r>
+        <w:rPr>
+          <w:rStyle w:val="Heading1Char"/>
+          <w:lang w:val="en-GB" w:eastAsia="en-GB"/>
+        </w:rPr>
+        <w:t>Page 15: Chapter 5 (page 1 of 3)</w:t>
+      </w:r>
+      <w:r>
+        <w:rPr>
+          <w:rFonts w:ascii="Times New Roman" w:eastAsia="Times New Roman" w:hAnsi="Times New Roman" w:cs="Times New Roman"/>
+          <w:sz w:val="24"/>
+          <w:szCs w:val="24"/>
+          <w:lang w:val="en-GB" w:eastAsia="en-GB"/>
+        </w:rPr>
+        <w:br/>
+      </w:r>
+      <w:r>
+        <w:rPr>
+          <w:rFonts w:ascii="Arial" w:eastAsia="Times New Roman" w:hAnsi="Arial" w:cs="Arial"/>
+          <w:sz w:val="24"/>
+          <w:szCs w:val="24"/>
+          <w:lang w:val="en-GB" w:eastAsia="en-GB"/>
+        </w:rPr>
+        <w:t>• Remove dodgy Claude image</w:t>
+      </w:r>
+      <w:r>
+        <w:rPr>
+          <w:rFonts w:ascii="Times New Roman" w:eastAsia="Times New Roman" w:hAnsi="Times New Roman" w:cs="Times New Roman"/>
+          <w:sz w:val="24"/>
+          <w:szCs w:val="24"/>
+          <w:lang w:val="en-GB" w:eastAsia="en-GB"/>
+        </w:rPr>
+        <w:br/>
+      </w:r>
+      <w:r>
+        <w:rPr>
+          <w:rFonts w:ascii="Arial" w:eastAsia="Times New Roman" w:hAnsi="Arial" w:cs="Arial"/>
+          <w:sz w:val="24"/>
+          <w:szCs w:val="24"/>
+          <w:lang w:val="en-GB" w:eastAsia="en-GB"/>
+        </w:rPr>
+        <w:lastRenderedPageBreak/>
+        <w:t>• Insert image of digital library in appendix</w:t>
+      </w:r>
+      <w:r>
+        <w:rPr>
+          <w:rFonts w:ascii="Times New Roman" w:eastAsia="Times New Roman" w:hAnsi="Times New Roman" w:cs="Times New Roman"/>
+          <w:sz w:val="24"/>
+          <w:szCs w:val="24"/>
+          <w:lang w:val="en-GB" w:eastAsia="en-GB"/>
+        </w:rPr>
+        <w:br/>
+      </w:r>
+      <w:r>
+        <w:rPr>
+          <w:rFonts w:ascii="Arial" w:eastAsia="Times New Roman" w:hAnsi="Arial" w:cs="Arial"/>
+          <w:sz w:val="24"/>
+          <w:szCs w:val="24"/>
+          <w:lang w:val="en-GB" w:eastAsia="en-GB"/>
+        </w:rPr>
+        <w:t>• Change QC to KC</w:t>
       </w:r>
     </w:p>
     <w:p>
       <w:pPr>
-        <w:rPr>
-          <w:rFonts w:ascii="Aptos Display" w:hAnsi="Aptos Display"/>
+        <w:shd w:val="clear" w:color="auto" w:fill="FFFFFF"/>
+        <w:spacing w:after="0" w:line="240" w:lineRule="auto"/>
+        <w:rPr>
+          <w:rFonts w:ascii="Arial" w:eastAsia="Times New Roman" w:hAnsi="Arial" w:cs="Arial"/>
+          <w:sz w:val="24"/>
+          <w:szCs w:val="24"/>
+          <w:lang w:val="en-GB" w:eastAsia="en-GB"/>
         </w:rPr>
       </w:pPr>
       <w:r>
         <w:rPr>
-          <w:rFonts w:ascii="Aptos Display" w:hAnsi="Aptos Display"/>
-        </w:rPr>
-        <w:t>☐ Replace 'Chalk' with 'Pen'</w:t>
+          <w:rFonts w:ascii="Times New Roman" w:eastAsia="Times New Roman" w:hAnsi="Times New Roman" w:cs="Times New Roman"/>
+          <w:sz w:val="24"/>
+          <w:szCs w:val="24"/>
+          <w:lang w:val="en-GB" w:eastAsia="en-GB"/>
+        </w:rPr>
+        <w:br/>
+      </w:r>
+      <w:r>
+        <w:rPr>
+          <w:rStyle w:val="Heading1Char"/>
+          <w:lang w:val="en-GB" w:eastAsia="en-GB"/>
+        </w:rPr>
+        <w:t>Page 16: Chapter 5 (page 2 of 3)</w:t>
+      </w:r>
+      <w:r>
+        <w:rPr>
+          <w:rFonts w:ascii="Times New Roman" w:eastAsia="Times New Roman" w:hAnsi="Times New Roman" w:cs="Times New Roman"/>
+          <w:sz w:val="24"/>
+          <w:szCs w:val="24"/>
+          <w:lang w:val="en-GB" w:eastAsia="en-GB"/>
+        </w:rPr>
+        <w:br/>
+      </w:r>
+      <w:r>
+        <w:rPr>
+          <w:rFonts w:ascii="Arial" w:eastAsia="Times New Roman" w:hAnsi="Arial" w:cs="Arial"/>
+          <w:sz w:val="24"/>
+          <w:szCs w:val="24"/>
+          <w:lang w:val="en-GB" w:eastAsia="en-GB"/>
+        </w:rPr>
+        <w:t>• Insert image of barrister reading newspaper</w:t>
       </w:r>
     </w:p>
     <w:p>
       <w:pPr>
-        <w:pStyle w:val="Heading1"/>
-        <w:rPr>
-          <w:rFonts w:ascii="Aptos Display" w:hAnsi="Aptos Display"/>
+        <w:shd w:val="clear" w:color="auto" w:fill="FFFFFF"/>
+        <w:spacing w:after="0" w:line="240" w:lineRule="auto"/>
+        <w:rPr>
+          <w:rFonts w:ascii="Arial" w:eastAsia="Times New Roman" w:hAnsi="Arial" w:cs="Arial"/>
+          <w:sz w:val="24"/>
+          <w:szCs w:val="24"/>
+          <w:lang w:val="en-GB" w:eastAsia="en-GB"/>
         </w:rPr>
       </w:pPr>
       <w:r>
         <w:rPr>
-          <w:rFonts w:ascii="Aptos Display" w:hAnsi="Aptos Display"/>
-        </w:rPr>
-        <w:t>Page 7: Chapter 2 (Page 2 of 3)</w:t>
+          <w:rFonts w:ascii="Times New Roman" w:eastAsia="Times New Roman" w:hAnsi="Times New Roman" w:cs="Times New Roman"/>
+          <w:sz w:val="24"/>
+          <w:szCs w:val="24"/>
+          <w:lang w:val="en-GB" w:eastAsia="en-GB"/>
+        </w:rPr>
+        <w:br/>
+      </w:r>
+      <w:r>
+        <w:rPr>
+          <w:rStyle w:val="Heading1Char"/>
+          <w:lang w:val="en-GB" w:eastAsia="en-GB"/>
+        </w:rPr>
+        <w:t>Page 17: Chapter 5 (Page 3 of 3)</w:t>
+      </w:r>
+      <w:r>
+        <w:rPr>
+          <w:rFonts w:ascii="Times New Roman" w:eastAsia="Times New Roman" w:hAnsi="Times New Roman" w:cs="Times New Roman"/>
+          <w:sz w:val="24"/>
+          <w:szCs w:val="24"/>
+          <w:lang w:val="en-GB" w:eastAsia="en-GB"/>
+        </w:rPr>
+        <w:br/>
+      </w:r>
+      <w:r>
+        <w:rPr>
+          <w:rFonts w:ascii="Arial" w:eastAsia="Times New Roman" w:hAnsi="Arial" w:cs="Arial"/>
+          <w:sz w:val="24"/>
+          <w:szCs w:val="24"/>
+          <w:lang w:val="en-GB" w:eastAsia="en-GB"/>
+        </w:rPr>
+        <w:t>• Change QC to KC</w:t>
+      </w:r>
+      <w:r>
+        <w:rPr>
+          <w:rFonts w:ascii="Times New Roman" w:eastAsia="Times New Roman" w:hAnsi="Times New Roman" w:cs="Times New Roman"/>
+          <w:sz w:val="24"/>
+          <w:szCs w:val="24"/>
+          <w:lang w:val="en-GB" w:eastAsia="en-GB"/>
+        </w:rPr>
+        <w:br/>
+      </w:r>
+      <w:r>
+        <w:rPr>
+          <w:rFonts w:ascii="Arial" w:eastAsia="Times New Roman" w:hAnsi="Arial" w:cs="Arial"/>
+          <w:sz w:val="24"/>
+          <w:szCs w:val="24"/>
+          <w:lang w:val="en-GB" w:eastAsia="en-GB"/>
+        </w:rPr>
+        <w:t>• Insert a picture of Ms Okafor reading the corrected work</w:t>
       </w:r>
     </w:p>
     <w:p>
       <w:pPr>
-        <w:rPr>
-          <w:rFonts w:ascii="Aptos Display" w:hAnsi="Aptos Display"/>
+        <w:shd w:val="clear" w:color="auto" w:fill="FFFFFF"/>
+        <w:spacing w:after="0" w:line="240" w:lineRule="auto"/>
+        <w:rPr>
+          <w:rFonts w:ascii="Times New Roman" w:eastAsia="Times New Roman" w:hAnsi="Times New Roman" w:cs="Times New Roman"/>
+          <w:sz w:val="24"/>
+          <w:szCs w:val="24"/>
+          <w:lang w:val="en-GB" w:eastAsia="en-GB"/>
         </w:rPr>
       </w:pPr>
       <w:r>
         <w:rPr>
-          <w:rFonts w:ascii="Aptos Display" w:hAnsi="Aptos Display"/>
-        </w:rPr>
-        <w:t>☐ Change QC to KC</w:t>
+          <w:rFonts w:ascii="Times New Roman" w:eastAsia="Times New Roman" w:hAnsi="Times New Roman" w:cs="Times New Roman"/>
+          <w:sz w:val="24"/>
+          <w:szCs w:val="24"/>
+          <w:lang w:val="en-GB" w:eastAsia="en-GB"/>
+        </w:rPr>
+        <w:br/>
+      </w:r>
+      <w:r>
+        <w:rPr>
+          <w:rStyle w:val="Heading1Char"/>
+          <w:lang w:val="en-GB" w:eastAsia="en-GB"/>
+        </w:rPr>
+        <w:t>Page 18: Quiz</w:t>
+      </w:r>
+      <w:r>
+        <w:rPr>
+          <w:rFonts w:ascii="Times New Roman" w:eastAsia="Times New Roman" w:hAnsi="Times New Roman" w:cs="Times New Roman"/>
+          <w:sz w:val="24"/>
+          <w:szCs w:val="24"/>
+          <w:lang w:val="en-GB" w:eastAsia="en-GB"/>
+        </w:rPr>
+        <w:br/>
+      </w:r>
+      <w:r>
+        <w:rPr>
+          <w:rFonts w:ascii="Arial" w:eastAsia="Times New Roman" w:hAnsi="Arial" w:cs="Arial"/>
+          <w:sz w:val="24"/>
+          <w:szCs w:val="24"/>
+          <w:lang w:val="en-GB" w:eastAsia="en-GB"/>
+        </w:rPr>
+        <w:t>• No changes</w:t>
       </w:r>
     </w:p>
-    <w:p>
-      <w:pPr>
-        <w:rPr>
-          <w:rFonts w:ascii="Aptos Display" w:hAnsi="Aptos Display"/>
-        </w:rPr>
-      </w:pPr>
-      <w:r>
-        <w:rPr>
-          <w:rFonts w:ascii="Aptos Display" w:hAnsi="Aptos Display"/>
-        </w:rPr>
-        <w:t>☐ Improve readability</w:t>
-      </w:r>
-    </w:p>
-    <w:p>
-      <w:pPr>
-        <w:rPr>
-          <w:rFonts w:ascii="Aptos Display" w:hAnsi="Aptos Display"/>
-        </w:rPr>
-      </w:pPr>
-      <w:r>
-        <w:rPr>
-          <w:rFonts w:ascii="Aptos Display" w:hAnsi="Aptos Display"/>
-        </w:rPr>
-        <w:t>☐ Use lighter background colours for boxes 2, 3, and 4</w:t>
-      </w:r>
-    </w:p>
-    <w:p>
-      <w:pPr>
-        <w:pStyle w:val="Heading1"/>
-        <w:rPr>
-          <w:rFonts w:ascii="Aptos Display" w:hAnsi="Aptos Display"/>
-        </w:rPr>
-      </w:pPr>
-      <w:r>
-        <w:rPr>
-          <w:rFonts w:ascii="Aptos Display" w:hAnsi="Aptos Display"/>
-        </w:rPr>
-        <w:t>Page 8: Chapter 2 (Page 3 of 3)</w:t>
-      </w:r>
-    </w:p>
-    <w:p>
-      <w:pPr>
-        <w:rPr>
-          <w:rFonts w:ascii="Aptos Display" w:hAnsi="Aptos Display"/>
-        </w:rPr>
-      </w:pPr>
-      <w:r>
-        <w:rPr>
-          <w:rFonts w:ascii="Aptos Display" w:hAnsi="Aptos Display"/>
-        </w:rPr>
-        <w:t>☐ Add image of European Court of Human Rights</w:t>
-      </w:r>
-    </w:p>
-    <w:p>
-      <w:pPr>
-        <w:rPr>
-          <w:rFonts w:ascii="Aptos Display" w:hAnsi="Aptos Display"/>
-        </w:rPr>
-      </w:pPr>
-      <w:r>
-        <w:rPr>
-          <w:rFonts w:ascii="Aptos Display" w:hAnsi="Aptos Display"/>
-        </w:rPr>
-        <w:t>☐ Add image of European Court of Justice</w:t>
-      </w:r>
-    </w:p>
-    <w:p>
-      <w:pPr>
-        <w:rPr>
-          <w:rFonts w:ascii="Aptos Display" w:hAnsi="Aptos Display"/>
-        </w:rPr>
-      </w:pPr>
-      <w:r>
-        <w:rPr>
-          <w:rFonts w:ascii="Aptos Display" w:hAnsi="Aptos Display"/>
-        </w:rPr>
-        <w:t>☐ Correct naming to 'European Court of Justice'</w:t>
-      </w:r>
-    </w:p>
-    <w:p>
-      <w:pPr>
-        <w:rPr>
-          <w:rFonts w:ascii="Aptos Display" w:hAnsi="Aptos Display"/>
-        </w:rPr>
-      </w:pPr>
-      <w:r>
-        <w:rPr>
-          <w:rFonts w:ascii="Aptos Display" w:hAnsi="Aptos Display"/>
-        </w:rPr>
-        <w:t>☐ Replace 'CJEU' with 'ECJ'</w:t>
-      </w:r>
-    </w:p>
-    <w:p>
-      <w:pPr>
-        <w:pStyle w:val="Heading1"/>
-        <w:rPr>
-          <w:rFonts w:ascii="Aptos Display" w:hAnsi="Aptos Display"/>
-        </w:rPr>
-      </w:pPr>
-      <w:r>
-        <w:rPr>
-          <w:rFonts w:ascii="Aptos Display" w:hAnsi="Aptos Display"/>
-        </w:rPr>
-        <w:t>Page 9: Chapter 3 (Page 1 of 3)</w:t>
-      </w:r>
-    </w:p>
-    <w:p>
-      <w:pPr>
-        <w:rPr>
-          <w:rFonts w:ascii="Aptos Display" w:hAnsi="Aptos Display"/>
-        </w:rPr>
-      </w:pPr>
-      <w:r>
-        <w:rPr>
-          <w:rFonts w:ascii="Aptos Display" w:hAnsi="Aptos Display"/>
-        </w:rPr>
-        <w:t>☐ Remove incorrect image/code</w:t>
-      </w:r>
-    </w:p>
-    <w:p>
-      <w:pPr>
-        <w:rPr>
-          <w:rFonts w:ascii="Aptos Display" w:hAnsi="Aptos Display"/>
-        </w:rPr>
-      </w:pPr>
-      <w:r>
-        <w:rPr>
-          <w:rFonts w:ascii="Aptos Display" w:hAnsi="Aptos Display"/>
-        </w:rPr>
-        <w:t>☐ Add image of Parliament</w:t>
-      </w:r>
-    </w:p>
-    <w:p>
-      <w:pPr>
-        <w:rPr>
-          <w:rFonts w:ascii="Aptos Display" w:hAnsi="Aptos Display"/>
-        </w:rPr>
-      </w:pPr>
-      <w:r>
-        <w:rPr>
-          <w:rFonts w:ascii="Aptos Display" w:hAnsi="Aptos Display"/>
-        </w:rPr>
-        <w:t>☐ Add headshot of Harrison</w:t>
-      </w:r>
-    </w:p>
-    <w:p>
-      <w:pPr>
-        <w:rPr>
-          <w:rFonts w:ascii="Aptos Display" w:hAnsi="Aptos Display"/>
-        </w:rPr>
-      </w:pPr>
-      <w:r>
-        <w:rPr>
-          <w:rFonts w:ascii="Aptos Display" w:hAnsi="Aptos Display"/>
-        </w:rPr>
-        <w:t>☐ Replace 'Junior tenant' with 'Junior Barrister'</w:t>
-      </w:r>
-    </w:p>
-    <w:p>
-      <w:pPr>
-        <w:pStyle w:val="Heading1"/>
-        <w:rPr>
-          <w:rFonts w:ascii="Aptos Display" w:hAnsi="Aptos Display"/>
-        </w:rPr>
-      </w:pPr>
-      <w:r>
-        <w:rPr>
-          <w:rFonts w:ascii="Aptos Display" w:hAnsi="Aptos Display"/>
-        </w:rPr>
-        <w:t>Page 10: Chapter 3 (Page 2 of 3)</w:t>
-      </w:r>
-    </w:p>
-    <w:p>
-      <w:pPr>
-        <w:rPr>
-          <w:rFonts w:ascii="Aptos Display" w:hAnsi="Aptos Display"/>
-        </w:rPr>
-      </w:pPr>
-      <w:r>
-        <w:rPr>
-          <w:rFonts w:ascii="Aptos Display" w:hAnsi="Aptos Display"/>
-        </w:rPr>
-        <w:t>☐ Add suggested image</w:t>
-      </w:r>
-    </w:p>
-    <w:p>
-      <w:pPr>
-        <w:rPr>
-          <w:rFonts w:ascii="Aptos Display" w:hAnsi="Aptos Display"/>
-        </w:rPr>
-      </w:pPr>
-      <w:r>
-        <w:rPr>
-          <w:rFonts w:ascii="Aptos Display" w:hAnsi="Aptos Display"/>
-        </w:rPr>
-        <w:t>☐ Add clarification: OJ = Official Journal of the European Union</w:t>
-      </w:r>
-    </w:p>
-    <w:p>
-      <w:pPr>
-        <w:pStyle w:val="Heading1"/>
-        <w:rPr>
-          <w:rFonts w:ascii="Aptos Display" w:hAnsi="Aptos Display"/>
-        </w:rPr>
-      </w:pPr>
-      <w:r>
-        <w:rPr>
-          <w:rFonts w:ascii="Aptos Display" w:hAnsi="Aptos Display"/>
-        </w:rPr>
-        <w:lastRenderedPageBreak/>
-        <w:t>Page 11: Chapter 3 (Page 3 of 3)</w:t>
-      </w:r>
-    </w:p>
-    <w:p>
-      <w:pPr>
-        <w:rPr>
-          <w:rFonts w:ascii="Aptos Display" w:hAnsi="Aptos Display"/>
-        </w:rPr>
-      </w:pPr>
-      <w:r>
-        <w:rPr>
-          <w:rFonts w:ascii="Aptos Display" w:hAnsi="Aptos Display"/>
-        </w:rPr>
-        <w:t>☐ Add suggested image</w:t>
-      </w:r>
-    </w:p>
-    <w:p>
-      <w:pPr>
-        <w:pStyle w:val="Heading1"/>
-        <w:rPr>
-          <w:rFonts w:ascii="Aptos Display" w:hAnsi="Aptos Display"/>
-        </w:rPr>
-      </w:pPr>
-      <w:r>
-        <w:rPr>
-          <w:rFonts w:ascii="Aptos Display" w:hAnsi="Aptos Display"/>
-        </w:rPr>
-        <w:t>Page 12: Chapter 4 (Page 1 of 3)</w:t>
-      </w:r>
-    </w:p>
-    <w:p>
-      <w:pPr>
-        <w:rPr>
-          <w:rFonts w:ascii="Aptos Display" w:hAnsi="Aptos Display"/>
-        </w:rPr>
-      </w:pPr>
-      <w:r>
-        <w:rPr>
-          <w:rFonts w:ascii="Aptos Display" w:hAnsi="Aptos Display"/>
-        </w:rPr>
-        <w:t>☐ Change Lincoln’s Inn to Gray’s Inn</w:t>
-      </w:r>
-    </w:p>
-    <w:p>
-      <w:pPr>
-        <w:rPr>
-          <w:rFonts w:ascii="Aptos Display" w:hAnsi="Aptos Display"/>
-        </w:rPr>
-      </w:pPr>
-      <w:r>
-        <w:rPr>
-          <w:rFonts w:ascii="Aptos Display" w:hAnsi="Aptos Display"/>
-        </w:rPr>
-        <w:t>☐ Add image of Ms Okafor in library</w:t>
-      </w:r>
-    </w:p>
-    <w:p>
-      <w:pPr>
-        <w:rPr>
-          <w:rFonts w:ascii="Aptos Display" w:hAnsi="Aptos Display"/>
-        </w:rPr>
-      </w:pPr>
-      <w:r>
-        <w:rPr>
-          <w:rFonts w:ascii="Aptos Display" w:hAnsi="Aptos Display"/>
-        </w:rPr>
-        <w:t>☐ Change QC to KC</w:t>
-      </w:r>
-    </w:p>
-    <w:p>
-      <w:pPr>
-        <w:rPr>
-          <w:rFonts w:ascii="Aptos Display" w:hAnsi="Aptos Display"/>
-        </w:rPr>
-      </w:pPr>
-      <w:r>
-        <w:rPr>
-          <w:rFonts w:ascii="Aptos Display" w:hAnsi="Aptos Display"/>
-        </w:rPr>
-        <w:t>☐ Add author referencing detail</w:t>
-      </w:r>
-    </w:p>
-    <w:p>
-      <w:pPr>
-        <w:pStyle w:val="Heading1"/>
-        <w:rPr>
-          <w:rFonts w:ascii="Aptos Display" w:hAnsi="Aptos Display"/>
-        </w:rPr>
-      </w:pPr>
-      <w:r>
-        <w:rPr>
-          <w:rFonts w:ascii="Aptos Display" w:hAnsi="Aptos Display"/>
-        </w:rPr>
-        <w:t>Page 13: Chapter 4 (Page 2 of 3)</w:t>
-      </w:r>
-    </w:p>
-    <w:p>
-      <w:pPr>
-        <w:rPr>
-          <w:rFonts w:ascii="Aptos Display" w:hAnsi="Aptos Display"/>
-        </w:rPr>
-      </w:pPr>
-      <w:r>
-        <w:rPr>
-          <w:rFonts w:ascii="Aptos Display" w:hAnsi="Aptos Display"/>
-        </w:rPr>
-        <w:t>☐ Add image of Ms Okafor</w:t>
-      </w:r>
-    </w:p>
-    <w:p>
-      <w:pPr>
-        <w:pStyle w:val="Heading1"/>
-        <w:rPr>
-          <w:rFonts w:ascii="Aptos Display" w:hAnsi="Aptos Display"/>
-        </w:rPr>
-      </w:pPr>
-      <w:r>
-        <w:rPr>
-          <w:rFonts w:ascii="Aptos Display" w:hAnsi="Aptos Display"/>
-        </w:rPr>
-        <w:t>Page 14: Chapter 4 (Page 3 of 3)</w:t>
-      </w:r>
-    </w:p>
-    <w:p>
-      <w:pPr>
-        <w:rPr>
-          <w:rFonts w:ascii="Aptos Display" w:hAnsi="Aptos Display"/>
-        </w:rPr>
-      </w:pPr>
-      <w:r>
-        <w:rPr>
-          <w:rFonts w:ascii="Aptos Display" w:hAnsi="Aptos Display"/>
-        </w:rPr>
-        <w:t>☐ Add image of law journals</w:t>
-      </w:r>
-    </w:p>
-    <w:p>
-      <w:pPr>
-        <w:rPr>
-          <w:rFonts w:ascii="Aptos Display" w:hAnsi="Aptos Display"/>
-        </w:rPr>
-      </w:pPr>
-      <w:r>
-        <w:rPr>
-          <w:rFonts w:ascii="Aptos Display" w:hAnsi="Aptos Display"/>
-        </w:rPr>
-        <w:t>☐ Add explanation for 'ibid'</w:t>
-      </w:r>
-    </w:p>
-    <w:p>
-      <w:pPr>
-        <w:pStyle w:val="Heading1"/>
-        <w:rPr>
-          <w:rFonts w:ascii="Aptos Display" w:hAnsi="Aptos Display"/>
-        </w:rPr>
-      </w:pPr>
-      <w:r>
-        <w:rPr>
-          <w:rFonts w:ascii="Aptos Display" w:hAnsi="Aptos Display"/>
-        </w:rPr>
-        <w:t>Page 15: Chapter 5 (Page 1 of 3)</w:t>
-      </w:r>
-    </w:p>
-    <w:p>
-      <w:pPr>
-        <w:rPr>
-          <w:rFonts w:ascii="Aptos Display" w:hAnsi="Aptos Display"/>
-        </w:rPr>
-      </w:pPr>
-      <w:r>
-        <w:rPr>
-          <w:rFonts w:ascii="Aptos Display" w:hAnsi="Aptos Display"/>
-        </w:rPr>
-        <w:t>☐ Remove incorrect image</w:t>
-      </w:r>
-    </w:p>
-    <w:p>
-      <w:pPr>
-        <w:rPr>
-          <w:rFonts w:ascii="Aptos Display" w:hAnsi="Aptos Display"/>
-        </w:rPr>
-      </w:pPr>
-      <w:r>
-        <w:rPr>
-          <w:rFonts w:ascii="Aptos Display" w:hAnsi="Aptos Display"/>
-        </w:rPr>
-        <w:t>☐ Add digital library image</w:t>
-      </w:r>
-    </w:p>
-    <w:p>
-      <w:pPr>
-        <w:rPr>
-          <w:rFonts w:ascii="Aptos Display" w:hAnsi="Aptos Display"/>
-        </w:rPr>
-      </w:pPr>
-      <w:r>
-        <w:rPr>
-          <w:rFonts w:ascii="Aptos Display" w:hAnsi="Aptos Display"/>
-        </w:rPr>
-        <w:t>☐ Change QC to KC</w:t>
-      </w:r>
-    </w:p>
-    <w:p>
-      <w:pPr>
-        <w:pStyle w:val="Heading1"/>
-        <w:rPr>
-          <w:rFonts w:ascii="Aptos Display" w:hAnsi="Aptos Display"/>
-        </w:rPr>
-      </w:pPr>
-      <w:r>
-        <w:rPr>
-          <w:rFonts w:ascii="Aptos Display" w:hAnsi="Aptos Display"/>
-        </w:rPr>
-        <w:t>Page 16: Chapter 5 (Page 2 of 3)</w:t>
-      </w:r>
-    </w:p>
-    <w:p>
-      <w:pPr>
-        <w:rPr>
-          <w:rFonts w:ascii="Aptos Display" w:hAnsi="Aptos Display"/>
-        </w:rPr>
-      </w:pPr>
-      <w:r>
-        <w:rPr>
-          <w:rFonts w:ascii="Aptos Display" w:hAnsi="Aptos Display"/>
-        </w:rPr>
-        <w:t>☐ Add image of barrister reading newspaper</w:t>
-      </w:r>
-    </w:p>
-    <w:p>
-      <w:pPr>
-        <w:pStyle w:val="Heading1"/>
-        <w:rPr>
-          <w:rFonts w:ascii="Aptos Display" w:hAnsi="Aptos Display"/>
-        </w:rPr>
-      </w:pPr>
-      <w:r>
-        <w:rPr>
-          <w:rFonts w:ascii="Aptos Display" w:hAnsi="Aptos Display"/>
-        </w:rPr>
-        <w:t>Page 17: Chapter 5 (Page 3 of 3)</w:t>
-      </w:r>
-    </w:p>
-    <w:p>
-      <w:pPr>
-        <w:rPr>
-          <w:rFonts w:ascii="Aptos Display" w:hAnsi="Aptos Display"/>
-        </w:rPr>
-      </w:pPr>
-      <w:r>
-        <w:rPr>
-          <w:rFonts w:ascii="Aptos Display" w:hAnsi="Aptos Display"/>
-        </w:rPr>
-        <w:t>☐ Change QC to KC</w:t>
-      </w:r>
-    </w:p>
-    <w:p>
-      <w:pPr>
-        <w:rPr>
-          <w:rFonts w:ascii="Aptos Display" w:hAnsi="Aptos Display"/>
-        </w:rPr>
-      </w:pPr>
-      <w:r>
-        <w:rPr>
-          <w:rFonts w:ascii="Aptos Display" w:hAnsi="Aptos Display"/>
-        </w:rPr>
-        <w:t>☐ Add image of Ms Okafor reading corrected work</w:t>
-      </w:r>
-    </w:p>
-    <w:p>
-      <w:pPr>
-        <w:pStyle w:val="Heading1"/>
-        <w:rPr>
-          <w:rFonts w:ascii="Aptos Display" w:hAnsi="Aptos Display"/>
-        </w:rPr>
-      </w:pPr>
-      <w:r>
-        <w:rPr>
-          <w:rFonts w:ascii="Aptos Display" w:hAnsi="Aptos Display"/>
-        </w:rPr>
-        <w:t>Page 18: Quiz</w:t>
-      </w:r>
-    </w:p>
-    <w:p>
-      <w:pPr>
-        <w:rPr>
-          <w:rFonts w:ascii="Aptos Display" w:hAnsi="Aptos Display"/>
-        </w:rPr>
-      </w:pPr>
-      <w:r>
-        <w:rPr>
-          <w:rFonts w:ascii="Aptos Display" w:hAnsi="Aptos Display"/>
-        </w:rPr>
-        <w:t>☐ No changes required</w:t>
-      </w:r>
-    </w:p>
+    <w:p/>
     <w:sectPr>
       <w:pgSz w:w="12240" w:h="15840"/>
       <w:pgMar w:top="1440" w:right="1800" w:bottom="1440" w:left="1800" w:header="720" w:footer="720" w:gutter="0"/>
@@ -1908,7 +2647,6 @@
   <w:style w:type="character" w:default="1" w:styleId="DefaultParagraphFont">
     <w:name w:val="Default Paragraph Font"/>
     <w:uiPriority w:val="1"/>
-    <w:semiHidden/>
     <w:unhideWhenUsed/>
   </w:style>
   <w:style w:type="table" w:default="1" w:styleId="TableNormal">
@@ -10826,7 +11564,7 @@
       </w:tcPr>
     </w:tblStylePr>
   </w:style>
-  <w:style w:type="table" w:styleId="ColourfulShading">
+  <w:style w:type="table" w:styleId="ColorfulShading">
     <w:name w:val="Colorful Shading"/>
     <w:basedOn w:val="TableNormal"/>
     <w:uiPriority w:val="71"/>
@@ -10941,7 +11679,7 @@
       </w:rPr>
     </w:tblStylePr>
   </w:style>
-  <w:style w:type="table" w:styleId="ColourfulShadingAccent1">
+  <w:style w:type="table" w:styleId="ColorfulShading-Accent1">
     <w:name w:val="Colorful Shading Accent 1"/>
     <w:basedOn w:val="TableNormal"/>
     <w:uiPriority w:val="71"/>
@@ -11056,7 +11794,7 @@
       </w:rPr>
     </w:tblStylePr>
   </w:style>
-  <w:style w:type="table" w:styleId="ColourfulShadingAccent2">
+  <w:style w:type="table" w:styleId="ColorfulShading-Accent2">
     <w:name w:val="Colorful Shading Accent 2"/>
     <w:basedOn w:val="TableNormal"/>
     <w:uiPriority w:val="71"/>
@@ -11171,7 +11909,7 @@
       </w:rPr>
     </w:tblStylePr>
   </w:style>
-  <w:style w:type="table" w:styleId="ColourfulShadingAccent3">
+  <w:style w:type="table" w:styleId="ColorfulShading-Accent3">
     <w:name w:val="Colorful Shading Accent 3"/>
     <w:basedOn w:val="TableNormal"/>
     <w:uiPriority w:val="71"/>
@@ -11276,7 +12014,7 @@
       </w:tcPr>
     </w:tblStylePr>
   </w:style>
-  <w:style w:type="table" w:styleId="ColourfulShadingAccent4">
+  <w:style w:type="table" w:styleId="ColorfulShading-Accent4">
     <w:name w:val="Colorful Shading Accent 4"/>
     <w:basedOn w:val="TableNormal"/>
     <w:uiPriority w:val="71"/>
@@ -11391,7 +12129,7 @@
       </w:rPr>
     </w:tblStylePr>
   </w:style>
-  <w:style w:type="table" w:styleId="ColourfulShadingAccent5">
+  <w:style w:type="table" w:styleId="ColorfulShading-Accent5">
     <w:name w:val="Colorful Shading Accent 5"/>
     <w:basedOn w:val="TableNormal"/>
     <w:uiPriority w:val="71"/>
@@ -11506,7 +12244,7 @@
       </w:rPr>
     </w:tblStylePr>
   </w:style>
-  <w:style w:type="table" w:styleId="ColourfulShadingAccent6">
+  <w:style w:type="table" w:styleId="ColorfulShading-Accent6">
     <w:name w:val="Colorful Shading Accent 6"/>
     <w:basedOn w:val="TableNormal"/>
     <w:uiPriority w:val="71"/>
@@ -11621,7 +12359,7 @@
       </w:rPr>
     </w:tblStylePr>
   </w:style>
-  <w:style w:type="table" w:styleId="ColourfulList">
+  <w:style w:type="table" w:styleId="ColorfulList">
     <w:name w:val="Colorful List"/>
     <w:basedOn w:val="TableNormal"/>
     <w:uiPriority w:val="72"/>
@@ -11700,7 +12438,7 @@
       </w:tcPr>
     </w:tblStylePr>
   </w:style>
-  <w:style w:type="table" w:styleId="ColourfulListAccent1">
+  <w:style w:type="table" w:styleId="ColorfulList-Accent1">
     <w:name w:val="Colorful List Accent 1"/>
     <w:basedOn w:val="TableNormal"/>
     <w:uiPriority w:val="72"/>
@@ -11779,7 +12517,7 @@
       </w:tcPr>
     </w:tblStylePr>
   </w:style>
-  <w:style w:type="table" w:styleId="ColourfulListAccent2">
+  <w:style w:type="table" w:styleId="ColorfulList-Accent2">
     <w:name w:val="Colorful List Accent 2"/>
     <w:basedOn w:val="TableNormal"/>
     <w:uiPriority w:val="72"/>
@@ -11858,7 +12596,7 @@
       </w:tcPr>
     </w:tblStylePr>
   </w:style>
-  <w:style w:type="table" w:styleId="ColourfulListAccent3">
+  <w:style w:type="table" w:styleId="ColorfulList-Accent3">
     <w:name w:val="Colorful List Accent 3"/>
     <w:basedOn w:val="TableNormal"/>
     <w:uiPriority w:val="72"/>
@@ -11937,7 +12675,7 @@
       </w:tcPr>
     </w:tblStylePr>
   </w:style>
-  <w:style w:type="table" w:styleId="ColourfulListAccent4">
+  <w:style w:type="table" w:styleId="ColorfulList-Accent4">
     <w:name w:val="Colorful List Accent 4"/>
     <w:basedOn w:val="TableNormal"/>
     <w:uiPriority w:val="72"/>
@@ -12016,7 +12754,7 @@
       </w:tcPr>
     </w:tblStylePr>
   </w:style>
-  <w:style w:type="table" w:styleId="ColourfulListAccent5">
+  <w:style w:type="table" w:styleId="ColorfulList-Accent5">
     <w:name w:val="Colorful List Accent 5"/>
     <w:basedOn w:val="TableNormal"/>
     <w:uiPriority w:val="72"/>
@@ -12095,7 +12833,7 @@
       </w:tcPr>
     </w:tblStylePr>
   </w:style>
-  <w:style w:type="table" w:styleId="ColourfulListAccent6">
+  <w:style w:type="table" w:styleId="ColorfulList-Accent6">
     <w:name w:val="Colorful List Accent 6"/>
     <w:basedOn w:val="TableNormal"/>
     <w:uiPriority w:val="72"/>
@@ -12174,7 +12912,7 @@
       </w:tcPr>
     </w:tblStylePr>
   </w:style>
-  <w:style w:type="table" w:styleId="ColourfulGrid">
+  <w:style w:type="table" w:styleId="ColorfulGrid">
     <w:name w:val="Colorful Grid"/>
     <w:basedOn w:val="TableNormal"/>
     <w:uiPriority w:val="73"/>
@@ -12247,7 +12985,7 @@
       </w:tcPr>
     </w:tblStylePr>
   </w:style>
-  <w:style w:type="table" w:styleId="ColourfulGridAccent1">
+  <w:style w:type="table" w:styleId="ColorfulGrid-Accent1">
     <w:name w:val="Colorful Grid Accent 1"/>
     <w:basedOn w:val="TableNormal"/>
     <w:uiPriority w:val="73"/>
@@ -12320,7 +13058,7 @@
       </w:tcPr>
     </w:tblStylePr>
   </w:style>
-  <w:style w:type="table" w:styleId="ColourfulGridAccent2">
+  <w:style w:type="table" w:styleId="ColorfulGrid-Accent2">
     <w:name w:val="Colorful Grid Accent 2"/>
     <w:basedOn w:val="TableNormal"/>
     <w:uiPriority w:val="73"/>
@@ -12393,7 +13131,7 @@
       </w:tcPr>
     </w:tblStylePr>
   </w:style>
-  <w:style w:type="table" w:styleId="ColourfulGridAccent3">
+  <w:style w:type="table" w:styleId="ColorfulGrid-Accent3">
     <w:name w:val="Colorful Grid Accent 3"/>
     <w:basedOn w:val="TableNormal"/>
     <w:uiPriority w:val="73"/>
@@ -12466,7 +13204,7 @@
       </w:tcPr>
     </w:tblStylePr>
   </w:style>
-  <w:style w:type="table" w:styleId="ColourfulGridAccent4">
+  <w:style w:type="table" w:styleId="ColorfulGrid-Accent4">
     <w:name w:val="Colorful Grid Accent 4"/>
     <w:basedOn w:val="TableNormal"/>
     <w:uiPriority w:val="73"/>
@@ -12539,7 +13277,7 @@
       </w:tcPr>
     </w:tblStylePr>
   </w:style>
-  <w:style w:type="table" w:styleId="ColourfulGridAccent5">
+  <w:style w:type="table" w:styleId="ColorfulGrid-Accent5">
     <w:name w:val="Colorful Grid Accent 5"/>
     <w:basedOn w:val="TableNormal"/>
     <w:uiPriority w:val="73"/>
@@ -12612,7 +13350,7 @@
       </w:tcPr>
     </w:tblStylePr>
   </w:style>
-  <w:style w:type="table" w:styleId="ColourfulGridAccent6">
+  <w:style w:type="table" w:styleId="ColorfulGrid-Accent6">
     <w:name w:val="Colorful Grid Accent 6"/>
     <w:basedOn w:val="TableNormal"/>
     <w:uiPriority w:val="73"/>
@@ -12704,16 +13442,16 @@
           <inkml:channelProperty channel="F" name="resolution" value="0" units="1/dev"/>
         </inkml:channelProperties>
       </inkml:inkSource>
-      <inkml:timestamp xml:id="ts0" timeString="2026-03-24T13:19:19.286"/>
+      <inkml:timestamp xml:id="ts0" timeString="2026-04-20T20:28:21.187"/>
     </inkml:context>
     <inkml:brush xml:id="br0">
-      <inkml:brushProperty name="width" value="0.035" units="cm"/>
-      <inkml:brushProperty name="height" value="0.035" units="cm"/>
-      <inkml:brushProperty name="color" value="#E71224"/>
+      <inkml:brushProperty name="width" value="0.1" units="cm"/>
+      <inkml:brushProperty name="height" value="0.1" units="cm"/>
+      <inkml:brushProperty name="color" value="#008C3A"/>
     </inkml:brush>
   </inkml:definitions>
-  <inkml:trace contextRef="#ctx0" brushRef="#br0">48 334 24575,'5'0'0,"0"1"0,-1 0 0,0 1 0,1-1 0,-1 1 0,0 0 0,0 0 0,1 0 0,-2 1 0,1 0 0,0-1 0,0 1 0,-1 0 0,0 1 0,0-1 0,5 6 0,26 23 0,-31-30 0,4 3 0,0-1 0,-1 0 0,1 0 0,1 0 0,-1-1 0,0 0 0,10 3 0,-16-7 0,0 1 0,0 0 0,0 0 0,-1-1 0,1 1 0,0-1 0,0 1 0,0-1 0,0 1 0,-1-1 0,1 0 0,0 1 0,0-1 0,-1 0 0,1 1 0,0-1 0,-1 0 0,1 0 0,-1 0 0,1 0 0,-1 1 0,0-1 0,1-2 0,11-31 0,-6 16 0,0 8 0,0 0 0,0 1 0,0 0 0,1 0 0,1 1 0,0 0 0,0 0 0,13-9 0,-6 4 0,0-1 0,-1-1 0,-1 0 0,0-1 0,-1 0 0,0-1 0,-2-1 0,14-29 0,-10 14 210,-12 26-368,0 0 1,1 0-1,0 0 1,1 0-1,-1 0 1,1 0-1,0 1 1,1 0-1,9-11 1,-6 12-6669</inkml:trace>
-  <inkml:trace contextRef="#ctx0" brushRef="#br0" timeOffset="1138">0 1177 24575,'1'1'0,"0"-1"0,0 1 0,-1-1 0,1 1 0,0-1 0,-1 1 0,1 0 0,0-1 0,-1 1 0,1 0 0,-1 0 0,1-1 0,-1 1 0,1 0 0,-1 0 0,0 0 0,1 0 0,-1-1 0,0 1 0,0 0 0,0 0 0,0 0 0,0 0 0,0 0 0,0 0 0,0 1 0,1 31 0,-1-29 0,1 10 0,0 1 0,1-1 0,0 1 0,2-1 0,6 22 0,-8-31 0,0 1 0,0-1 0,0 0 0,1 0 0,-1-1 0,1 1 0,0 0 0,1-1 0,-1 0 0,1 0 0,0 0 0,0 0 0,0 0 0,0-1 0,1 0 0,-1 0 0,10 5 0,-12-8 0,0-1 0,-1 1 0,1 0 0,0-1 0,-1 1 0,1-1 0,-1 0 0,1 1 0,0-1 0,-1 0 0,0 0 0,1 0 0,-1 0 0,0 0 0,1 0 0,-1-1 0,0 1 0,0 0 0,0-1 0,0 1 0,0 0 0,0-1 0,-1 1 0,1-1 0,0 0 0,-1 1 0,1-3 0,18-47 0,-14 33 0,1 1 0,1 0 0,0 0 0,1 0 0,1 1 0,1 0 0,0 1 0,1 0 0,19-19 0,-14 15 0,-1-1 0,0-1 0,-2 0 0,16-31 0,64-134 0,-10-5-1365,-79 184-5461</inkml:trace>
+  <inkml:trace contextRef="#ctx0" brushRef="#br0">94 1 9830,'2'0'81,"-1"0"-1,1 1 1,0-1-1,0 1 0,0 0 1,0-1-1,0 1 1,-1 0-1,1 0 1,0 0-1,-1 1 1,1-1-1,-1 0 1,1 1-1,-1-1 1,3 3-1,20 32 627,-15-23-324,12 20 848,-2 1 1,28 70 0,-15-32 101,-27-65-1143,1 0 1,0-1 0,0 1-1,1-1 1,0-1 0,0 1-1,0-1 1,0 0 0,1-1-1,15 7 1,10 8 555,-22-12-518,-1-2-182</inkml:trace>
+  <inkml:trace contextRef="#ctx0" brushRef="#br0" timeOffset="530.34">0 435 9830,'7'-1'157,"-1"-1"1,1 0-1,0 0 1,-1 0-1,0-1 0,1 0 1,-1 0-1,-1-1 1,1 0-1,0 0 0,7-6 1,19-13 505,93-54 1874,-109 66-2249,-1-1 0,-1 0-1,1-1 1,-2 0 0,20-26-1,-30 33-340,0 0 0,-1-1 1,0 1-1,0-1 0,0 1 0,0-1 0,-1 0 0,0 0 0,-1 0 0,0 0 0,0-8 0,-1 9 25,1 1-1,0-1 1,0 0-1,0 1 1,1-1-1,0 1 0,0-1 1,0 0-1,1 1 1,-1 0-1,1-1 1,1 1-1,-1 0 1,1 0-1,0 0 1,5-6-1,1 4 59</inkml:trace>
 </inkml:ink>
 </file>
 
@@ -12733,15 +13471,16 @@
           <inkml:channelProperty channel="F" name="resolution" value="0" units="1/dev"/>
         </inkml:channelProperties>
       </inkml:inkSource>
-      <inkml:timestamp xml:id="ts0" timeString="2026-03-24T13:19:21.846"/>
+      <inkml:timestamp xml:id="ts0" timeString="2026-04-20T20:28:22.841"/>
     </inkml:context>
     <inkml:brush xml:id="br0">
-      <inkml:brushProperty name="width" value="0.035" units="cm"/>
-      <inkml:brushProperty name="height" value="0.035" units="cm"/>
-      <inkml:brushProperty name="color" value="#E71224"/>
+      <inkml:brushProperty name="width" value="0.1" units="cm"/>
+      <inkml:brushProperty name="height" value="0.1" units="cm"/>
+      <inkml:brushProperty name="color" value="#008C3A"/>
     </inkml:brush>
   </inkml:definitions>
-  <inkml:trace contextRef="#ctx0" brushRef="#br0">1 728 24575,'0'24'0,"1"0"0,2 1 0,0-1 0,1 0 0,2 0 0,0-1 0,2 0 0,15 34 0,-23-56 0,0-1 0,0 0 0,0 0 0,0 1 0,1-1 0,-1 0 0,0 0 0,0 1 0,0-1 0,1 0 0,-1 0 0,0 1 0,0-1 0,0 0 0,1 0 0,-1 0 0,0 0 0,0 1 0,1-1 0,-1 0 0,0 0 0,1 0 0,-1 0 0,0 0 0,0 0 0,1 0 0,-1 0 0,0 0 0,1 0 0,-1 0 0,0 0 0,1 0 0,-1 0 0,0 0 0,0 0 0,1 0 0,-1 0 0,0 0 0,1-1 0,-1 1 0,0 0 0,14-15 0,13-34 0,-19 33 0,10-18 0,20-54 0,-23 50 0,23-42 0,46-88 0,-23 55 0,-13-15 0,-16 39 0,11-12 0,-38 92-251,0 0 0,1 0 0,0 0 0,8-8-1,-14 17 143,7-8-6717</inkml:trace>
+  <inkml:trace contextRef="#ctx0" brushRef="#br0">0 138 9830,'6'2'174,"1"0"0,-1 1 0,0 0 0,0 0 0,0 0 0,-1 1 0,1 0 0,-1 0 1,0 0-1,0 1 0,0-1 0,6 8 0,9 7 407,13 15 366,-25-26-673,-1 0 0,1-1-1,0 0 1,1 0 0,12 8-1,128 74 2825,-133-80-2755,8 4 407,0 0 1,0 2-1,33 28 0,-47-34-704</inkml:trace>
+  <inkml:trace contextRef="#ctx0" brushRef="#br0" timeOffset="622.98">77 516 9830,'0'-8'41,"0"0"0,1 0 0,0-1 0,1 1 0,-1 0 0,2 0 0,-1 1 0,1-1 0,0 0 0,0 1 0,1 0 0,0 0 0,1 0 0,0 0-1,0 0 1,0 1 0,0 0 0,1 0 0,11-8 0,112-122 3240,-111 116-2989,-1 0 1,17-28-1,-18 25-86,32-37 0,-17 15-4,-26 35-217</inkml:trace>
 </inkml:ink>
 </file>
 
@@ -12761,7 +13500,35 @@
           <inkml:channelProperty channel="F" name="resolution" value="0" units="1/dev"/>
         </inkml:channelProperties>
       </inkml:inkSource>
-      <inkml:timestamp xml:id="ts0" timeString="2026-03-24T13:21:37.263"/>
+      <inkml:timestamp xml:id="ts0" timeString="2026-04-20T20:29:04.510"/>
+    </inkml:context>
+    <inkml:brush xml:id="br0">
+      <inkml:brushProperty name="width" value="0.035" units="cm"/>
+      <inkml:brushProperty name="height" value="0.035" units="cm"/>
+      <inkml:brushProperty name="color" value="#33CCFF"/>
+    </inkml:brush>
+  </inkml:definitions>
+  <inkml:trace contextRef="#ctx0" brushRef="#br0">19 265 24575,'12'2'0,"0"0"0,1 0 0,-1 1 0,0 1 0,0 0 0,-1 1 0,1 0 0,18 12 0,-23-11 0,0 0 0,-1 0 0,0 1 0,-1 0 0,1 0 0,-1 0 0,6 12 0,18 23 0,-28-41 0,0-1 0,-1 1 0,1-1 0,0 1 0,0-1 0,-1 1 0,1-1 0,0 0 0,0 1 0,-1-1 0,1 0 0,0 0 0,0 1 0,0-1 0,0 0 0,0 0 0,-1 0 0,1 0 0,0 0 0,0 0 0,0-1 0,0 1 0,-1 0 0,1 0 0,0-1 0,0 1 0,0 0 0,-1-1 0,1 1 0,0-1 0,0 1 0,-1-1 0,1 1 0,0-1 0,-1 1 0,1-1 0,-1 0 0,1 1 0,0-2 0,28-37 0,-17 22 0,14-17 0,-1-1 0,22-43 0,-26 42 0,2 1 0,34-42 0,-51 70 0,1 1 0,0 0 0,0 0 0,0 1 0,1 0 0,-1 1 0,1-1 0,0 1 0,0 1 0,1 0 0,12-4 0,-24 13 0,-1-1 0,1 0 0,-1 0 0,0-1 0,0 1 0,-1-1 0,-8 6 0,2 1 0,-163 170 0,163-170 0,2 1 0,-1 0 0,2 1 0,0 0 0,-10 21 0,10-19 0,-1 1 0,0-1 0,-17 20 0,24-33 0,1 0 0,-1 0 0,0 0 0,0-1 0,-1 1 0,1-1 0,0 0 0,0 0 0,-1 0 0,1 0 0,-1 0 0,1 0 0,-1-1 0,1 1 0,-1-1 0,1 1 0,-1-1 0,0 0 0,1 0 0,-1 0 0,1-1 0,-1 1 0,1 0 0,-1-1 0,1 0 0,-1 0 0,1 0 0,-4-1 0,-9-5 0,1-1 0,1 0 0,-23-18 0,5 5 0,3 6 0,21 13 0,1-1 0,0 0 0,0-1 0,0 1 0,1-1 0,-10-8 0,16 11 0,-1 1 0,1-1 0,0 0 0,0 1 0,-1-1 0,1 1 0,0-1 0,0 1 0,0 0 0,0-1 0,-1 1 0,1 0 0,0-1 0,0 1 0,0 0 0,0 0 0,0 0 0,0 0 0,0 0 0,0 0 0,0 0 0,2 1 0,26-2 0,-12 3 0,1 2 0,-2 0 0,1 1 0,-1 1 0,23 11 0,-7-3 0,-85-76 0,-21-1 0,84 66 0,30 10 0,15 31 0,-51-40 0,0 0 0,-1 0 0,1 0 0,-1 0 0,0 1 0,0-1 0,0 1 0,-1 0 0,1 0 0,2 9 0,-5-13 0,1 0 0,-1 0 0,0 0 0,0 0 0,0 0 0,0 0 0,0 0 0,0-1 0,0 1 0,0 0 0,0 0 0,0 0 0,0 0 0,-1 0 0,1 0 0,0 0 0,-1 0 0,1 0 0,-1 0 0,1-1 0,-1 1 0,1 0 0,-1 0 0,1 0 0,-1-1 0,-1 2 0,0-1 0,0 0 0,0 0 0,0 0 0,1-1 0,-1 1 0,0-1 0,-1 1 0,1-1 0,0 0 0,0 1 0,0-1 0,-2 0 0,-3-1 0,0 0 0,0 0 0,-1 0 0,1-1 0,1 0 0,-11-4 0,-28-14 0,-30-16 0,91 38 0,14 7 0,20 23 0,-39-24 0,0-1 0,0 0 0,23 11 0,-30-16 0,-1-1 0,1 1 0,0-1 0,0 0 0,0 0 0,0 0 0,0-1 0,0 1 0,0-1 0,6 0 0,-5-2 0,0 1 0,-1-1 0,0 0 0,1-1 0,-1 1 0,0-1 0,0 0 0,5-4 0,39-28 0,-27 21 0,-1 0 0,31-31 0,-20 18 35,-23 21-315,0-1 0,-1 1 0,0-1 0,10-14 0,-11 11-6546</inkml:trace>
+</inkml:ink>
+</file>
+
+<file path=word/ink/ink4.xml><?xml version="1.0" encoding="utf-8"?>
+<inkml:ink xmlns:inkml="http://www.w3.org/2003/InkML">
+  <inkml:definitions>
+    <inkml:context xml:id="ctx0">
+      <inkml:inkSource xml:id="inkSrc0">
+        <inkml:traceFormat>
+          <inkml:channel name="X" type="integer" min="-2.14748E9" max="2.14748E9" units="cm"/>
+          <inkml:channel name="Y" type="integer" min="-2.14748E9" max="2.14748E9" units="cm"/>
+          <inkml:channel name="F" type="integer" max="32767" units="dev"/>
+        </inkml:traceFormat>
+        <inkml:channelProperties>
+          <inkml:channelProperty channel="X" name="resolution" value="1000" units="1/cm"/>
+          <inkml:channelProperty channel="Y" name="resolution" value="1000" units="1/cm"/>
+          <inkml:channelProperty channel="F" name="resolution" value="0" units="1/dev"/>
+        </inkml:channelProperties>
+      </inkml:inkSource>
+      <inkml:timestamp xml:id="ts0" timeString="2026-04-20T20:28:54.077"/>
     </inkml:context>
     <inkml:brush xml:id="br0">
       <inkml:brushProperty name="width" value="0.1" units="cm"/>
@@ -12769,8 +13536,36 @@
       <inkml:brushProperty name="color" value="#008C3A"/>
     </inkml:brush>
   </inkml:definitions>
-  <inkml:trace contextRef="#ctx0" brushRef="#br0">317 283 9830,'-2'-1'89,"-1"1"0,1-1 0,-1 0 0,1 0 0,0 0-1,0 0 1,0 0 0,-1-1 0,1 1 0,0-1 0,1 1 0,-3-3 0,-7-5 204,-54-36-383,-98-92 0,160 134 80,-27-28 64,28 30-27,1 0 0,0-1-1,0 1 1,0-1 0,0 1-1,0-1 1,0 1 0,0-1-1,0 1 1,0-1 0,1 0-1,-1 1 1,1-1-1,0 0 1,-1 0 0,1 1-1,0-1 1,0 0 0,0-2-1,1 3-3,0 0 0,0 1 0,-1-1-1,1 1 1,0-1 0,0 1 0,0-1-1,0 1 1,0 0 0,0-1 0,0 1-1,0 0 1,0 0 0,0 0 0,0 0-1,1 0 1,-1 0 0,0 0 0,0 0-1,0 0 1,0 0 0,0 1 0,0-1-1,0 0 1,0 1 0,0-1 0,0 1 0,0-1-1,0 1 1,1 1 0,32 16 370,-13-2-1,0 1 0,-1 0 0,0 2 0,-2 1 1,0 0-1,-1 1 0,16 27 0,-2-8 619,2-1-1,69 61 1,-52-53-473,84 59 1648,-46-17-712,-76-80-1431</inkml:trace>
-  <inkml:trace contextRef="#ctx0" brushRef="#br0" timeOffset="1680">86 744 9830,'1'-10'0,"0"0"0,1 0 0,0 1 0,1-1 0,6-16 0,-1 5 0,1-8 111,2 0-1,1 0 1,2 1-1,0 1 1,2 0-1,37-47 1,-43 61 139,0 1 0,1 0 1,0 0-1,1 1 0,0 1 1,1 0-1,0 1 0,1 0 1,16-8-1,-22 12-113,0 1 0,0-1-1,-1 0 1,0-1 0,0 0 0,-1 0 0,1 0 0,-2-1 0,7-8-1,1-3-166,0-2-1,12-27 1,-16 27-39,-3 2 56</inkml:trace>
+  <inkml:trace contextRef="#ctx0" brushRef="#br0">1 74 9830,'17'0'586,"-10"-1"-444,0 0 0,0 1 0,0 0 1,0 0-1,0 1 0,-1 0 0,1 0 1,0 1-1,0-1 0,-1 1 0,1 1 1,-1-1-1,0 1 0,0 0 0,0 1 1,11 7-1,76 67 2315,-87-73-2254,0 0 0,0-1 0,1 0 0,0 0 0,13 6 0,-12-6 4,-1-1-1,1 1 1,-1 1 0,0 0-1,9 7 1,17 31 893,-30-36-941,1-1-1,0-1 0,0 1 1,1 0-1,0-1 1,0 0-1,0 0 1,0-1-1,9 6 1,-3-5-114</inkml:trace>
+  <inkml:trace contextRef="#ctx0" brushRef="#br0" timeOffset="902.99">1 396 9830,'0'-3'56,"1"0"-1,0 0 0,0 0 1,0 0-1,0 0 1,0 0-1,1 0 1,-1 1-1,1-1 0,0 0 1,0 1-1,0-1 1,0 1-1,0 0 1,0 0-1,5-4 1,50-34 1426,-37 27-1176,75-63 953,-31 8-371,-37 46-197,34-35 1,-40 36-267,-19 19-427,1-1-1,-1 1 1,0-1 0,0 0 0,-1 0 0,1 0 0,-1 0 0,1 0 0,-1 0-1,1-5 1,1-5-17</inkml:trace>
+</inkml:ink>
+</file>
+
+<file path=word/ink/ink5.xml><?xml version="1.0" encoding="utf-8"?>
+<inkml:ink xmlns:inkml="http://www.w3.org/2003/InkML">
+  <inkml:definitions>
+    <inkml:context xml:id="ctx0">
+      <inkml:inkSource xml:id="inkSrc0">
+        <inkml:traceFormat>
+          <inkml:channel name="X" type="integer" min="-2.14748E9" max="2.14748E9" units="cm"/>
+          <inkml:channel name="Y" type="integer" min="-2.14748E9" max="2.14748E9" units="cm"/>
+          <inkml:channel name="F" type="integer" max="32767" units="dev"/>
+        </inkml:traceFormat>
+        <inkml:channelProperties>
+          <inkml:channelProperty channel="X" name="resolution" value="1000" units="1/cm"/>
+          <inkml:channelProperty channel="Y" name="resolution" value="1000" units="1/cm"/>
+          <inkml:channelProperty channel="F" name="resolution" value="0" units="1/dev"/>
+        </inkml:channelProperties>
+      </inkml:inkSource>
+      <inkml:timestamp xml:id="ts0" timeString="2026-04-20T21:15:07.313"/>
+    </inkml:context>
+    <inkml:brush xml:id="br0">
+      <inkml:brushProperty name="width" value="0.035" units="cm"/>
+      <inkml:brushProperty name="height" value="0.035" units="cm"/>
+      <inkml:brushProperty name="color" value="#33CCFF"/>
+    </inkml:brush>
+  </inkml:definitions>
+  <inkml:trace contextRef="#ctx0" brushRef="#br0">14 311 24575,'56'6'0,"-53"-6"0,0 0 0,0 1 0,-1 0 0,1 0 0,0 0 0,0 0 0,-1 0 0,1 0 0,-1 1 0,1-1 0,-1 1 0,1 0 0,-1 0 0,0 0 0,0 0 0,3 4 0,-56-25 0,37 11 0,10 7 0,0-1 0,0 0 0,0 0 0,0 0 0,1 0 0,-1-1 0,1 1 0,-1-1 0,1 0 0,0 0 0,0 0 0,-4-7 0,7 10 0,0-1 0,1 1 0,-1-1 0,0 1 0,1-1 0,-1 1 0,0 0 0,1-1 0,-1 1 0,1-1 0,-1 1 0,1 0 0,-1 0 0,1-1 0,-1 1 0,1 0 0,-1 0 0,1-1 0,-1 1 0,1 0 0,-1 0 0,1 0 0,-1 0 0,1 0 0,-1 0 0,1 0 0,0 0 0,-1 0 0,1 0 0,-1 0 0,1 0 0,-1 0 0,1 1 0,-1-1 0,1 0 0,0 1 0,24 3 0,-15 1 0,0 0 0,0 1 0,-1 0 0,0 1 0,0 0 0,8 8 0,-12-11 0,-1 0 0,0 1 0,0 0 0,-1 0 0,1 0 0,-1 0 0,0 0 0,0 1 0,-1-1 0,1 1 0,-1 0 0,2 8 0,-4-13 0,0-1 0,0 1 0,0-1 0,0 1 0,1-1 0,-1 1 0,0 0 0,0-1 0,0 1 0,0-1 0,0 1 0,0 0 0,0-1 0,-1 1 0,1-1 0,0 1 0,0-1 0,0 1 0,0 0 0,-1-1 0,1 1 0,0-1 0,-1 1 0,1-1 0,0 1 0,-1-1 0,1 0 0,-1 1 0,1-1 0,-1 1 0,1-1 0,-1 0 0,1 1 0,-1-1 0,-21-5 0,-20-21 0,19 14 0,19 10 0,0 1 0,1-1 0,-1 0 0,0 0 0,1 0 0,0 0 0,-1 0 0,1-1 0,0 0 0,0 0 0,0 1 0,-2-5 0,5 6 0,0 1 0,1-1 0,-1 1 0,0-1 0,0 1 0,1 0 0,-1-1 0,0 1 0,1-1 0,-1 1 0,1-1 0,-1 1 0,0 0 0,1-1 0,-1 1 0,1 0 0,-1 0 0,1-1 0,-1 1 0,1 0 0,-1 0 0,1 0 0,0 0 0,-1-1 0,1 1 0,-1 0 0,1 0 0,-1 0 0,1 0 0,-1 0 0,1 0 0,0 1 0,-1-1 0,1 0 0,-1 0 0,1 0 0,-1 0 0,1 1 0,-1-1 0,1 0 0,-1 0 0,1 1 0,-1-1 0,1 1 0,27 10 0,-27-11 0,15 6 0,-13-6 0,0 1 0,0 0 0,0 0 0,0 0 0,-1 1 0,1-1 0,0 1 0,0-1 0,-1 1 0,1 0 0,-1 0 0,0 0 0,4 3 0,-57-24 0,-8-26 0,73 46 0,9 7 0,-17-4 0,1 1 0,-2 0 0,1 0 0,0 0 0,8 12 0,3 2 0,-17-18 0,1 0 0,0-1 0,0 1 0,-1-1 0,1 1 0,0-1 0,0 1 0,0-1 0,0 0 0,0 1 0,0-1 0,0 0 0,0 0 0,0 1 0,0-1 0,0 0 0,0 0 0,0 0 0,0 0 0,0-1 0,0 1 0,0 0 0,0 0 0,0 0 0,0-1 0,0 1 0,0-1 0,0 1 0,-1-1 0,1 1 0,0-1 0,0 1 0,0-1 0,0 0 0,-1 1 0,2-3 0,30-34 0,-21 23 0,23-20 0,0 2 0,53-37 0,-129 137 0,-23 16 0,47-59 0,-31 35 0,49-60 0,0 0 0,0 1 0,0-1 0,0 0 0,0 0 0,0 0 0,0 0 0,0 0 0,0 1 0,0-1 0,0 0 0,0 0 0,0 0 0,0 0 0,0 0 0,-1 0 0,1 0 0,0 1 0,0-1 0,0 0 0,0 0 0,0 0 0,0 0 0,0 0 0,0 0 0,-1 0 0,1 0 0,0 0 0,0 0 0,0 0 0,0 0 0,0 0 0,-1 1 0,1-1 0,0 0 0,0 0 0,0 0 0,0 0 0,0 0 0,0 0 0,-1 0 0,1-1 0,0 1 0,0 0 0,0 0 0,0 0 0,0 0 0,0 0 0,-1 0 0,1 0 0,0 0 0,0 0 0,0 0 0,0 0 0,0 0 0,0 0 0,0-1 0,0 1 0,-1 0 0,1 0 0,0 0 0,0 0 0,0 0 0,2-14 0,10-15 0,51-54 0,45-65 0,-95 121 0,-17 27 0,-11 13 0,-178 179 0,286-265 0,-38 32 0,69-66 0,-111 90 0,-27 22 0,-28 23 0,-67 57 0,65-52 0,-64 61 0,97-84 0,-5 4 0,18-11 0,12-7 0,8-6 0,-1-1 0,0 0 0,-1-2 0,0-1 0,-1 0 0,26-26 0,14-10 0,74-73 0,-121 112 0,-20 15 0,-22 19 0,-202 189 0,222-204 0,17-21 0,22-20 0,18-7 0,52-56 0,-90 87 0,-6 7 0,-1 0 0,1 0 0,-1-1 0,0 1 0,1 0 0,-1-1 0,0 0 0,-1 1 0,1-1 0,0 0 0,-1 0 0,1 0 0,-1 0 0,1-5 0,-2 8 0,0-1 0,-1 1 0,1-1 0,-1 1 0,1 0 0,0-1 0,-1 1 0,1 0 0,-1-1 0,1 1 0,-1 0 0,1 0 0,-1-1 0,1 1 0,-1 0 0,1 0 0,-1 0 0,0 0 0,1 0 0,-1 0 0,1 0 0,-1 0 0,1 0 0,-1 0 0,1 0 0,-1 0 0,0 0 0,1 0 0,-1 0 0,1 1 0,-1-1 0,1 0 0,-1 0 0,1 1 0,-1-1 0,1 0 0,0 1 0,-1-1 0,1 0 0,-1 1 0,-26 16 0,23-14 0,-15 11 0,1 0 0,-28 29 0,9-7 0,36-36 0,1 0 0,0 0 0,0 0 0,0 0 0,0 0 0,0 0 0,-1 0 0,1 0 0,0 1 0,0-1 0,0 0 0,0 0 0,0 0 0,0 0 0,-1 0 0,1 0 0,0 0 0,0 0 0,0 0 0,0 0 0,0 1 0,0-1 0,0 0 0,0 0 0,0 0 0,0 0 0,-1 0 0,1 0 0,0 1 0,0-1 0,0 0 0,0 0 0,0 0 0,0 0 0,0 0 0,0 1 0,0-1 0,0 0 0,0 0 0,0 0 0,0 0 0,0 0 0,0 1 0,0-1 0,0 0 0,1 0 0,-1 0 0,0 0 0,0 0 0,0 0 0,0 1 0,0-1 0,0 0 0,0 0 0,0 0 0,0 0 0,1 0 0,-1 0 0,0 0 0,0 0 0,0 0 0,0 0 0,0 1 0,15-2 0,16-8 0,-10-5 0,0-1 0,21-21 0,-5 5 0,-4-4 0,-29 29 0,1 1 0,0-1 0,0 1 0,0 0 0,1 0 0,9-6 0,28-17-1365,-37 24-5461</inkml:trace>
 </inkml:ink>
 </file>
 
